--- a/README.docx
+++ b/README.docx
@@ -51,6 +51,12 @@
     </w:p>
     <w:sdt>
       <w:sdtPr>
+        <w:rPr>
+          <w:rFonts w:asciiTheme="minorHAnsi" w:eastAsiaTheme="minorEastAsia" w:hAnsiTheme="minorHAnsi" w:cstheme="minorBidi"/>
+          <w:color w:val="auto"/>
+          <w:sz w:val="21"/>
+          <w:szCs w:val="21"/>
+        </w:rPr>
         <w:id w:val="-1018154447"/>
         <w:docPartObj>
           <w:docPartGallery w:val="Table of Contents"/>
@@ -59,12 +65,8 @@
       </w:sdtPr>
       <w:sdtEndPr>
         <w:rPr>
-          <w:rFonts w:asciiTheme="minorHAnsi" w:eastAsiaTheme="minorEastAsia" w:hAnsiTheme="minorHAnsi" w:cstheme="minorBidi"/>
           <w:b/>
           <w:bCs/>
-          <w:color w:val="auto"/>
-          <w:sz w:val="21"/>
-          <w:szCs w:val="21"/>
         </w:rPr>
       </w:sdtEndPr>
       <w:sdtContent>
@@ -2269,7 +2271,13 @@
       </w:r>
       <w:proofErr w:type="spellEnd"/>
       <w:r>
-        <w:t xml:space="preserve"> há dois “níveis” de modelo, documentados em </w:t>
+        <w:t xml:space="preserve"> </w:t>
+      </w:r>
+      <w:r>
+        <w:t>existem</w:t>
+      </w:r>
+      <w:r>
+        <w:t xml:space="preserve"> dois “níveis” de modelo, documentados em </w:t>
       </w:r>
       <w:hyperlink r:id="rId12" w:history="1">
         <w:r>
@@ -2355,15 +2363,7 @@
       </w:r>
       <w:proofErr w:type="spellEnd"/>
       <w:r>
-        <w:t xml:space="preserve">, a implementação é </w:t>
-      </w:r>
-      <w:proofErr w:type="spellStart"/>
-      <w:r>
-        <w:t>vanilla</w:t>
-      </w:r>
-      <w:proofErr w:type="spellEnd"/>
-      <w:r>
-        <w:t xml:space="preserve"> HTML/CSS/JS, sem </w:t>
+        <w:t xml:space="preserve">, a implementação é HTML/CSS/JS, sem </w:t>
       </w:r>
       <w:proofErr w:type="spellStart"/>
       <w:r>
@@ -4885,6 +4885,7 @@
         <w:t>.</w:t>
       </w:r>
     </w:p>
+    <w:p/>
     <w:p>
       <w:pPr>
         <w:pStyle w:val="Ttulo2"/>
@@ -5000,6 +5001,7 @@
         </w:numPr>
       </w:pPr>
       <w:r>
+        <w:lastRenderedPageBreak/>
         <w:t>botão flutuante;</w:t>
       </w:r>
     </w:p>
@@ -5012,7 +5014,6 @@
       </w:pPr>
       <w:proofErr w:type="spellStart"/>
       <w:r>
-        <w:lastRenderedPageBreak/>
         <w:t>chatbox</w:t>
       </w:r>
       <w:proofErr w:type="spellEnd"/>
@@ -5393,6 +5394,7 @@
       </w:pPr>
       <w:proofErr w:type="spellStart"/>
       <w:r>
+        <w:lastRenderedPageBreak/>
         <w:t>human</w:t>
       </w:r>
       <w:proofErr w:type="spellEnd"/>
@@ -10329,6 +10331,7 @@
   <w:style w:type="character" w:default="1" w:styleId="Tipodeletrapredefinidodopargrafo">
     <w:name w:val="Default Paragraph Font"/>
     <w:uiPriority w:val="1"/>
+    <w:semiHidden/>
     <w:unhideWhenUsed/>
   </w:style>
   <w:style w:type="table" w:default="1" w:styleId="Tabelanormal">

--- a/README.docx
+++ b/README.docx
@@ -221,7 +221,13 @@
         </w:rPr>
       </w:pPr>
     </w:p>
-    <w:p/>
+    <w:p>
+      <w:pPr>
+        <w:rPr>
+          <w:lang w:val="pt-PT"/>
+        </w:rPr>
+      </w:pPr>
+    </w:p>
     <w:p>
       <w:pPr>
         <w:pStyle w:val="Ttulo1"/>
@@ -238,6 +244,12 @@
     <w:sdt>
       <w:sdtPr>
         <w:rPr>
+          <w:rFonts w:asciiTheme="minorHAnsi" w:eastAsiaTheme="minorEastAsia" w:hAnsiTheme="minorHAnsi" w:cstheme="minorBidi"/>
+          <w:b w:val="0"/>
+          <w:bCs w:val="0"/>
+          <w:color w:val="auto"/>
+          <w:sz w:val="22"/>
+          <w:szCs w:val="22"/>
           <w:lang w:val="pt-PT"/>
         </w:rPr>
         <w:id w:val="-1986839519"/>
@@ -248,10 +260,6 @@
       </w:sdtPr>
       <w:sdtEndPr>
         <w:rPr>
-          <w:rFonts w:asciiTheme="minorHAnsi" w:eastAsiaTheme="minorEastAsia" w:hAnsiTheme="minorHAnsi" w:cstheme="minorBidi"/>
-          <w:color w:val="auto"/>
-          <w:sz w:val="22"/>
-          <w:szCs w:val="22"/>
           <w:lang w:val="en-US"/>
         </w:rPr>
       </w:sdtEndPr>
@@ -277,6 +285,7 @@
               <w:tab w:val="right" w:leader="dot" w:pos="8630"/>
             </w:tabs>
             <w:rPr>
+              <w:rFonts w:asciiTheme="majorHAnsi" w:hAnsiTheme="majorHAnsi" w:cstheme="majorHAnsi"/>
               <w:noProof/>
             </w:rPr>
           </w:pPr>
@@ -284,12 +293,14 @@
             <w:r>
               <w:rPr>
                 <w:rStyle w:val="Hiperligao"/>
+                <w:rFonts w:asciiTheme="majorHAnsi" w:hAnsiTheme="majorHAnsi" w:cstheme="majorHAnsi"/>
                 <w:noProof/>
               </w:rPr>
               <w:t>Glossário</w:t>
             </w:r>
             <w:r>
               <w:rPr>
+                <w:rFonts w:asciiTheme="majorHAnsi" w:hAnsiTheme="majorHAnsi" w:cstheme="majorHAnsi"/>
                 <w:noProof/>
                 <w:webHidden/>
               </w:rPr>
@@ -297,6 +308,7 @@
             </w:r>
             <w:r>
               <w:rPr>
+                <w:rFonts w:asciiTheme="majorHAnsi" w:hAnsiTheme="majorHAnsi" w:cstheme="majorHAnsi"/>
                 <w:noProof/>
                 <w:webHidden/>
               </w:rPr>
@@ -304,6 +316,7 @@
             </w:r>
             <w:r>
               <w:rPr>
+                <w:rFonts w:asciiTheme="majorHAnsi" w:hAnsiTheme="majorHAnsi" w:cstheme="majorHAnsi"/>
                 <w:noProof/>
                 <w:webHidden/>
               </w:rPr>
@@ -311,12 +324,14 @@
             </w:r>
             <w:r>
               <w:rPr>
+                <w:rFonts w:asciiTheme="majorHAnsi" w:hAnsiTheme="majorHAnsi" w:cstheme="majorHAnsi"/>
                 <w:noProof/>
                 <w:webHidden/>
               </w:rPr>
             </w:r>
             <w:r>
               <w:rPr>
+                <w:rFonts w:asciiTheme="majorHAnsi" w:hAnsiTheme="majorHAnsi" w:cstheme="majorHAnsi"/>
                 <w:noProof/>
                 <w:webHidden/>
               </w:rPr>
@@ -324,6 +339,7 @@
             </w:r>
             <w:r>
               <w:rPr>
+                <w:rFonts w:asciiTheme="majorHAnsi" w:hAnsiTheme="majorHAnsi" w:cstheme="majorHAnsi"/>
                 <w:noProof/>
                 <w:webHidden/>
               </w:rPr>
@@ -331,6 +347,7 @@
             </w:r>
             <w:r>
               <w:rPr>
+                <w:rFonts w:asciiTheme="majorHAnsi" w:hAnsiTheme="majorHAnsi" w:cstheme="majorHAnsi"/>
                 <w:noProof/>
                 <w:webHidden/>
               </w:rPr>
@@ -1548,15 +1565,19 @@
     <w:p>
       <w:pPr>
         <w:pStyle w:val="Ttulo1"/>
+        <w:rPr>
+          <w:lang w:val="pt-PT"/>
+        </w:rPr>
       </w:pPr>
       <w:bookmarkStart w:id="1" w:name="_Toc228198248"/>
-      <w:proofErr w:type="spellStart"/>
-      <w:r>
+      <w:r>
+        <w:rPr>
+          <w:lang w:val="pt-PT"/>
+        </w:rPr>
         <w:lastRenderedPageBreak/>
         <w:t>Glossário</w:t>
       </w:r>
       <w:bookmarkEnd w:id="1"/>
-      <w:proofErr w:type="spellEnd"/>
     </w:p>
     <w:p>
       <w:pPr>
@@ -3076,6 +3097,21 @@
     </w:p>
     <w:p>
       <w:pPr>
+        <w:rPr>
+          <w:rFonts w:asciiTheme="majorHAnsi" w:hAnsiTheme="majorHAnsi" w:cstheme="majorHAnsi"/>
+          <w:lang w:val="pt-PT"/>
+        </w:rPr>
+      </w:pPr>
+      <w:r>
+        <w:rPr>
+          <w:rFonts w:asciiTheme="majorHAnsi" w:hAnsiTheme="majorHAnsi" w:cstheme="majorHAnsi"/>
+          <w:lang w:val="pt-PT"/>
+        </w:rPr>
+        <w:t>Além da robustez de resposta, o projeto evoluiu para suportar também continuidade conversacional orientada, em português e inglês. Isso inclui distinção entre respostas breves e respostas mais detalhadas, interpretação de follow-ups curtos e apresentação de opções clicáveis para reduzir ambiguidade em fluxos mais sensíveis, como o do reconhecimento académico.</w:t>
+      </w:r>
+    </w:p>
+    <w:p>
+      <w:pPr>
         <w:pStyle w:val="Ttulo2"/>
         <w:rPr>
           <w:lang w:val="pt-PT"/>
@@ -3621,6 +3657,204 @@
           <w:rFonts w:asciiTheme="majorHAnsi" w:hAnsiTheme="majorHAnsi" w:cstheme="majorHAnsi"/>
           <w:lang w:val="pt-PT"/>
         </w:rPr>
+        <w:lastRenderedPageBreak/>
+        <w:t xml:space="preserve">Em termos operacionais, o </w:t>
+      </w:r>
+      <w:proofErr w:type="spellStart"/>
+      <w:r>
+        <w:rPr>
+          <w:rFonts w:asciiTheme="majorHAnsi" w:hAnsiTheme="majorHAnsi" w:cstheme="majorHAnsi"/>
+          <w:lang w:val="pt-PT"/>
+        </w:rPr>
+        <w:t>backend</w:t>
+      </w:r>
+      <w:proofErr w:type="spellEnd"/>
+      <w:r>
+        <w:rPr>
+          <w:rFonts w:asciiTheme="majorHAnsi" w:hAnsiTheme="majorHAnsi" w:cstheme="majorHAnsi"/>
+          <w:lang w:val="pt-PT"/>
+        </w:rPr>
+        <w:t xml:space="preserve"> pode ser executado localmente com instalação prévia de dependências e definição explícita do modelo principal do </w:t>
+      </w:r>
+      <w:proofErr w:type="spellStart"/>
+      <w:r>
+        <w:rPr>
+          <w:rFonts w:asciiTheme="majorHAnsi" w:hAnsiTheme="majorHAnsi" w:cstheme="majorHAnsi"/>
+          <w:lang w:val="pt-PT"/>
+        </w:rPr>
+        <w:t>Ollama</w:t>
+      </w:r>
+      <w:proofErr w:type="spellEnd"/>
+      <w:r>
+        <w:rPr>
+          <w:rFonts w:asciiTheme="majorHAnsi" w:hAnsiTheme="majorHAnsi" w:cstheme="majorHAnsi"/>
+          <w:lang w:val="pt-PT"/>
+        </w:rPr>
+        <w:t>.</w:t>
+      </w:r>
+    </w:p>
+    <w:p>
+      <w:pPr>
+        <w:rPr>
+          <w:rFonts w:asciiTheme="majorHAnsi" w:hAnsiTheme="majorHAnsi" w:cstheme="majorHAnsi"/>
+          <w:lang w:val="pt-PT"/>
+        </w:rPr>
+      </w:pPr>
+      <w:proofErr w:type="spellStart"/>
+      <w:r>
+        <w:rPr>
+          <w:rFonts w:asciiTheme="majorHAnsi" w:hAnsiTheme="majorHAnsi" w:cstheme="majorHAnsi"/>
+          <w:lang w:val="pt-PT"/>
+        </w:rPr>
+        <w:t>npm</w:t>
+      </w:r>
+      <w:proofErr w:type="spellEnd"/>
+      <w:r>
+        <w:rPr>
+          <w:rFonts w:asciiTheme="majorHAnsi" w:hAnsiTheme="majorHAnsi" w:cstheme="majorHAnsi"/>
+          <w:lang w:val="pt-PT"/>
+        </w:rPr>
+        <w:t xml:space="preserve"> </w:t>
+      </w:r>
+      <w:proofErr w:type="spellStart"/>
+      <w:r>
+        <w:rPr>
+          <w:rFonts w:asciiTheme="majorHAnsi" w:hAnsiTheme="majorHAnsi" w:cstheme="majorHAnsi"/>
+          <w:lang w:val="pt-PT"/>
+        </w:rPr>
+        <w:t>install</w:t>
+      </w:r>
+      <w:proofErr w:type="spellEnd"/>
+    </w:p>
+    <w:p>
+      <w:pPr>
+        <w:rPr>
+          <w:rFonts w:asciiTheme="majorHAnsi" w:hAnsiTheme="majorHAnsi" w:cstheme="majorHAnsi"/>
+          <w:lang w:val="pt-PT"/>
+        </w:rPr>
+      </w:pPr>
+      <w:r>
+        <w:rPr>
+          <w:rFonts w:asciiTheme="majorHAnsi" w:hAnsiTheme="majorHAnsi" w:cstheme="majorHAnsi"/>
+          <w:lang w:val="pt-PT"/>
+        </w:rPr>
+        <w:t>$</w:t>
+      </w:r>
+      <w:proofErr w:type="spellStart"/>
+      <w:proofErr w:type="gramStart"/>
+      <w:r>
+        <w:rPr>
+          <w:rFonts w:asciiTheme="majorHAnsi" w:hAnsiTheme="majorHAnsi" w:cstheme="majorHAnsi"/>
+          <w:lang w:val="pt-PT"/>
+        </w:rPr>
+        <w:t>env:OLLAMA</w:t>
+      </w:r>
+      <w:proofErr w:type="gramEnd"/>
+      <w:r>
+        <w:rPr>
+          <w:rFonts w:asciiTheme="majorHAnsi" w:hAnsiTheme="majorHAnsi" w:cstheme="majorHAnsi"/>
+          <w:lang w:val="pt-PT"/>
+        </w:rPr>
+        <w:t>_MODEL</w:t>
+      </w:r>
+      <w:proofErr w:type="spellEnd"/>
+      <w:r>
+        <w:rPr>
+          <w:rFonts w:asciiTheme="majorHAnsi" w:hAnsiTheme="majorHAnsi" w:cstheme="majorHAnsi"/>
+          <w:lang w:val="pt-PT"/>
+        </w:rPr>
+        <w:t xml:space="preserve"> = "mistral"</w:t>
+      </w:r>
+    </w:p>
+    <w:p>
+      <w:pPr>
+        <w:rPr>
+          <w:rFonts w:asciiTheme="majorHAnsi" w:hAnsiTheme="majorHAnsi" w:cstheme="majorHAnsi"/>
+          <w:lang w:val="pt-PT"/>
+        </w:rPr>
+      </w:pPr>
+      <w:r>
+        <w:rPr>
+          <w:rFonts w:asciiTheme="majorHAnsi" w:hAnsiTheme="majorHAnsi" w:cstheme="majorHAnsi"/>
+          <w:lang w:val="pt-PT"/>
+        </w:rPr>
+        <w:t>node nova-bot-server.js</w:t>
+      </w:r>
+    </w:p>
+    <w:p>
+      <w:pPr>
+        <w:rPr>
+          <w:rFonts w:asciiTheme="majorHAnsi" w:hAnsiTheme="majorHAnsi" w:cstheme="majorHAnsi"/>
+          <w:lang w:val="pt-PT"/>
+        </w:rPr>
+      </w:pPr>
+      <w:r>
+        <w:rPr>
+          <w:rFonts w:asciiTheme="majorHAnsi" w:hAnsiTheme="majorHAnsi" w:cstheme="majorHAnsi"/>
+          <w:lang w:val="pt-PT"/>
+        </w:rPr>
+        <w:t xml:space="preserve">Para </w:t>
+      </w:r>
+      <w:proofErr w:type="spellStart"/>
+      <w:r>
+        <w:rPr>
+          <w:rFonts w:asciiTheme="majorHAnsi" w:hAnsiTheme="majorHAnsi" w:cstheme="majorHAnsi"/>
+          <w:lang w:val="pt-PT"/>
+        </w:rPr>
+        <w:t>debugging</w:t>
+      </w:r>
+      <w:proofErr w:type="spellEnd"/>
+      <w:r>
+        <w:rPr>
+          <w:rFonts w:asciiTheme="majorHAnsi" w:hAnsiTheme="majorHAnsi" w:cstheme="majorHAnsi"/>
+          <w:lang w:val="pt-PT"/>
+        </w:rPr>
+        <w:t xml:space="preserve"> local, existe também um </w:t>
+      </w:r>
+      <w:proofErr w:type="spellStart"/>
+      <w:r>
+        <w:rPr>
+          <w:rFonts w:asciiTheme="majorHAnsi" w:hAnsiTheme="majorHAnsi" w:cstheme="majorHAnsi"/>
+          <w:lang w:val="pt-PT"/>
+        </w:rPr>
+        <w:t>helper</w:t>
+      </w:r>
+      <w:proofErr w:type="spellEnd"/>
+      <w:r>
+        <w:rPr>
+          <w:rFonts w:asciiTheme="majorHAnsi" w:hAnsiTheme="majorHAnsi" w:cstheme="majorHAnsi"/>
+          <w:lang w:val="pt-PT"/>
+        </w:rPr>
+        <w:t xml:space="preserve"> de arranque com log temporário automático:</w:t>
+      </w:r>
+    </w:p>
+    <w:p>
+      <w:pPr>
+        <w:rPr>
+          <w:rFonts w:asciiTheme="majorHAnsi" w:hAnsiTheme="majorHAnsi" w:cstheme="majorHAnsi"/>
+          <w:lang w:val="pt-PT"/>
+        </w:rPr>
+      </w:pPr>
+      <w:r>
+        <w:rPr>
+          <w:rFonts w:asciiTheme="majorHAnsi" w:hAnsiTheme="majorHAnsi" w:cstheme="majorHAnsi"/>
+          <w:lang w:val="pt-PT"/>
+        </w:rPr>
+        <w:t>.\run-server-temp-log.cmd</w:t>
+      </w:r>
+    </w:p>
+    <w:p>
+      <w:pPr>
+        <w:rPr>
+          <w:rFonts w:asciiTheme="majorHAnsi" w:hAnsiTheme="majorHAnsi" w:cstheme="majorHAnsi"/>
+          <w:lang w:val="pt-PT"/>
+        </w:rPr>
+      </w:pPr>
+      <w:r>
+        <w:rPr>
+          <w:rFonts w:asciiTheme="majorHAnsi" w:hAnsiTheme="majorHAnsi" w:cstheme="majorHAnsi"/>
+          <w:lang w:val="pt-PT"/>
+        </w:rPr>
         <w:t>O pipeline de resposta, em termos práticos, é este:</w:t>
       </w:r>
     </w:p>
@@ -3749,41 +3983,1033 @@
           <w:rFonts w:asciiTheme="majorHAnsi" w:hAnsiTheme="majorHAnsi" w:cstheme="majorHAnsi"/>
           <w:lang w:val="pt-PT"/>
         </w:rPr>
+        <w:t xml:space="preserve">Esse contexto é enviado ao </w:t>
+      </w:r>
+      <w:proofErr w:type="spellStart"/>
+      <w:r>
+        <w:rPr>
+          <w:rFonts w:asciiTheme="majorHAnsi" w:hAnsiTheme="majorHAnsi" w:cstheme="majorHAnsi"/>
+          <w:lang w:val="pt-PT"/>
+        </w:rPr>
+        <w:t>Ollama</w:t>
+      </w:r>
+      <w:proofErr w:type="spellEnd"/>
+      <w:r>
+        <w:rPr>
+          <w:rFonts w:asciiTheme="majorHAnsi" w:hAnsiTheme="majorHAnsi" w:cstheme="majorHAnsi"/>
+          <w:lang w:val="pt-PT"/>
+        </w:rPr>
+        <w:t xml:space="preserve"> com instruções para devolver uma resposta estruturada.</w:t>
+      </w:r>
+    </w:p>
+    <w:p>
+      <w:pPr>
+        <w:pStyle w:val="Listanumerada"/>
+        <w:rPr>
+          <w:rFonts w:asciiTheme="majorHAnsi" w:hAnsiTheme="majorHAnsi" w:cstheme="majorHAnsi"/>
+          <w:lang w:val="pt-PT"/>
+        </w:rPr>
+      </w:pPr>
+      <w:r>
+        <w:rPr>
+          <w:rFonts w:asciiTheme="majorHAnsi" w:hAnsiTheme="majorHAnsi" w:cstheme="majorHAnsi"/>
+          <w:lang w:val="pt-PT"/>
+        </w:rPr>
+        <w:t xml:space="preserve">A resposta do LLM é validada. Se falhar, entra uma cadeia de </w:t>
+      </w:r>
+      <w:proofErr w:type="spellStart"/>
+      <w:r>
+        <w:rPr>
+          <w:rFonts w:asciiTheme="majorHAnsi" w:hAnsiTheme="majorHAnsi" w:cstheme="majorHAnsi"/>
+          <w:lang w:val="pt-PT"/>
+        </w:rPr>
+        <w:t>fallbacks</w:t>
+      </w:r>
+      <w:proofErr w:type="spellEnd"/>
+      <w:r>
+        <w:rPr>
+          <w:rFonts w:asciiTheme="majorHAnsi" w:hAnsiTheme="majorHAnsi" w:cstheme="majorHAnsi"/>
+          <w:lang w:val="pt-PT"/>
+        </w:rPr>
+        <w:t xml:space="preserve"> determinísticos ou extrativos.</w:t>
+      </w:r>
+    </w:p>
+    <w:p>
+      <w:pPr>
+        <w:rPr>
+          <w:rFonts w:asciiTheme="majorHAnsi" w:hAnsiTheme="majorHAnsi" w:cstheme="majorHAnsi"/>
+          <w:lang w:val="pt-PT"/>
+        </w:rPr>
+      </w:pPr>
+      <w:r>
+        <w:rPr>
+          <w:rFonts w:asciiTheme="majorHAnsi" w:hAnsiTheme="majorHAnsi" w:cstheme="majorHAnsi"/>
+          <w:lang w:val="pt-PT"/>
+        </w:rPr>
+        <w:t xml:space="preserve">Na prática, este pipeline inclui hoje mecanismos adicionais de contexto, nomeadamente memória de tema e intenção, estados pendentes de continuação, reformulação de follow-ups curtos e encaminhamento de ações clicáveis para perguntas canónicas. Isto faz do projeto um sistema do tipo RAG com </w:t>
+      </w:r>
+      <w:proofErr w:type="spellStart"/>
+      <w:r>
+        <w:rPr>
+          <w:rFonts w:asciiTheme="majorHAnsi" w:hAnsiTheme="majorHAnsi" w:cstheme="majorHAnsi"/>
+          <w:lang w:val="pt-PT"/>
+        </w:rPr>
+        <w:t>guardrails</w:t>
+      </w:r>
+      <w:proofErr w:type="spellEnd"/>
+      <w:r>
+        <w:rPr>
+          <w:rFonts w:asciiTheme="majorHAnsi" w:hAnsiTheme="majorHAnsi" w:cstheme="majorHAnsi"/>
+          <w:lang w:val="pt-PT"/>
+        </w:rPr>
+        <w:t>, mas também com lógica conversacional explícita e roteamento de domínio.</w:t>
+      </w:r>
+    </w:p>
+    <w:p>
+      <w:pPr>
+        <w:pStyle w:val="Ttulo2"/>
+        <w:rPr>
+          <w:lang w:val="pt-PT"/>
+        </w:rPr>
+      </w:pPr>
+      <w:bookmarkStart w:id="5" w:name="_Toc228198252"/>
+      <w:r>
+        <w:rPr>
+          <w:lang w:val="pt-PT"/>
+        </w:rPr>
+        <w:t>Base de Conhecimento</w:t>
+      </w:r>
+      <w:bookmarkEnd w:id="5"/>
+    </w:p>
+    <w:p>
+      <w:pPr>
+        <w:rPr>
+          <w:rFonts w:asciiTheme="majorHAnsi" w:hAnsiTheme="majorHAnsi" w:cstheme="majorHAnsi"/>
+          <w:lang w:val="pt-PT"/>
+        </w:rPr>
+      </w:pPr>
+      <w:r>
+        <w:rPr>
+          <w:rFonts w:asciiTheme="majorHAnsi" w:hAnsiTheme="majorHAnsi" w:cstheme="majorHAnsi"/>
+          <w:lang w:val="pt-PT"/>
+        </w:rPr>
+        <w:t>A base de conhecimento atual está dividida em duas grandes camadas.</w:t>
+      </w:r>
+    </w:p>
+    <w:p>
+      <w:pPr>
+        <w:rPr>
+          <w:rFonts w:asciiTheme="majorHAnsi" w:hAnsiTheme="majorHAnsi" w:cstheme="majorHAnsi"/>
+          <w:lang w:val="pt-PT"/>
+        </w:rPr>
+      </w:pPr>
+      <w:r>
+        <w:rPr>
+          <w:rFonts w:asciiTheme="majorHAnsi" w:hAnsiTheme="majorHAnsi" w:cstheme="majorHAnsi"/>
+          <w:lang w:val="pt-PT"/>
+        </w:rPr>
+        <w:t xml:space="preserve">A primeira é </w:t>
+      </w:r>
+      <w:proofErr w:type="gramStart"/>
+      <w:r>
+        <w:rPr>
+          <w:rFonts w:asciiTheme="majorHAnsi" w:hAnsiTheme="majorHAnsi" w:cstheme="majorHAnsi"/>
+          <w:lang w:val="pt-PT"/>
+        </w:rPr>
+        <w:t>conteúdo</w:t>
+      </w:r>
+      <w:proofErr w:type="gramEnd"/>
+      <w:r>
+        <w:rPr>
+          <w:rFonts w:asciiTheme="majorHAnsi" w:hAnsiTheme="majorHAnsi" w:cstheme="majorHAnsi"/>
+          <w:lang w:val="pt-PT"/>
+        </w:rPr>
+        <w:t xml:space="preserve"> curado, mantido manualmente em JSON:</w:t>
+      </w:r>
+    </w:p>
+    <w:p>
+      <w:pPr>
+        <w:pStyle w:val="Listacommarcas"/>
+        <w:rPr>
+          <w:rFonts w:asciiTheme="majorHAnsi" w:hAnsiTheme="majorHAnsi" w:cstheme="majorHAnsi"/>
+        </w:rPr>
+      </w:pPr>
+      <w:r>
+        <w:rPr>
+          <w:rFonts w:asciiTheme="majorHAnsi" w:hAnsiTheme="majorHAnsi" w:cstheme="majorHAnsi"/>
+        </w:rPr>
+        <w:t>recognition-</w:t>
+      </w:r>
+      <w:proofErr w:type="spellStart"/>
+      <w:proofErr w:type="gramStart"/>
+      <w:r>
+        <w:rPr>
+          <w:rFonts w:asciiTheme="majorHAnsi" w:hAnsiTheme="majorHAnsi" w:cstheme="majorHAnsi"/>
+        </w:rPr>
+        <w:t>content.json</w:t>
+      </w:r>
+      <w:proofErr w:type="spellEnd"/>
+      <w:proofErr w:type="gramEnd"/>
+    </w:p>
+    <w:p>
+      <w:pPr>
+        <w:pStyle w:val="Listacommarcas"/>
+        <w:rPr>
+          <w:rFonts w:asciiTheme="majorHAnsi" w:hAnsiTheme="majorHAnsi" w:cstheme="majorHAnsi"/>
+        </w:rPr>
+      </w:pPr>
+      <w:r>
+        <w:rPr>
+          <w:rFonts w:asciiTheme="majorHAnsi" w:hAnsiTheme="majorHAnsi" w:cstheme="majorHAnsi"/>
+        </w:rPr>
+        <w:t>equality-inclusion-content.json</w:t>
+      </w:r>
+    </w:p>
+    <w:p>
+      <w:pPr>
+        <w:rPr>
+          <w:rFonts w:asciiTheme="majorHAnsi" w:hAnsiTheme="majorHAnsi" w:cstheme="majorHAnsi"/>
+        </w:rPr>
+      </w:pPr>
+      <w:r>
+        <w:rPr>
+          <w:rFonts w:asciiTheme="majorHAnsi" w:hAnsiTheme="majorHAnsi" w:cstheme="majorHAnsi"/>
+          <w:lang w:val="pt-PT"/>
+        </w:rPr>
+        <w:t xml:space="preserve">Esta camada serve temas onde queremos estabilidade máxima, linguagem institucional controlada e respostas rigorosas e previsíveis. </w:t>
+      </w:r>
+      <w:r>
+        <w:rPr>
+          <w:rFonts w:asciiTheme="majorHAnsi" w:hAnsiTheme="majorHAnsi" w:cstheme="majorHAnsi"/>
+        </w:rPr>
+        <w:t xml:space="preserve">É </w:t>
+      </w:r>
+      <w:proofErr w:type="spellStart"/>
+      <w:r>
+        <w:rPr>
+          <w:rFonts w:asciiTheme="majorHAnsi" w:hAnsiTheme="majorHAnsi" w:cstheme="majorHAnsi"/>
+        </w:rPr>
+        <w:t>particularmente</w:t>
+      </w:r>
+      <w:proofErr w:type="spellEnd"/>
+      <w:r>
+        <w:rPr>
+          <w:rFonts w:asciiTheme="majorHAnsi" w:hAnsiTheme="majorHAnsi" w:cstheme="majorHAnsi"/>
+        </w:rPr>
+        <w:t xml:space="preserve"> forte </w:t>
+      </w:r>
+      <w:proofErr w:type="spellStart"/>
+      <w:r>
+        <w:rPr>
+          <w:rFonts w:asciiTheme="majorHAnsi" w:hAnsiTheme="majorHAnsi" w:cstheme="majorHAnsi"/>
+        </w:rPr>
+        <w:t>em</w:t>
+      </w:r>
+      <w:proofErr w:type="spellEnd"/>
+      <w:r>
+        <w:rPr>
+          <w:rFonts w:asciiTheme="majorHAnsi" w:hAnsiTheme="majorHAnsi" w:cstheme="majorHAnsi"/>
+        </w:rPr>
+        <w:t>:</w:t>
+      </w:r>
+    </w:p>
+    <w:p>
+      <w:pPr>
+        <w:pStyle w:val="Listacommarcas"/>
+        <w:rPr>
+          <w:rFonts w:asciiTheme="majorHAnsi" w:hAnsiTheme="majorHAnsi" w:cstheme="majorHAnsi"/>
+          <w:lang w:val="pt-PT"/>
+        </w:rPr>
+      </w:pPr>
+      <w:r>
+        <w:rPr>
+          <w:rFonts w:asciiTheme="majorHAnsi" w:hAnsiTheme="majorHAnsi" w:cstheme="majorHAnsi"/>
+          <w:lang w:val="pt-PT"/>
+        </w:rPr>
+        <w:t>Reconhecimento académico e seus subtópicos.</w:t>
+      </w:r>
+    </w:p>
+    <w:p>
+      <w:pPr>
+        <w:pStyle w:val="Listacommarcas"/>
+        <w:rPr>
+          <w:rFonts w:asciiTheme="majorHAnsi" w:hAnsiTheme="majorHAnsi" w:cstheme="majorHAnsi"/>
+          <w:lang w:val="pt-PT"/>
+        </w:rPr>
+      </w:pPr>
+      <w:r>
+        <w:rPr>
+          <w:rFonts w:asciiTheme="majorHAnsi" w:hAnsiTheme="majorHAnsi" w:cstheme="majorHAnsi"/>
+          <w:lang w:val="pt-PT"/>
+        </w:rPr>
+        <w:t>Igualdade e inclusão e seus subtópicos.</w:t>
+      </w:r>
+    </w:p>
+    <w:p>
+      <w:pPr>
+        <w:pStyle w:val="Listacommarcas"/>
+        <w:rPr>
+          <w:rFonts w:asciiTheme="majorHAnsi" w:hAnsiTheme="majorHAnsi" w:cstheme="majorHAnsi"/>
+          <w:lang w:val="pt-PT"/>
+        </w:rPr>
+      </w:pPr>
+      <w:r>
+        <w:rPr>
+          <w:rFonts w:asciiTheme="majorHAnsi" w:hAnsiTheme="majorHAnsi" w:cstheme="majorHAnsi"/>
+          <w:lang w:val="pt-PT"/>
+        </w:rPr>
+        <w:t>Contactos, horários, alojamento e outros links oficiais.</w:t>
+      </w:r>
+    </w:p>
+    <w:p>
+      <w:pPr>
+        <w:rPr>
+          <w:rFonts w:asciiTheme="majorHAnsi" w:hAnsiTheme="majorHAnsi" w:cstheme="majorHAnsi"/>
+          <w:lang w:val="pt-PT"/>
+        </w:rPr>
+      </w:pPr>
+      <w:r>
+        <w:rPr>
+          <w:rFonts w:asciiTheme="majorHAnsi" w:hAnsiTheme="majorHAnsi" w:cstheme="majorHAnsi"/>
+          <w:lang w:val="pt-PT"/>
+        </w:rPr>
+        <w:t xml:space="preserve">A segunda é </w:t>
+      </w:r>
+      <w:proofErr w:type="gramStart"/>
+      <w:r>
+        <w:rPr>
+          <w:rFonts w:asciiTheme="majorHAnsi" w:hAnsiTheme="majorHAnsi" w:cstheme="majorHAnsi"/>
+          <w:lang w:val="pt-PT"/>
+        </w:rPr>
+        <w:t>conteúdo</w:t>
+      </w:r>
+      <w:proofErr w:type="gramEnd"/>
+      <w:r>
+        <w:rPr>
+          <w:rFonts w:asciiTheme="majorHAnsi" w:hAnsiTheme="majorHAnsi" w:cstheme="majorHAnsi"/>
+          <w:lang w:val="pt-PT"/>
+        </w:rPr>
+        <w:t xml:space="preserve"> documental indexado em </w:t>
+      </w:r>
+      <w:proofErr w:type="spellStart"/>
+      <w:r>
+        <w:rPr>
+          <w:rFonts w:asciiTheme="majorHAnsi" w:hAnsiTheme="majorHAnsi" w:cstheme="majorHAnsi"/>
+          <w:lang w:val="pt-PT"/>
+        </w:rPr>
+        <w:t>embeddings</w:t>
+      </w:r>
+      <w:proofErr w:type="spellEnd"/>
+      <w:r>
+        <w:rPr>
+          <w:rFonts w:asciiTheme="majorHAnsi" w:hAnsiTheme="majorHAnsi" w:cstheme="majorHAnsi"/>
+          <w:lang w:val="pt-PT"/>
+        </w:rPr>
+        <w:t>:</w:t>
+      </w:r>
+    </w:p>
+    <w:p>
+      <w:pPr>
+        <w:pStyle w:val="Listacommarcas"/>
+        <w:rPr>
+          <w:rFonts w:asciiTheme="majorHAnsi" w:hAnsiTheme="majorHAnsi" w:cstheme="majorHAnsi"/>
+        </w:rPr>
+      </w:pPr>
+      <w:r>
+        <w:rPr>
+          <w:rFonts w:asciiTheme="majorHAnsi" w:hAnsiTheme="majorHAnsi" w:cstheme="majorHAnsi"/>
+        </w:rPr>
         <w:lastRenderedPageBreak/>
-        <w:t xml:space="preserve">Esse contexto é enviado ao </w:t>
-      </w:r>
-      <w:proofErr w:type="spellStart"/>
-      <w:r>
-        <w:rPr>
-          <w:rFonts w:asciiTheme="majorHAnsi" w:hAnsiTheme="majorHAnsi" w:cstheme="majorHAnsi"/>
-          <w:lang w:val="pt-PT"/>
-        </w:rPr>
-        <w:t>Ollama</w:t>
-      </w:r>
-      <w:proofErr w:type="spellEnd"/>
-      <w:r>
-        <w:rPr>
-          <w:rFonts w:asciiTheme="majorHAnsi" w:hAnsiTheme="majorHAnsi" w:cstheme="majorHAnsi"/>
-          <w:lang w:val="pt-PT"/>
-        </w:rPr>
-        <w:t xml:space="preserve"> com instruções para devolver uma resposta estruturada.</w:t>
-      </w:r>
-    </w:p>
-    <w:p>
-      <w:pPr>
-        <w:pStyle w:val="Listanumerada"/>
-        <w:rPr>
-          <w:rFonts w:asciiTheme="majorHAnsi" w:hAnsiTheme="majorHAnsi" w:cstheme="majorHAnsi"/>
-          <w:lang w:val="pt-PT"/>
-        </w:rPr>
-      </w:pPr>
-      <w:r>
-        <w:rPr>
-          <w:rFonts w:asciiTheme="majorHAnsi" w:hAnsiTheme="majorHAnsi" w:cstheme="majorHAnsi"/>
-          <w:lang w:val="pt-PT"/>
-        </w:rPr>
-        <w:t xml:space="preserve">A resposta do LLM é validada. Se falhar, entra uma cadeia de </w:t>
-      </w:r>
+        <w:t xml:space="preserve">PDFs, </w:t>
+      </w:r>
+      <w:proofErr w:type="spellStart"/>
+      <w:r>
+        <w:rPr>
+          <w:rFonts w:asciiTheme="majorHAnsi" w:hAnsiTheme="majorHAnsi" w:cstheme="majorHAnsi"/>
+        </w:rPr>
+        <w:t>situados</w:t>
+      </w:r>
+      <w:proofErr w:type="spellEnd"/>
+      <w:r>
+        <w:rPr>
+          <w:rFonts w:asciiTheme="majorHAnsi" w:hAnsiTheme="majorHAnsi" w:cstheme="majorHAnsi"/>
+        </w:rPr>
+        <w:t xml:space="preserve"> </w:t>
+      </w:r>
+      <w:proofErr w:type="spellStart"/>
+      <w:r>
+        <w:rPr>
+          <w:rFonts w:asciiTheme="majorHAnsi" w:hAnsiTheme="majorHAnsi" w:cstheme="majorHAnsi"/>
+        </w:rPr>
+        <w:t>em</w:t>
+      </w:r>
+      <w:proofErr w:type="spellEnd"/>
+      <w:r>
+        <w:rPr>
+          <w:rFonts w:asciiTheme="majorHAnsi" w:hAnsiTheme="majorHAnsi" w:cstheme="majorHAnsi"/>
+        </w:rPr>
+        <w:t xml:space="preserve"> docs.</w:t>
+      </w:r>
+    </w:p>
+    <w:p>
+      <w:pPr>
+        <w:pStyle w:val="Listacommarcas"/>
+        <w:rPr>
+          <w:rFonts w:asciiTheme="majorHAnsi" w:hAnsiTheme="majorHAnsi" w:cstheme="majorHAnsi"/>
+          <w:lang w:val="pt-PT"/>
+        </w:rPr>
+      </w:pPr>
+      <w:r>
+        <w:rPr>
+          <w:rFonts w:asciiTheme="majorHAnsi" w:hAnsiTheme="majorHAnsi" w:cstheme="majorHAnsi"/>
+          <w:lang w:val="pt-PT"/>
+        </w:rPr>
+        <w:t xml:space="preserve">Índices, situados em </w:t>
+      </w:r>
+      <w:proofErr w:type="spellStart"/>
+      <w:r>
+        <w:rPr>
+          <w:rFonts w:asciiTheme="majorHAnsi" w:hAnsiTheme="majorHAnsi" w:cstheme="majorHAnsi"/>
+          <w:lang w:val="pt-PT"/>
+        </w:rPr>
+        <w:t>index_docs</w:t>
+      </w:r>
+      <w:proofErr w:type="spellEnd"/>
+      <w:r>
+        <w:rPr>
+          <w:rFonts w:asciiTheme="majorHAnsi" w:hAnsiTheme="majorHAnsi" w:cstheme="majorHAnsi"/>
+          <w:lang w:val="pt-PT"/>
+        </w:rPr>
+        <w:t>.</w:t>
+      </w:r>
+    </w:p>
+    <w:p>
+      <w:pPr>
+        <w:rPr>
+          <w:rFonts w:asciiTheme="majorHAnsi" w:hAnsiTheme="majorHAnsi" w:cstheme="majorHAnsi"/>
+          <w:lang w:val="pt-PT"/>
+        </w:rPr>
+      </w:pPr>
+      <w:r>
+        <w:rPr>
+          <w:rFonts w:asciiTheme="majorHAnsi" w:hAnsiTheme="majorHAnsi" w:cstheme="majorHAnsi"/>
+          <w:lang w:val="pt-PT"/>
+        </w:rPr>
+        <w:t xml:space="preserve">A indexação é feita pelo script </w:t>
+      </w:r>
+      <w:proofErr w:type="spellStart"/>
+      <w:r>
+        <w:rPr>
+          <w:rFonts w:asciiTheme="majorHAnsi" w:hAnsiTheme="majorHAnsi" w:cstheme="majorHAnsi"/>
+          <w:lang w:val="pt-PT"/>
+        </w:rPr>
+        <w:t>indexdocs.mjs</w:t>
+      </w:r>
+      <w:proofErr w:type="spellEnd"/>
+      <w:r>
+        <w:rPr>
+          <w:rFonts w:asciiTheme="majorHAnsi" w:hAnsiTheme="majorHAnsi" w:cstheme="majorHAnsi"/>
+          <w:lang w:val="pt-PT"/>
+        </w:rPr>
+        <w:t>. Esse script:</w:t>
+      </w:r>
+    </w:p>
+    <w:p>
+      <w:pPr>
+        <w:rPr>
+          <w:rFonts w:asciiTheme="majorHAnsi" w:hAnsiTheme="majorHAnsi" w:cstheme="majorHAnsi"/>
+          <w:lang w:val="pt-PT"/>
+        </w:rPr>
+      </w:pPr>
+      <w:r>
+        <w:rPr>
+          <w:rFonts w:asciiTheme="majorHAnsi" w:hAnsiTheme="majorHAnsi" w:cstheme="majorHAnsi"/>
+          <w:lang w:val="pt-PT"/>
+        </w:rPr>
+        <w:t>A reconstrução dos índices documentais pode ser desencadeada manualmente através do comando:</w:t>
+      </w:r>
+    </w:p>
+    <w:p>
+      <w:pPr>
+        <w:rPr>
+          <w:rFonts w:asciiTheme="majorHAnsi" w:hAnsiTheme="majorHAnsi" w:cstheme="majorHAnsi"/>
+        </w:rPr>
+      </w:pPr>
+      <w:proofErr w:type="spellStart"/>
+      <w:r>
+        <w:rPr>
+          <w:rFonts w:asciiTheme="majorHAnsi" w:hAnsiTheme="majorHAnsi" w:cstheme="majorHAnsi"/>
+        </w:rPr>
+        <w:t>npm</w:t>
+      </w:r>
+      <w:proofErr w:type="spellEnd"/>
+      <w:r>
+        <w:rPr>
+          <w:rFonts w:asciiTheme="majorHAnsi" w:hAnsiTheme="majorHAnsi" w:cstheme="majorHAnsi"/>
+        </w:rPr>
+        <w:t xml:space="preserve"> run index</w:t>
+      </w:r>
+    </w:p>
+    <w:p>
+      <w:pPr>
+        <w:pStyle w:val="Listacommarcas"/>
+        <w:rPr>
+          <w:rFonts w:asciiTheme="majorHAnsi" w:hAnsiTheme="majorHAnsi" w:cstheme="majorHAnsi"/>
+        </w:rPr>
+      </w:pPr>
+      <w:proofErr w:type="spellStart"/>
+      <w:r>
+        <w:rPr>
+          <w:rFonts w:asciiTheme="majorHAnsi" w:hAnsiTheme="majorHAnsi" w:cstheme="majorHAnsi"/>
+        </w:rPr>
+        <w:t>percorre</w:t>
+      </w:r>
+      <w:proofErr w:type="spellEnd"/>
+      <w:r>
+        <w:rPr>
+          <w:rFonts w:asciiTheme="majorHAnsi" w:hAnsiTheme="majorHAnsi" w:cstheme="majorHAnsi"/>
+        </w:rPr>
+        <w:t xml:space="preserve"> </w:t>
+      </w:r>
+      <w:proofErr w:type="spellStart"/>
+      <w:r>
+        <w:rPr>
+          <w:rFonts w:asciiTheme="majorHAnsi" w:hAnsiTheme="majorHAnsi" w:cstheme="majorHAnsi"/>
+        </w:rPr>
+        <w:t>os</w:t>
+      </w:r>
+      <w:proofErr w:type="spellEnd"/>
+      <w:r>
+        <w:rPr>
+          <w:rFonts w:asciiTheme="majorHAnsi" w:hAnsiTheme="majorHAnsi" w:cstheme="majorHAnsi"/>
+        </w:rPr>
+        <w:t xml:space="preserve"> PDFs </w:t>
+      </w:r>
+      <w:proofErr w:type="spellStart"/>
+      <w:r>
+        <w:rPr>
+          <w:rFonts w:asciiTheme="majorHAnsi" w:hAnsiTheme="majorHAnsi" w:cstheme="majorHAnsi"/>
+        </w:rPr>
+        <w:t>recursivamente</w:t>
+      </w:r>
+      <w:proofErr w:type="spellEnd"/>
+      <w:r>
+        <w:rPr>
+          <w:rFonts w:asciiTheme="majorHAnsi" w:hAnsiTheme="majorHAnsi" w:cstheme="majorHAnsi"/>
+        </w:rPr>
+        <w:t>;</w:t>
+      </w:r>
+    </w:p>
+    <w:p>
+      <w:pPr>
+        <w:pStyle w:val="Listacommarcas"/>
+        <w:rPr>
+          <w:rFonts w:asciiTheme="majorHAnsi" w:hAnsiTheme="majorHAnsi" w:cstheme="majorHAnsi"/>
+          <w:lang w:val="pt-PT"/>
+        </w:rPr>
+      </w:pPr>
+      <w:r>
+        <w:rPr>
+          <w:rFonts w:asciiTheme="majorHAnsi" w:hAnsiTheme="majorHAnsi" w:cstheme="majorHAnsi"/>
+          <w:lang w:val="pt-PT"/>
+        </w:rPr>
+        <w:t>extrai o texto presente, por página;</w:t>
+      </w:r>
+    </w:p>
+    <w:p>
+      <w:pPr>
+        <w:pStyle w:val="Listacommarcas"/>
+        <w:rPr>
+          <w:rFonts w:asciiTheme="majorHAnsi" w:hAnsiTheme="majorHAnsi" w:cstheme="majorHAnsi"/>
+        </w:rPr>
+      </w:pPr>
+      <w:proofErr w:type="spellStart"/>
+      <w:r>
+        <w:rPr>
+          <w:rFonts w:asciiTheme="majorHAnsi" w:hAnsiTheme="majorHAnsi" w:cstheme="majorHAnsi"/>
+        </w:rPr>
+        <w:t>extrai</w:t>
+      </w:r>
+      <w:proofErr w:type="spellEnd"/>
+      <w:r>
+        <w:rPr>
+          <w:rFonts w:asciiTheme="majorHAnsi" w:hAnsiTheme="majorHAnsi" w:cstheme="majorHAnsi"/>
+        </w:rPr>
+        <w:t xml:space="preserve"> hyperlinks, </w:t>
+      </w:r>
+      <w:proofErr w:type="spellStart"/>
+      <w:r>
+        <w:rPr>
+          <w:rFonts w:asciiTheme="majorHAnsi" w:hAnsiTheme="majorHAnsi" w:cstheme="majorHAnsi"/>
+        </w:rPr>
+        <w:t>por</w:t>
+      </w:r>
+      <w:proofErr w:type="spellEnd"/>
+      <w:r>
+        <w:rPr>
+          <w:rFonts w:asciiTheme="majorHAnsi" w:hAnsiTheme="majorHAnsi" w:cstheme="majorHAnsi"/>
+        </w:rPr>
+        <w:t xml:space="preserve"> </w:t>
+      </w:r>
+      <w:proofErr w:type="spellStart"/>
+      <w:r>
+        <w:rPr>
+          <w:rFonts w:asciiTheme="majorHAnsi" w:hAnsiTheme="majorHAnsi" w:cstheme="majorHAnsi"/>
+        </w:rPr>
+        <w:t>página</w:t>
+      </w:r>
+      <w:proofErr w:type="spellEnd"/>
+      <w:r>
+        <w:rPr>
+          <w:rFonts w:asciiTheme="majorHAnsi" w:hAnsiTheme="majorHAnsi" w:cstheme="majorHAnsi"/>
+        </w:rPr>
+        <w:t>;</w:t>
+      </w:r>
+    </w:p>
+    <w:p>
+      <w:pPr>
+        <w:pStyle w:val="Listacommarcas"/>
+        <w:rPr>
+          <w:rFonts w:asciiTheme="majorHAnsi" w:hAnsiTheme="majorHAnsi" w:cstheme="majorHAnsi"/>
+          <w:lang w:val="pt-PT"/>
+        </w:rPr>
+      </w:pPr>
+      <w:r>
+        <w:rPr>
+          <w:rFonts w:asciiTheme="majorHAnsi" w:hAnsiTheme="majorHAnsi" w:cstheme="majorHAnsi"/>
+          <w:lang w:val="pt-PT"/>
+        </w:rPr>
+        <w:t xml:space="preserve">divide o texto em pedaços, ou </w:t>
+      </w:r>
+      <w:proofErr w:type="spellStart"/>
+      <w:r>
+        <w:rPr>
+          <w:rFonts w:asciiTheme="majorHAnsi" w:hAnsiTheme="majorHAnsi" w:cstheme="majorHAnsi"/>
+          <w:lang w:val="pt-PT"/>
+        </w:rPr>
+        <w:t>chunks</w:t>
+      </w:r>
+      <w:proofErr w:type="spellEnd"/>
+      <w:r>
+        <w:rPr>
+          <w:rFonts w:asciiTheme="majorHAnsi" w:hAnsiTheme="majorHAnsi" w:cstheme="majorHAnsi"/>
+          <w:lang w:val="pt-PT"/>
+        </w:rPr>
+        <w:t>;</w:t>
+      </w:r>
+    </w:p>
+    <w:p>
+      <w:pPr>
+        <w:pStyle w:val="Listacommarcas"/>
+        <w:rPr>
+          <w:rFonts w:asciiTheme="majorHAnsi" w:hAnsiTheme="majorHAnsi" w:cstheme="majorHAnsi"/>
+        </w:rPr>
+      </w:pPr>
+      <w:proofErr w:type="spellStart"/>
+      <w:r>
+        <w:rPr>
+          <w:rFonts w:asciiTheme="majorHAnsi" w:hAnsiTheme="majorHAnsi" w:cstheme="majorHAnsi"/>
+        </w:rPr>
+        <w:t>cria</w:t>
+      </w:r>
+      <w:proofErr w:type="spellEnd"/>
+      <w:r>
+        <w:rPr>
+          <w:rFonts w:asciiTheme="majorHAnsi" w:hAnsiTheme="majorHAnsi" w:cstheme="majorHAnsi"/>
+        </w:rPr>
+        <w:t xml:space="preserve"> embeddings </w:t>
+      </w:r>
+      <w:proofErr w:type="spellStart"/>
+      <w:r>
+        <w:rPr>
+          <w:rFonts w:asciiTheme="majorHAnsi" w:hAnsiTheme="majorHAnsi" w:cstheme="majorHAnsi"/>
+        </w:rPr>
+        <w:t>locais</w:t>
+      </w:r>
+      <w:proofErr w:type="spellEnd"/>
+      <w:r>
+        <w:rPr>
+          <w:rFonts w:asciiTheme="majorHAnsi" w:hAnsiTheme="majorHAnsi" w:cstheme="majorHAnsi"/>
+        </w:rPr>
+        <w:t>;</w:t>
+      </w:r>
+    </w:p>
+    <w:p>
+      <w:pPr>
+        <w:pStyle w:val="Listacommarcas"/>
+        <w:rPr>
+          <w:rFonts w:asciiTheme="majorHAnsi" w:hAnsiTheme="majorHAnsi" w:cstheme="majorHAnsi"/>
+          <w:lang w:val="pt-PT"/>
+        </w:rPr>
+      </w:pPr>
+      <w:r>
+        <w:rPr>
+          <w:rFonts w:asciiTheme="majorHAnsi" w:hAnsiTheme="majorHAnsi" w:cstheme="majorHAnsi"/>
+          <w:lang w:val="pt-PT"/>
+        </w:rPr>
+        <w:t xml:space="preserve">guarda tudo </w:t>
+      </w:r>
+      <w:proofErr w:type="gramStart"/>
+      <w:r>
+        <w:rPr>
+          <w:rFonts w:asciiTheme="majorHAnsi" w:hAnsiTheme="majorHAnsi" w:cstheme="majorHAnsi"/>
+          <w:lang w:val="pt-PT"/>
+        </w:rPr>
+        <w:t>em .</w:t>
+      </w:r>
+      <w:proofErr w:type="spellStart"/>
+      <w:r>
+        <w:rPr>
+          <w:rFonts w:asciiTheme="majorHAnsi" w:hAnsiTheme="majorHAnsi" w:cstheme="majorHAnsi"/>
+          <w:lang w:val="pt-PT"/>
+        </w:rPr>
+        <w:t>ndjson</w:t>
+      </w:r>
+      <w:proofErr w:type="spellEnd"/>
+      <w:proofErr w:type="gramEnd"/>
+      <w:r>
+        <w:rPr>
+          <w:rFonts w:asciiTheme="majorHAnsi" w:hAnsiTheme="majorHAnsi" w:cstheme="majorHAnsi"/>
+          <w:lang w:val="pt-PT"/>
+        </w:rPr>
+        <w:t xml:space="preserve"> com </w:t>
+      </w:r>
+      <w:proofErr w:type="spellStart"/>
+      <w:r>
+        <w:rPr>
+          <w:rFonts w:asciiTheme="majorHAnsi" w:hAnsiTheme="majorHAnsi" w:cstheme="majorHAnsi"/>
+          <w:lang w:val="pt-PT"/>
+        </w:rPr>
+        <w:t>metadados</w:t>
+      </w:r>
+      <w:proofErr w:type="spellEnd"/>
+      <w:r>
+        <w:rPr>
+          <w:rFonts w:asciiTheme="majorHAnsi" w:hAnsiTheme="majorHAnsi" w:cstheme="majorHAnsi"/>
+          <w:lang w:val="pt-PT"/>
+        </w:rPr>
+        <w:t xml:space="preserve"> como </w:t>
+      </w:r>
+      <w:proofErr w:type="spellStart"/>
+      <w:r>
+        <w:rPr>
+          <w:rFonts w:asciiTheme="majorHAnsi" w:hAnsiTheme="majorHAnsi" w:cstheme="majorHAnsi"/>
+          <w:lang w:val="pt-PT"/>
+        </w:rPr>
+        <w:t>pageNumber</w:t>
+      </w:r>
+      <w:proofErr w:type="spellEnd"/>
+      <w:r>
+        <w:rPr>
+          <w:rFonts w:asciiTheme="majorHAnsi" w:hAnsiTheme="majorHAnsi" w:cstheme="majorHAnsi"/>
+          <w:lang w:val="pt-PT"/>
+        </w:rPr>
+        <w:t xml:space="preserve">, </w:t>
+      </w:r>
+      <w:proofErr w:type="spellStart"/>
+      <w:r>
+        <w:rPr>
+          <w:rFonts w:asciiTheme="majorHAnsi" w:hAnsiTheme="majorHAnsi" w:cstheme="majorHAnsi"/>
+          <w:lang w:val="pt-PT"/>
+        </w:rPr>
+        <w:t>relativePath</w:t>
+      </w:r>
+      <w:proofErr w:type="spellEnd"/>
+      <w:r>
+        <w:rPr>
+          <w:rFonts w:asciiTheme="majorHAnsi" w:hAnsiTheme="majorHAnsi" w:cstheme="majorHAnsi"/>
+          <w:lang w:val="pt-PT"/>
+        </w:rPr>
+        <w:t xml:space="preserve">, </w:t>
+      </w:r>
+      <w:proofErr w:type="spellStart"/>
+      <w:r>
+        <w:rPr>
+          <w:rFonts w:asciiTheme="majorHAnsi" w:hAnsiTheme="majorHAnsi" w:cstheme="majorHAnsi"/>
+          <w:lang w:val="pt-PT"/>
+        </w:rPr>
+        <w:t>category</w:t>
+      </w:r>
+      <w:proofErr w:type="spellEnd"/>
+      <w:r>
+        <w:rPr>
+          <w:rFonts w:asciiTheme="majorHAnsi" w:hAnsiTheme="majorHAnsi" w:cstheme="majorHAnsi"/>
+          <w:lang w:val="pt-PT"/>
+        </w:rPr>
+        <w:t xml:space="preserve"> e </w:t>
+      </w:r>
+      <w:proofErr w:type="spellStart"/>
+      <w:r>
+        <w:rPr>
+          <w:rFonts w:asciiTheme="majorHAnsi" w:hAnsiTheme="majorHAnsi" w:cstheme="majorHAnsi"/>
+          <w:lang w:val="pt-PT"/>
+        </w:rPr>
+        <w:t>URLs</w:t>
+      </w:r>
+      <w:proofErr w:type="spellEnd"/>
+      <w:r>
+        <w:rPr>
+          <w:rFonts w:asciiTheme="majorHAnsi" w:hAnsiTheme="majorHAnsi" w:cstheme="majorHAnsi"/>
+          <w:lang w:val="pt-PT"/>
+        </w:rPr>
+        <w:t>.</w:t>
+      </w:r>
+    </w:p>
+    <w:p>
+      <w:pPr>
+        <w:rPr>
+          <w:rFonts w:asciiTheme="majorHAnsi" w:hAnsiTheme="majorHAnsi" w:cstheme="majorHAnsi"/>
+          <w:lang w:val="pt-PT"/>
+        </w:rPr>
+      </w:pPr>
+      <w:r>
+        <w:rPr>
+          <w:rFonts w:asciiTheme="majorHAnsi" w:hAnsiTheme="majorHAnsi" w:cstheme="majorHAnsi"/>
+          <w:lang w:val="pt-PT"/>
+        </w:rPr>
+        <w:t xml:space="preserve">Isto permite ao </w:t>
+      </w:r>
+      <w:proofErr w:type="spellStart"/>
+      <w:r>
+        <w:rPr>
+          <w:rFonts w:asciiTheme="majorHAnsi" w:hAnsiTheme="majorHAnsi" w:cstheme="majorHAnsi"/>
+          <w:lang w:val="pt-PT"/>
+        </w:rPr>
+        <w:t>bot</w:t>
+      </w:r>
+      <w:proofErr w:type="spellEnd"/>
+      <w:r>
+        <w:rPr>
+          <w:rFonts w:asciiTheme="majorHAnsi" w:hAnsiTheme="majorHAnsi" w:cstheme="majorHAnsi"/>
+          <w:lang w:val="pt-PT"/>
+        </w:rPr>
+        <w:t xml:space="preserve"> responder com base em documentos institucionais reais e apresentar citações ligadas à origem.</w:t>
+      </w:r>
+    </w:p>
+    <w:p>
+      <w:pPr>
+        <w:pStyle w:val="Ttulo2"/>
+        <w:rPr>
+          <w:lang w:val="pt-PT"/>
+        </w:rPr>
+      </w:pPr>
+      <w:bookmarkStart w:id="6" w:name="_Toc228198253"/>
+      <w:r>
+        <w:rPr>
+          <w:lang w:val="pt-PT"/>
+        </w:rPr>
+        <w:t>Metodologia de Resposta</w:t>
+      </w:r>
+      <w:bookmarkEnd w:id="6"/>
+    </w:p>
+    <w:p>
+      <w:pPr>
+        <w:rPr>
+          <w:rFonts w:asciiTheme="majorHAnsi" w:hAnsiTheme="majorHAnsi" w:cstheme="majorHAnsi"/>
+          <w:lang w:val="pt-PT"/>
+        </w:rPr>
+      </w:pPr>
+      <w:r>
+        <w:rPr>
+          <w:rFonts w:asciiTheme="majorHAnsi" w:hAnsiTheme="majorHAnsi" w:cstheme="majorHAnsi"/>
+          <w:lang w:val="pt-PT"/>
+        </w:rPr>
+        <w:t xml:space="preserve">A metodologia central do projeto assenta na filosofia: determinismo primeiro, geração depois. Em vez de confiar cegamente no modelo, o </w:t>
+      </w:r>
+      <w:proofErr w:type="spellStart"/>
+      <w:r>
+        <w:rPr>
+          <w:rFonts w:asciiTheme="majorHAnsi" w:hAnsiTheme="majorHAnsi" w:cstheme="majorHAnsi"/>
+          <w:lang w:val="pt-PT"/>
+        </w:rPr>
+        <w:t>backend</w:t>
+      </w:r>
+      <w:proofErr w:type="spellEnd"/>
+      <w:r>
+        <w:rPr>
+          <w:rFonts w:asciiTheme="majorHAnsi" w:hAnsiTheme="majorHAnsi" w:cstheme="majorHAnsi"/>
+          <w:lang w:val="pt-PT"/>
+        </w:rPr>
+        <w:t xml:space="preserve"> aplica várias camadas de decisão:</w:t>
+      </w:r>
+    </w:p>
+    <w:p>
+      <w:pPr>
+        <w:pStyle w:val="Listacommarcas"/>
+        <w:rPr>
+          <w:rFonts w:asciiTheme="majorHAnsi" w:hAnsiTheme="majorHAnsi" w:cstheme="majorHAnsi"/>
+          <w:lang w:val="pt-PT"/>
+        </w:rPr>
+      </w:pPr>
+      <w:r>
+        <w:rPr>
+          <w:rFonts w:asciiTheme="majorHAnsi" w:hAnsiTheme="majorHAnsi" w:cstheme="majorHAnsi"/>
+          <w:lang w:val="pt-PT"/>
+        </w:rPr>
+        <w:t>deteção de domínio, bloqueando perguntas claramente fora do âmbito institucional;</w:t>
+      </w:r>
+    </w:p>
+    <w:p>
+      <w:pPr>
+        <w:pStyle w:val="Listacommarcas"/>
+        <w:rPr>
+          <w:rFonts w:asciiTheme="majorHAnsi" w:hAnsiTheme="majorHAnsi" w:cstheme="majorHAnsi"/>
+          <w:lang w:val="pt-PT"/>
+        </w:rPr>
+      </w:pPr>
+      <w:r>
+        <w:rPr>
+          <w:rFonts w:asciiTheme="majorHAnsi" w:hAnsiTheme="majorHAnsi" w:cstheme="majorHAnsi"/>
+          <w:lang w:val="pt-PT"/>
+        </w:rPr>
+        <w:t>deteção de intenção, por exemplo definição, custos, documentos, prazo e localização;</w:t>
+      </w:r>
+    </w:p>
+    <w:p>
+      <w:pPr>
+        <w:pStyle w:val="Listacommarcas"/>
+        <w:rPr>
+          <w:rFonts w:asciiTheme="majorHAnsi" w:hAnsiTheme="majorHAnsi" w:cstheme="majorHAnsi"/>
+          <w:lang w:val="pt-PT"/>
+        </w:rPr>
+      </w:pPr>
+      <w:r>
+        <w:rPr>
+          <w:rFonts w:asciiTheme="majorHAnsi" w:hAnsiTheme="majorHAnsi" w:cstheme="majorHAnsi"/>
+          <w:lang w:val="pt-PT"/>
+        </w:rPr>
+        <w:t>contexto de sessão, usando memória de tema, intenção e estados pendentes para follow-ups;</w:t>
+      </w:r>
+    </w:p>
+    <w:p>
+      <w:pPr>
+        <w:pStyle w:val="Listacommarcas"/>
+        <w:rPr>
+          <w:rFonts w:asciiTheme="majorHAnsi" w:hAnsiTheme="majorHAnsi" w:cstheme="majorHAnsi"/>
+          <w:lang w:val="pt-PT"/>
+        </w:rPr>
+      </w:pPr>
+      <w:r>
+        <w:rPr>
+          <w:rFonts w:asciiTheme="majorHAnsi" w:hAnsiTheme="majorHAnsi" w:cstheme="majorHAnsi"/>
+          <w:lang w:val="pt-PT"/>
+        </w:rPr>
+        <w:t>respostas determinísticas especializadas, sobretudo para reconhecimento, igualdade e inclusão, alojamento e localização;</w:t>
+      </w:r>
+    </w:p>
+    <w:p>
+      <w:pPr>
+        <w:pStyle w:val="Listacommarcas"/>
+        <w:rPr>
+          <w:rFonts w:asciiTheme="majorHAnsi" w:hAnsiTheme="majorHAnsi" w:cstheme="majorHAnsi"/>
+          <w:lang w:val="pt-PT"/>
+        </w:rPr>
+      </w:pPr>
+      <w:r>
+        <w:rPr>
+          <w:rFonts w:asciiTheme="majorHAnsi" w:hAnsiTheme="majorHAnsi" w:cstheme="majorHAnsi"/>
+          <w:lang w:val="pt-PT"/>
+        </w:rPr>
+        <w:t xml:space="preserve">recuperação semântica, através de </w:t>
+      </w:r>
+      <w:proofErr w:type="spellStart"/>
+      <w:r>
+        <w:rPr>
+          <w:rFonts w:asciiTheme="majorHAnsi" w:hAnsiTheme="majorHAnsi" w:cstheme="majorHAnsi"/>
+          <w:lang w:val="pt-PT"/>
+        </w:rPr>
+        <w:t>embeddings</w:t>
+      </w:r>
+      <w:proofErr w:type="spellEnd"/>
+      <w:r>
+        <w:rPr>
+          <w:rFonts w:asciiTheme="majorHAnsi" w:hAnsiTheme="majorHAnsi" w:cstheme="majorHAnsi"/>
+          <w:lang w:val="pt-PT"/>
+        </w:rPr>
+        <w:t xml:space="preserve"> e similaridade sobre os </w:t>
+      </w:r>
+      <w:proofErr w:type="spellStart"/>
+      <w:r>
+        <w:rPr>
+          <w:rFonts w:asciiTheme="majorHAnsi" w:hAnsiTheme="majorHAnsi" w:cstheme="majorHAnsi"/>
+          <w:lang w:val="pt-PT"/>
+        </w:rPr>
+        <w:t>chunks</w:t>
+      </w:r>
+      <w:proofErr w:type="spellEnd"/>
+      <w:r>
+        <w:rPr>
+          <w:rFonts w:asciiTheme="majorHAnsi" w:hAnsiTheme="majorHAnsi" w:cstheme="majorHAnsi"/>
+          <w:lang w:val="pt-PT"/>
+        </w:rPr>
+        <w:t xml:space="preserve"> indexados;</w:t>
+      </w:r>
+    </w:p>
+    <w:p>
+      <w:pPr>
+        <w:pStyle w:val="Listacommarcas"/>
+        <w:rPr>
+          <w:rFonts w:asciiTheme="majorHAnsi" w:hAnsiTheme="majorHAnsi" w:cstheme="majorHAnsi"/>
+          <w:lang w:val="pt-PT"/>
+        </w:rPr>
+      </w:pPr>
+      <w:proofErr w:type="spellStart"/>
+      <w:r>
+        <w:rPr>
+          <w:rFonts w:asciiTheme="majorHAnsi" w:hAnsiTheme="majorHAnsi" w:cstheme="majorHAnsi"/>
+          <w:lang w:val="pt-PT"/>
+        </w:rPr>
+        <w:t>boosting</w:t>
+      </w:r>
+      <w:proofErr w:type="spellEnd"/>
+      <w:r>
+        <w:rPr>
+          <w:rFonts w:asciiTheme="majorHAnsi" w:hAnsiTheme="majorHAnsi" w:cstheme="majorHAnsi"/>
+          <w:lang w:val="pt-PT"/>
+        </w:rPr>
+        <w:t xml:space="preserve"> heurístico, aumentando o score de </w:t>
+      </w:r>
+      <w:proofErr w:type="spellStart"/>
+      <w:r>
+        <w:rPr>
+          <w:rFonts w:asciiTheme="majorHAnsi" w:hAnsiTheme="majorHAnsi" w:cstheme="majorHAnsi"/>
+          <w:lang w:val="pt-PT"/>
+        </w:rPr>
+        <w:t>chunks</w:t>
+      </w:r>
+      <w:proofErr w:type="spellEnd"/>
+      <w:r>
+        <w:rPr>
+          <w:rFonts w:asciiTheme="majorHAnsi" w:hAnsiTheme="majorHAnsi" w:cstheme="majorHAnsi"/>
+          <w:lang w:val="pt-PT"/>
+        </w:rPr>
+        <w:t xml:space="preserve"> com certos termos quando a pergunta pede custos, documentos, localização, alojamento ou subtipos de reconhecimento;</w:t>
+      </w:r>
+    </w:p>
+    <w:p>
+      <w:pPr>
+        <w:pStyle w:val="Listacommarcas"/>
+        <w:rPr>
+          <w:rFonts w:asciiTheme="majorHAnsi" w:hAnsiTheme="majorHAnsi" w:cstheme="majorHAnsi"/>
+          <w:lang w:val="pt-PT"/>
+        </w:rPr>
+      </w:pPr>
+      <w:r>
+        <w:rPr>
+          <w:rFonts w:asciiTheme="majorHAnsi" w:hAnsiTheme="majorHAnsi" w:cstheme="majorHAnsi"/>
+          <w:lang w:val="pt-PT"/>
+        </w:rPr>
+        <w:t>validação pós-LLM, exigindo que a resposta respeite a estrutura esperada e a evidência recuperada;</w:t>
+      </w:r>
+    </w:p>
+    <w:p>
+      <w:pPr>
+        <w:pStyle w:val="Listacommarcas"/>
+        <w:rPr>
+          <w:rFonts w:asciiTheme="majorHAnsi" w:hAnsiTheme="majorHAnsi" w:cstheme="majorHAnsi"/>
+          <w:lang w:val="pt-PT"/>
+        </w:rPr>
+      </w:pPr>
       <w:proofErr w:type="spellStart"/>
       <w:r>
         <w:rPr>
@@ -3798,71 +5024,1376 @@
           <w:rFonts w:asciiTheme="majorHAnsi" w:hAnsiTheme="majorHAnsi" w:cstheme="majorHAnsi"/>
           <w:lang w:val="pt-PT"/>
         </w:rPr>
-        <w:t xml:space="preserve"> determinísticos ou extrativos.</w:t>
-      </w:r>
-    </w:p>
-    <w:p>
-      <w:pPr>
-        <w:rPr>
-          <w:rFonts w:asciiTheme="majorHAnsi" w:hAnsiTheme="majorHAnsi" w:cstheme="majorHAnsi"/>
-          <w:lang w:val="pt-PT"/>
-        </w:rPr>
-      </w:pPr>
-      <w:r>
-        <w:rPr>
-          <w:rFonts w:asciiTheme="majorHAnsi" w:hAnsiTheme="majorHAnsi" w:cstheme="majorHAnsi"/>
-          <w:lang w:val="pt-PT"/>
-        </w:rPr>
-        <w:t xml:space="preserve">Isto faz do projeto um sistema do tipo RAG, mas com </w:t>
-      </w:r>
-      <w:proofErr w:type="spellStart"/>
-      <w:r>
-        <w:rPr>
-          <w:rFonts w:asciiTheme="majorHAnsi" w:hAnsiTheme="majorHAnsi" w:cstheme="majorHAnsi"/>
-          <w:lang w:val="pt-PT"/>
-        </w:rPr>
-        <w:t>guardrails</w:t>
-      </w:r>
-      <w:proofErr w:type="spellEnd"/>
-      <w:r>
-        <w:rPr>
-          <w:rFonts w:asciiTheme="majorHAnsi" w:hAnsiTheme="majorHAnsi" w:cstheme="majorHAnsi"/>
-          <w:lang w:val="pt-PT"/>
-        </w:rPr>
-        <w:t xml:space="preserve"> estabelecidos. Não é apenas </w:t>
-      </w:r>
-      <w:proofErr w:type="spellStart"/>
-      <w:r>
-        <w:rPr>
-          <w:rFonts w:asciiTheme="majorHAnsi" w:hAnsiTheme="majorHAnsi" w:cstheme="majorHAnsi"/>
-          <w:lang w:val="pt-PT"/>
-        </w:rPr>
-        <w:t>retrieval</w:t>
-      </w:r>
-      <w:proofErr w:type="spellEnd"/>
-      <w:r>
-        <w:rPr>
-          <w:rFonts w:asciiTheme="majorHAnsi" w:hAnsiTheme="majorHAnsi" w:cstheme="majorHAnsi"/>
-          <w:lang w:val="pt-PT"/>
-        </w:rPr>
-        <w:t xml:space="preserve"> mais </w:t>
-      </w:r>
-      <w:proofErr w:type="spellStart"/>
-      <w:r>
-        <w:rPr>
-          <w:rFonts w:asciiTheme="majorHAnsi" w:hAnsiTheme="majorHAnsi" w:cstheme="majorHAnsi"/>
-          <w:lang w:val="pt-PT"/>
-        </w:rPr>
-        <w:t>prompt</w:t>
-      </w:r>
-      <w:proofErr w:type="spellEnd"/>
-      <w:r>
-        <w:rPr>
-          <w:rFonts w:asciiTheme="majorHAnsi" w:hAnsiTheme="majorHAnsi" w:cstheme="majorHAnsi"/>
-          <w:lang w:val="pt-PT"/>
-        </w:rPr>
-        <w:t xml:space="preserve">, mas sim um RAG com roteamento por domínio, memória de sessão, heurísticas de follow-up, </w:t>
-      </w:r>
+        <w:t>, devolvendo resposta extrativa ou determinística quando o LLM falha.</w:t>
+      </w:r>
+    </w:p>
+    <w:p>
+      <w:pPr>
+        <w:rPr>
+          <w:rFonts w:asciiTheme="majorHAnsi" w:hAnsiTheme="majorHAnsi" w:cstheme="majorHAnsi"/>
+          <w:lang w:val="pt-PT"/>
+        </w:rPr>
+      </w:pPr>
+      <w:r>
+        <w:rPr>
+          <w:rFonts w:asciiTheme="majorHAnsi" w:hAnsiTheme="majorHAnsi" w:cstheme="majorHAnsi"/>
+          <w:lang w:val="pt-PT"/>
+        </w:rPr>
+        <w:t xml:space="preserve">Uma evolução relevante foi o reforço da continuidade conversacional. O </w:t>
+      </w:r>
+      <w:proofErr w:type="spellStart"/>
+      <w:r>
+        <w:rPr>
+          <w:rFonts w:asciiTheme="majorHAnsi" w:hAnsiTheme="majorHAnsi" w:cstheme="majorHAnsi"/>
+          <w:lang w:val="pt-PT"/>
+        </w:rPr>
+        <w:t>backend</w:t>
+      </w:r>
+      <w:proofErr w:type="spellEnd"/>
+      <w:r>
+        <w:rPr>
+          <w:rFonts w:asciiTheme="majorHAnsi" w:hAnsiTheme="majorHAnsi" w:cstheme="majorHAnsi"/>
+          <w:lang w:val="pt-PT"/>
+        </w:rPr>
+        <w:t xml:space="preserve"> consegue reinterpretar perguntas curtas como “e o preço?”, “e no automático?”, “sim”, “explica”, “sim, explica”</w:t>
+      </w:r>
+      <w:r>
+        <w:rPr>
+          <w:rFonts w:asciiTheme="majorHAnsi" w:hAnsiTheme="majorHAnsi" w:cstheme="majorHAnsi"/>
+          <w:lang w:val="pt-PT"/>
+        </w:rPr>
+        <w:t xml:space="preserve"> ou</w:t>
+      </w:r>
+      <w:r>
+        <w:rPr>
+          <w:rFonts w:asciiTheme="majorHAnsi" w:hAnsiTheme="majorHAnsi" w:cstheme="majorHAnsi"/>
+          <w:lang w:val="pt-PT"/>
+        </w:rPr>
+        <w:t xml:space="preserve"> “</w:t>
+      </w:r>
+      <w:proofErr w:type="spellStart"/>
+      <w:r>
+        <w:rPr>
+          <w:rFonts w:asciiTheme="majorHAnsi" w:hAnsiTheme="majorHAnsi" w:cstheme="majorHAnsi"/>
+          <w:lang w:val="pt-PT"/>
+        </w:rPr>
+        <w:t>explain</w:t>
+      </w:r>
+      <w:proofErr w:type="spellEnd"/>
+      <w:r>
+        <w:rPr>
+          <w:rFonts w:asciiTheme="majorHAnsi" w:hAnsiTheme="majorHAnsi" w:cstheme="majorHAnsi"/>
+          <w:lang w:val="pt-PT"/>
+        </w:rPr>
+        <w:t xml:space="preserve"> </w:t>
+      </w:r>
+      <w:proofErr w:type="spellStart"/>
+      <w:r>
+        <w:rPr>
+          <w:rFonts w:asciiTheme="majorHAnsi" w:hAnsiTheme="majorHAnsi" w:cstheme="majorHAnsi"/>
+          <w:lang w:val="pt-PT"/>
+        </w:rPr>
+        <w:t>better</w:t>
+      </w:r>
+      <w:proofErr w:type="spellEnd"/>
+      <w:r>
+        <w:rPr>
+          <w:rFonts w:asciiTheme="majorHAnsi" w:hAnsiTheme="majorHAnsi" w:cstheme="majorHAnsi"/>
+          <w:lang w:val="pt-PT"/>
+        </w:rPr>
+        <w:t xml:space="preserve">” </w:t>
+      </w:r>
+      <w:r>
+        <w:rPr>
+          <w:rFonts w:asciiTheme="majorHAnsi" w:hAnsiTheme="majorHAnsi" w:cstheme="majorHAnsi"/>
+          <w:lang w:val="pt-PT"/>
+        </w:rPr>
+        <w:t>e</w:t>
+      </w:r>
+      <w:r>
+        <w:rPr>
+          <w:rFonts w:asciiTheme="majorHAnsi" w:hAnsiTheme="majorHAnsi" w:cstheme="majorHAnsi"/>
+          <w:lang w:val="pt-PT"/>
+        </w:rPr>
+        <w:t xml:space="preserve"> “</w:t>
+      </w:r>
+      <w:proofErr w:type="spellStart"/>
+      <w:r>
+        <w:rPr>
+          <w:rFonts w:asciiTheme="majorHAnsi" w:hAnsiTheme="majorHAnsi" w:cstheme="majorHAnsi"/>
+          <w:lang w:val="pt-PT"/>
+        </w:rPr>
+        <w:t>yes</w:t>
+      </w:r>
+      <w:proofErr w:type="spellEnd"/>
+      <w:r>
+        <w:rPr>
+          <w:rFonts w:asciiTheme="majorHAnsi" w:hAnsiTheme="majorHAnsi" w:cstheme="majorHAnsi"/>
+          <w:lang w:val="pt-PT"/>
+        </w:rPr>
+        <w:t>”</w:t>
+      </w:r>
+      <w:r>
+        <w:rPr>
+          <w:rFonts w:asciiTheme="majorHAnsi" w:hAnsiTheme="majorHAnsi" w:cstheme="majorHAnsi"/>
+          <w:lang w:val="pt-PT"/>
+        </w:rPr>
+        <w:t xml:space="preserve"> em EN,</w:t>
+      </w:r>
+      <w:r>
+        <w:rPr>
+          <w:rFonts w:asciiTheme="majorHAnsi" w:hAnsiTheme="majorHAnsi" w:cstheme="majorHAnsi"/>
+          <w:lang w:val="pt-PT"/>
+        </w:rPr>
+        <w:t xml:space="preserve"> a partir do contexto já estabelecido, reconstruindo perguntas canónicas adequadas ao domínio e preservando, quando aplicável, a intenção anterior.</w:t>
+      </w:r>
+    </w:p>
+    <w:p>
+      <w:pPr>
+        <w:pStyle w:val="Ttulo2"/>
+        <w:rPr>
+          <w:lang w:val="pt-PT"/>
+        </w:rPr>
+      </w:pPr>
+      <w:bookmarkStart w:id="7" w:name="_Toc228198254"/>
+      <w:r>
+        <w:rPr>
+          <w:lang w:val="pt-PT"/>
+        </w:rPr>
+        <w:lastRenderedPageBreak/>
+        <w:t>Características Principais do Bot</w:t>
+      </w:r>
+      <w:bookmarkEnd w:id="7"/>
+    </w:p>
+    <w:p>
+      <w:pPr>
+        <w:rPr>
+          <w:rFonts w:asciiTheme="majorHAnsi" w:hAnsiTheme="majorHAnsi" w:cstheme="majorHAnsi"/>
+          <w:lang w:val="pt-PT"/>
+        </w:rPr>
+      </w:pPr>
+      <w:r>
+        <w:rPr>
+          <w:rFonts w:asciiTheme="majorHAnsi" w:hAnsiTheme="majorHAnsi" w:cstheme="majorHAnsi"/>
+          <w:lang w:val="pt-PT"/>
+        </w:rPr>
+        <w:t>As capacidades mais fortes hoje são as seguintes:</w:t>
+      </w:r>
+    </w:p>
+    <w:p>
+      <w:pPr>
+        <w:pStyle w:val="Listacommarcas"/>
+        <w:rPr>
+          <w:rFonts w:asciiTheme="majorHAnsi" w:hAnsiTheme="majorHAnsi" w:cstheme="majorHAnsi"/>
+          <w:lang w:val="pt-PT"/>
+        </w:rPr>
+      </w:pPr>
+      <w:r>
+        <w:rPr>
+          <w:rFonts w:asciiTheme="majorHAnsi" w:hAnsiTheme="majorHAnsi" w:cstheme="majorHAnsi"/>
+          <w:lang w:val="pt-PT"/>
+        </w:rPr>
+        <w:t>perguntas sobre reconhecimento académico com tratamento muito refinado;</w:t>
+      </w:r>
+    </w:p>
+    <w:p>
+      <w:pPr>
+        <w:pStyle w:val="Listacommarcas"/>
+        <w:rPr>
+          <w:rFonts w:asciiTheme="majorHAnsi" w:hAnsiTheme="majorHAnsi" w:cstheme="majorHAnsi"/>
+          <w:lang w:val="pt-PT"/>
+        </w:rPr>
+      </w:pPr>
+      <w:r>
+        <w:rPr>
+          <w:rFonts w:asciiTheme="majorHAnsi" w:hAnsiTheme="majorHAnsi" w:cstheme="majorHAnsi"/>
+          <w:lang w:val="pt-PT"/>
+        </w:rPr>
+        <w:t>distinção entre reconhecimento automático, de nível e específico;</w:t>
+      </w:r>
+    </w:p>
+    <w:p>
+      <w:pPr>
+        <w:pStyle w:val="Listacommarcas"/>
+        <w:rPr>
+          <w:rFonts w:asciiTheme="majorHAnsi" w:hAnsiTheme="majorHAnsi" w:cstheme="majorHAnsi"/>
+          <w:lang w:val="pt-PT"/>
+        </w:rPr>
+      </w:pPr>
+      <w:r>
+        <w:rPr>
+          <w:rFonts w:asciiTheme="majorHAnsi" w:hAnsiTheme="majorHAnsi" w:cstheme="majorHAnsi"/>
+          <w:lang w:val="pt-PT"/>
+        </w:rPr>
+        <w:t>distinção entre respostas breves e respostas mais detalhadas, consoante a formulação da pergunta;</w:t>
+      </w:r>
+    </w:p>
+    <w:p>
+      <w:pPr>
+        <w:pStyle w:val="Listacommarcas"/>
+        <w:rPr>
+          <w:rFonts w:asciiTheme="majorHAnsi" w:hAnsiTheme="majorHAnsi" w:cstheme="majorHAnsi"/>
+          <w:lang w:val="pt-PT"/>
+        </w:rPr>
+      </w:pPr>
+      <w:r>
+        <w:rPr>
+          <w:rFonts w:asciiTheme="majorHAnsi" w:hAnsiTheme="majorHAnsi" w:cstheme="majorHAnsi"/>
+          <w:lang w:val="pt-PT"/>
+        </w:rPr>
+        <w:t>follow-ups contextuais como custos, documentos, prazos e onde solicitar, com links oficiais e atuais;</w:t>
+      </w:r>
+    </w:p>
+    <w:p>
+      <w:pPr>
+        <w:pStyle w:val="Listacommarcas"/>
+        <w:rPr>
+          <w:rFonts w:asciiTheme="majorHAnsi" w:hAnsiTheme="majorHAnsi" w:cstheme="majorHAnsi"/>
+          <w:lang w:val="pt-PT"/>
+        </w:rPr>
+      </w:pPr>
+      <w:r>
+        <w:rPr>
+          <w:rFonts w:asciiTheme="majorHAnsi" w:hAnsiTheme="majorHAnsi" w:cstheme="majorHAnsi"/>
+          <w:lang w:val="pt-PT"/>
+        </w:rPr>
+        <w:t>interpretação de follow-ups curtos e elípticos, em português e inglês, quando existe contexto suficiente;</w:t>
+      </w:r>
+    </w:p>
+    <w:p>
+      <w:pPr>
+        <w:pStyle w:val="Listacommarcas"/>
+        <w:rPr>
+          <w:rFonts w:asciiTheme="majorHAnsi" w:hAnsiTheme="majorHAnsi" w:cstheme="majorHAnsi"/>
+          <w:lang w:val="pt-PT"/>
+        </w:rPr>
+      </w:pPr>
+      <w:r>
+        <w:rPr>
+          <w:rFonts w:asciiTheme="majorHAnsi" w:hAnsiTheme="majorHAnsi" w:cstheme="majorHAnsi"/>
+          <w:lang w:val="pt-PT"/>
+        </w:rPr>
+        <w:t>possibilidade de mudar de subtipo ou de assunto na mesma conversa, mantendo consistência e rigor nas respostas;</w:t>
+      </w:r>
+    </w:p>
+    <w:p>
+      <w:pPr>
+        <w:pStyle w:val="Listacommarcas"/>
+        <w:rPr>
+          <w:rFonts w:asciiTheme="majorHAnsi" w:hAnsiTheme="majorHAnsi" w:cstheme="majorHAnsi"/>
+          <w:lang w:val="pt-PT"/>
+        </w:rPr>
+      </w:pPr>
+      <w:r>
+        <w:rPr>
+          <w:rFonts w:asciiTheme="majorHAnsi" w:hAnsiTheme="majorHAnsi" w:cstheme="majorHAnsi"/>
+          <w:lang w:val="pt-PT"/>
+        </w:rPr>
+        <w:t>respostas institucionais sobre igualdade e inclusão, com links oficiais e atuais;</w:t>
+      </w:r>
+    </w:p>
+    <w:p>
+      <w:pPr>
+        <w:pStyle w:val="Listacommarcas"/>
+        <w:rPr>
+          <w:rFonts w:asciiTheme="majorHAnsi" w:hAnsiTheme="majorHAnsi" w:cstheme="majorHAnsi"/>
+          <w:lang w:val="pt-PT"/>
+        </w:rPr>
+      </w:pPr>
+      <w:r>
+        <w:rPr>
+          <w:rFonts w:asciiTheme="majorHAnsi" w:hAnsiTheme="majorHAnsi" w:cstheme="majorHAnsi"/>
+          <w:lang w:val="pt-PT"/>
+        </w:rPr>
+        <w:t>respostas sobre alojamento e alguns serviços e localizações;</w:t>
+      </w:r>
+    </w:p>
+    <w:p>
+      <w:pPr>
+        <w:pStyle w:val="Listacommarcas"/>
+        <w:rPr>
+          <w:rFonts w:asciiTheme="majorHAnsi" w:hAnsiTheme="majorHAnsi" w:cstheme="majorHAnsi"/>
+          <w:lang w:val="pt-PT"/>
+        </w:rPr>
+      </w:pPr>
+      <w:r>
+        <w:rPr>
+          <w:rFonts w:asciiTheme="majorHAnsi" w:hAnsiTheme="majorHAnsi" w:cstheme="majorHAnsi"/>
+          <w:lang w:val="pt-PT"/>
+        </w:rPr>
+        <w:t>citações ou fonte quando a resposta vem da camada documental;</w:t>
+      </w:r>
+    </w:p>
+    <w:p>
+      <w:pPr>
+        <w:pStyle w:val="Listacommarcas"/>
+        <w:rPr>
+          <w:rFonts w:asciiTheme="majorHAnsi" w:hAnsiTheme="majorHAnsi" w:cstheme="majorHAnsi"/>
+          <w:lang w:val="pt-PT"/>
+        </w:rPr>
+      </w:pPr>
+      <w:r>
+        <w:rPr>
+          <w:rFonts w:asciiTheme="majorHAnsi" w:hAnsiTheme="majorHAnsi" w:cstheme="majorHAnsi"/>
+          <w:lang w:val="pt-PT"/>
+        </w:rPr>
+        <w:t xml:space="preserve">bloqueio de perguntas fora do âmbito do </w:t>
+      </w:r>
+      <w:proofErr w:type="spellStart"/>
+      <w:r>
+        <w:rPr>
+          <w:rFonts w:asciiTheme="majorHAnsi" w:hAnsiTheme="majorHAnsi" w:cstheme="majorHAnsi"/>
+          <w:lang w:val="pt-PT"/>
+        </w:rPr>
+        <w:t>bot</w:t>
+      </w:r>
+      <w:proofErr w:type="spellEnd"/>
+      <w:r>
+        <w:rPr>
+          <w:rFonts w:asciiTheme="majorHAnsi" w:hAnsiTheme="majorHAnsi" w:cstheme="majorHAnsi"/>
+          <w:lang w:val="pt-PT"/>
+        </w:rPr>
+        <w:t>;</w:t>
+      </w:r>
+    </w:p>
+    <w:p>
+      <w:pPr>
+        <w:pStyle w:val="Listacommarcas"/>
+        <w:rPr>
+          <w:rFonts w:asciiTheme="majorHAnsi" w:hAnsiTheme="majorHAnsi" w:cstheme="majorHAnsi"/>
+          <w:lang w:val="pt-PT"/>
+        </w:rPr>
+      </w:pPr>
+      <w:r>
+        <w:rPr>
+          <w:rFonts w:asciiTheme="majorHAnsi" w:hAnsiTheme="majorHAnsi" w:cstheme="majorHAnsi"/>
+          <w:lang w:val="pt-PT"/>
+        </w:rPr>
+        <w:t xml:space="preserve">suporte bilingue no </w:t>
+      </w:r>
+      <w:proofErr w:type="spellStart"/>
+      <w:r>
+        <w:rPr>
+          <w:rFonts w:asciiTheme="majorHAnsi" w:hAnsiTheme="majorHAnsi" w:cstheme="majorHAnsi"/>
+          <w:lang w:val="pt-PT"/>
+        </w:rPr>
+        <w:t>frontend</w:t>
+      </w:r>
+      <w:proofErr w:type="spellEnd"/>
+      <w:r>
+        <w:rPr>
+          <w:rFonts w:asciiTheme="majorHAnsi" w:hAnsiTheme="majorHAnsi" w:cstheme="majorHAnsi"/>
+          <w:lang w:val="pt-PT"/>
+        </w:rPr>
+        <w:t xml:space="preserve"> PT/EN com localização determinística do histórico quando existe mapeamento seguro;</w:t>
+      </w:r>
+    </w:p>
+    <w:p>
+      <w:pPr>
+        <w:pStyle w:val="Listacommarcas"/>
+        <w:rPr>
+          <w:rFonts w:asciiTheme="majorHAnsi" w:hAnsiTheme="majorHAnsi" w:cstheme="majorHAnsi"/>
+          <w:lang w:val="pt-PT"/>
+        </w:rPr>
+      </w:pPr>
+      <w:r>
+        <w:rPr>
+          <w:rFonts w:asciiTheme="majorHAnsi" w:hAnsiTheme="majorHAnsi" w:cstheme="majorHAnsi"/>
+          <w:lang w:val="pt-PT"/>
+        </w:rPr>
+        <w:t>UI com opções de acessibilidade, contraste e tamanho de fonte.</w:t>
+      </w:r>
+    </w:p>
+    <w:p>
+      <w:pPr>
+        <w:rPr>
+          <w:rFonts w:asciiTheme="majorHAnsi" w:hAnsiTheme="majorHAnsi" w:cstheme="majorHAnsi"/>
+          <w:lang w:val="pt-PT"/>
+        </w:rPr>
+      </w:pPr>
+      <w:r>
+        <w:rPr>
+          <w:rFonts w:asciiTheme="majorHAnsi" w:hAnsiTheme="majorHAnsi" w:cstheme="majorHAnsi"/>
+          <w:lang w:val="pt-PT"/>
+        </w:rPr>
+        <w:t xml:space="preserve">Do ponto de vista da experiência do utilizador no </w:t>
+      </w:r>
+      <w:proofErr w:type="spellStart"/>
+      <w:r>
+        <w:rPr>
+          <w:rFonts w:asciiTheme="majorHAnsi" w:hAnsiTheme="majorHAnsi" w:cstheme="majorHAnsi"/>
+          <w:lang w:val="pt-PT"/>
+        </w:rPr>
+        <w:t>frontend</w:t>
+      </w:r>
+      <w:proofErr w:type="spellEnd"/>
+      <w:r>
+        <w:rPr>
+          <w:rFonts w:asciiTheme="majorHAnsi" w:hAnsiTheme="majorHAnsi" w:cstheme="majorHAnsi"/>
+          <w:lang w:val="pt-PT"/>
+        </w:rPr>
+        <w:t>, encontra-se disponível:</w:t>
+      </w:r>
+    </w:p>
+    <w:p>
+      <w:pPr>
+        <w:pStyle w:val="Listacommarcas"/>
+        <w:rPr>
+          <w:rFonts w:asciiTheme="majorHAnsi" w:hAnsiTheme="majorHAnsi" w:cstheme="majorHAnsi"/>
+        </w:rPr>
+      </w:pPr>
+      <w:proofErr w:type="spellStart"/>
+      <w:r>
+        <w:rPr>
+          <w:rFonts w:asciiTheme="majorHAnsi" w:hAnsiTheme="majorHAnsi" w:cstheme="majorHAnsi"/>
+        </w:rPr>
+        <w:t>botão</w:t>
+      </w:r>
+      <w:proofErr w:type="spellEnd"/>
+      <w:r>
+        <w:rPr>
+          <w:rFonts w:asciiTheme="majorHAnsi" w:hAnsiTheme="majorHAnsi" w:cstheme="majorHAnsi"/>
+        </w:rPr>
+        <w:t xml:space="preserve"> </w:t>
+      </w:r>
+      <w:proofErr w:type="spellStart"/>
+      <w:r>
+        <w:rPr>
+          <w:rFonts w:asciiTheme="majorHAnsi" w:hAnsiTheme="majorHAnsi" w:cstheme="majorHAnsi"/>
+        </w:rPr>
+        <w:t>interativo</w:t>
+      </w:r>
+      <w:proofErr w:type="spellEnd"/>
+      <w:r>
+        <w:rPr>
+          <w:rFonts w:asciiTheme="majorHAnsi" w:hAnsiTheme="majorHAnsi" w:cstheme="majorHAnsi"/>
+        </w:rPr>
+        <w:t xml:space="preserve"> do bot;</w:t>
+      </w:r>
+    </w:p>
+    <w:p>
+      <w:pPr>
+        <w:pStyle w:val="Listacommarcas"/>
+        <w:rPr>
+          <w:rFonts w:asciiTheme="majorHAnsi" w:hAnsiTheme="majorHAnsi" w:cstheme="majorHAnsi"/>
+          <w:lang w:val="pt-PT"/>
+        </w:rPr>
+      </w:pPr>
+      <w:r>
+        <w:rPr>
+          <w:rFonts w:asciiTheme="majorHAnsi" w:hAnsiTheme="majorHAnsi" w:cstheme="majorHAnsi"/>
+          <w:lang w:val="pt-PT"/>
+        </w:rPr>
+        <w:t>sessão de conversa com contexto;</w:t>
+      </w:r>
+    </w:p>
+    <w:p>
+      <w:pPr>
+        <w:pStyle w:val="Listacommarcas"/>
+        <w:rPr>
+          <w:rFonts w:asciiTheme="majorHAnsi" w:hAnsiTheme="majorHAnsi" w:cstheme="majorHAnsi"/>
+          <w:lang w:val="pt-PT"/>
+        </w:rPr>
+      </w:pPr>
+      <w:r>
+        <w:rPr>
+          <w:rFonts w:asciiTheme="majorHAnsi" w:hAnsiTheme="majorHAnsi" w:cstheme="majorHAnsi"/>
+          <w:lang w:val="pt-PT"/>
+        </w:rPr>
+        <w:t xml:space="preserve">novo chat e </w:t>
+      </w:r>
+      <w:proofErr w:type="spellStart"/>
+      <w:r>
+        <w:rPr>
+          <w:rFonts w:asciiTheme="majorHAnsi" w:hAnsiTheme="majorHAnsi" w:cstheme="majorHAnsi"/>
+          <w:lang w:val="pt-PT"/>
+        </w:rPr>
+        <w:t>reset</w:t>
+      </w:r>
+      <w:proofErr w:type="spellEnd"/>
+      <w:r>
+        <w:rPr>
+          <w:rFonts w:asciiTheme="majorHAnsi" w:hAnsiTheme="majorHAnsi" w:cstheme="majorHAnsi"/>
+          <w:lang w:val="pt-PT"/>
+        </w:rPr>
+        <w:t xml:space="preserve"> para limpar contexto;</w:t>
+      </w:r>
+    </w:p>
+    <w:p>
+      <w:pPr>
+        <w:pStyle w:val="Listacommarcas"/>
+        <w:rPr>
+          <w:rFonts w:asciiTheme="majorHAnsi" w:hAnsiTheme="majorHAnsi" w:cstheme="majorHAnsi"/>
+          <w:lang w:val="pt-PT"/>
+        </w:rPr>
+      </w:pPr>
+      <w:r>
+        <w:rPr>
+          <w:rFonts w:asciiTheme="majorHAnsi" w:hAnsiTheme="majorHAnsi" w:cstheme="majorHAnsi"/>
+          <w:lang w:val="pt-PT"/>
+        </w:rPr>
+        <w:t>botões de sugestão e ações para certos fluxos;</w:t>
+      </w:r>
+    </w:p>
+    <w:p>
+      <w:pPr>
+        <w:pStyle w:val="Listacommarcas"/>
+        <w:rPr>
+          <w:rFonts w:asciiTheme="majorHAnsi" w:hAnsiTheme="majorHAnsi" w:cstheme="majorHAnsi"/>
+          <w:lang w:val="pt-PT"/>
+        </w:rPr>
+      </w:pPr>
+      <w:r>
+        <w:rPr>
+          <w:rFonts w:asciiTheme="majorHAnsi" w:hAnsiTheme="majorHAnsi" w:cstheme="majorHAnsi"/>
+          <w:lang w:val="pt-PT"/>
+        </w:rPr>
+        <w:t>continuação guiada por botões em fluxos específicos;</w:t>
+      </w:r>
+    </w:p>
+    <w:p>
+      <w:pPr>
+        <w:pStyle w:val="Listacommarcas"/>
+        <w:rPr>
+          <w:rFonts w:asciiTheme="majorHAnsi" w:hAnsiTheme="majorHAnsi" w:cstheme="majorHAnsi"/>
+          <w:lang w:val="pt-PT"/>
+        </w:rPr>
+      </w:pPr>
+      <w:r>
+        <w:rPr>
+          <w:rFonts w:asciiTheme="majorHAnsi" w:hAnsiTheme="majorHAnsi" w:cstheme="majorHAnsi"/>
+          <w:lang w:val="pt-PT"/>
+        </w:rPr>
+        <w:t>formatação de listas e links nas respostas;</w:t>
+      </w:r>
+    </w:p>
+    <w:p>
+      <w:pPr>
+        <w:pStyle w:val="Listacommarcas"/>
+        <w:rPr>
+          <w:rFonts w:asciiTheme="majorHAnsi" w:hAnsiTheme="majorHAnsi" w:cstheme="majorHAnsi"/>
+          <w:lang w:val="pt-PT"/>
+        </w:rPr>
+      </w:pPr>
+      <w:r>
+        <w:rPr>
+          <w:rFonts w:asciiTheme="majorHAnsi" w:hAnsiTheme="majorHAnsi" w:cstheme="majorHAnsi"/>
+          <w:lang w:val="pt-PT"/>
+        </w:rPr>
+        <w:t xml:space="preserve">mensagens de erro, </w:t>
+      </w:r>
+      <w:proofErr w:type="spellStart"/>
+      <w:r>
+        <w:rPr>
+          <w:rFonts w:asciiTheme="majorHAnsi" w:hAnsiTheme="majorHAnsi" w:cstheme="majorHAnsi"/>
+          <w:lang w:val="pt-PT"/>
+        </w:rPr>
+        <w:t>timeout</w:t>
+      </w:r>
+      <w:proofErr w:type="spellEnd"/>
+      <w:r>
+        <w:rPr>
+          <w:rFonts w:asciiTheme="majorHAnsi" w:hAnsiTheme="majorHAnsi" w:cstheme="majorHAnsi"/>
+          <w:lang w:val="pt-PT"/>
+        </w:rPr>
+        <w:t xml:space="preserve"> e offline;</w:t>
+      </w:r>
+    </w:p>
+    <w:p>
+      <w:pPr>
+        <w:pStyle w:val="Listacommarcas"/>
+        <w:rPr>
+          <w:rFonts w:asciiTheme="majorHAnsi" w:hAnsiTheme="majorHAnsi" w:cstheme="majorHAnsi"/>
+          <w:lang w:val="pt-PT"/>
+        </w:rPr>
+      </w:pPr>
+      <w:r>
+        <w:rPr>
+          <w:rFonts w:asciiTheme="majorHAnsi" w:hAnsiTheme="majorHAnsi" w:cstheme="majorHAnsi"/>
+          <w:lang w:val="pt-PT"/>
+        </w:rPr>
+        <w:t>ferramentas de auxílio inclusivo como módulo bilingue, aumento e diminuição do tamanho da letra do chat e alteração de contraste.</w:t>
+      </w:r>
+    </w:p>
+    <w:p>
+      <w:pPr>
+        <w:pStyle w:val="Ttulo2"/>
+        <w:rPr>
+          <w:lang w:val="pt-PT"/>
+        </w:rPr>
+      </w:pPr>
+      <w:bookmarkStart w:id="8" w:name="_Toc228198255"/>
+      <w:r>
+        <w:rPr>
+          <w:lang w:val="pt-PT"/>
+        </w:rPr>
+        <w:t>Reconhecimento Académico</w:t>
+      </w:r>
+      <w:bookmarkEnd w:id="8"/>
+    </w:p>
+    <w:p>
+      <w:pPr>
+        <w:rPr>
+          <w:rFonts w:asciiTheme="majorHAnsi" w:hAnsiTheme="majorHAnsi" w:cstheme="majorHAnsi"/>
+          <w:lang w:val="pt-PT"/>
+        </w:rPr>
+      </w:pPr>
+      <w:r>
+        <w:rPr>
+          <w:rFonts w:asciiTheme="majorHAnsi" w:hAnsiTheme="majorHAnsi" w:cstheme="majorHAnsi"/>
+          <w:lang w:val="pt-PT"/>
+        </w:rPr>
+        <w:t xml:space="preserve">Esta é claramente a área mais trabalhada e mais robusta do sistema, disponível em </w:t>
+      </w:r>
+      <w:proofErr w:type="spellStart"/>
+      <w:r>
+        <w:rPr>
+          <w:rFonts w:asciiTheme="majorHAnsi" w:hAnsiTheme="majorHAnsi" w:cstheme="majorHAnsi"/>
+          <w:lang w:val="pt-PT"/>
+        </w:rPr>
+        <w:t>recognition-</w:t>
+      </w:r>
+      <w:proofErr w:type="gramStart"/>
+      <w:r>
+        <w:rPr>
+          <w:rFonts w:asciiTheme="majorHAnsi" w:hAnsiTheme="majorHAnsi" w:cstheme="majorHAnsi"/>
+          <w:lang w:val="pt-PT"/>
+        </w:rPr>
+        <w:t>content.json</w:t>
+      </w:r>
+      <w:proofErr w:type="spellEnd"/>
+      <w:proofErr w:type="gramEnd"/>
+      <w:r>
+        <w:rPr>
+          <w:rFonts w:asciiTheme="majorHAnsi" w:hAnsiTheme="majorHAnsi" w:cstheme="majorHAnsi"/>
+          <w:lang w:val="pt-PT"/>
+        </w:rPr>
+        <w:t xml:space="preserve">. O </w:t>
+      </w:r>
+      <w:proofErr w:type="spellStart"/>
+      <w:r>
+        <w:rPr>
+          <w:rFonts w:asciiTheme="majorHAnsi" w:hAnsiTheme="majorHAnsi" w:cstheme="majorHAnsi"/>
+          <w:lang w:val="pt-PT"/>
+        </w:rPr>
+        <w:t>backend</w:t>
+      </w:r>
+      <w:proofErr w:type="spellEnd"/>
+      <w:r>
+        <w:rPr>
+          <w:rFonts w:asciiTheme="majorHAnsi" w:hAnsiTheme="majorHAnsi" w:cstheme="majorHAnsi"/>
+          <w:lang w:val="pt-PT"/>
+        </w:rPr>
+        <w:t xml:space="preserve">, em nova-bot-server.js, tem uma série de </w:t>
+      </w:r>
+      <w:proofErr w:type="spellStart"/>
+      <w:r>
+        <w:rPr>
+          <w:rFonts w:asciiTheme="majorHAnsi" w:hAnsiTheme="majorHAnsi" w:cstheme="majorHAnsi"/>
+          <w:lang w:val="pt-PT"/>
+        </w:rPr>
+        <w:t>helpers</w:t>
+      </w:r>
+      <w:proofErr w:type="spellEnd"/>
+      <w:r>
+        <w:rPr>
+          <w:rFonts w:asciiTheme="majorHAnsi" w:hAnsiTheme="majorHAnsi" w:cstheme="majorHAnsi"/>
+          <w:lang w:val="pt-PT"/>
+        </w:rPr>
+        <w:t xml:space="preserve"> e fluxos especializados, incluindo:</w:t>
+      </w:r>
+    </w:p>
+    <w:p>
+      <w:pPr>
+        <w:pStyle w:val="Listacommarcas"/>
+        <w:rPr>
+          <w:rFonts w:asciiTheme="majorHAnsi" w:hAnsiTheme="majorHAnsi" w:cstheme="majorHAnsi"/>
+          <w:lang w:val="pt-PT"/>
+        </w:rPr>
+      </w:pPr>
+      <w:r>
+        <w:rPr>
+          <w:rFonts w:asciiTheme="majorHAnsi" w:hAnsiTheme="majorHAnsi" w:cstheme="majorHAnsi"/>
+          <w:lang w:val="pt-PT"/>
+        </w:rPr>
+        <w:t>geração de perguntas carregadas por intenção;</w:t>
+      </w:r>
+    </w:p>
+    <w:p>
+      <w:pPr>
+        <w:pStyle w:val="Listacommarcas"/>
+        <w:rPr>
+          <w:rFonts w:asciiTheme="majorHAnsi" w:hAnsiTheme="majorHAnsi" w:cstheme="majorHAnsi"/>
+        </w:rPr>
+      </w:pPr>
+      <w:proofErr w:type="spellStart"/>
+      <w:r>
+        <w:rPr>
+          <w:rFonts w:asciiTheme="majorHAnsi" w:hAnsiTheme="majorHAnsi" w:cstheme="majorHAnsi"/>
+        </w:rPr>
+        <w:t>metadados</w:t>
+      </w:r>
+      <w:proofErr w:type="spellEnd"/>
+      <w:r>
+        <w:rPr>
+          <w:rFonts w:asciiTheme="majorHAnsi" w:hAnsiTheme="majorHAnsi" w:cstheme="majorHAnsi"/>
+        </w:rPr>
+        <w:t xml:space="preserve"> </w:t>
+      </w:r>
+      <w:proofErr w:type="spellStart"/>
+      <w:r>
+        <w:rPr>
+          <w:rFonts w:asciiTheme="majorHAnsi" w:hAnsiTheme="majorHAnsi" w:cstheme="majorHAnsi"/>
+        </w:rPr>
+        <w:t>por</w:t>
+      </w:r>
+      <w:proofErr w:type="spellEnd"/>
+      <w:r>
+        <w:rPr>
+          <w:rFonts w:asciiTheme="majorHAnsi" w:hAnsiTheme="majorHAnsi" w:cstheme="majorHAnsi"/>
+        </w:rPr>
+        <w:t xml:space="preserve"> </w:t>
+      </w:r>
+      <w:proofErr w:type="spellStart"/>
+      <w:r>
+        <w:rPr>
+          <w:rFonts w:asciiTheme="majorHAnsi" w:hAnsiTheme="majorHAnsi" w:cstheme="majorHAnsi"/>
+        </w:rPr>
+        <w:t>subtipo</w:t>
+      </w:r>
+      <w:proofErr w:type="spellEnd"/>
+      <w:r>
+        <w:rPr>
+          <w:rFonts w:asciiTheme="majorHAnsi" w:hAnsiTheme="majorHAnsi" w:cstheme="majorHAnsi"/>
+        </w:rPr>
+        <w:t>;</w:t>
+      </w:r>
+    </w:p>
+    <w:p>
+      <w:pPr>
+        <w:pStyle w:val="Listacommarcas"/>
+        <w:rPr>
+          <w:rFonts w:asciiTheme="majorHAnsi" w:hAnsiTheme="majorHAnsi" w:cstheme="majorHAnsi"/>
+        </w:rPr>
+      </w:pPr>
+      <w:r>
+        <w:rPr>
+          <w:rFonts w:asciiTheme="majorHAnsi" w:hAnsiTheme="majorHAnsi" w:cstheme="majorHAnsi"/>
+        </w:rPr>
+        <w:t>ações contextuais;</w:t>
+      </w:r>
+    </w:p>
+    <w:p>
+      <w:pPr>
+        <w:pStyle w:val="Listacommarcas"/>
+        <w:rPr>
+          <w:rFonts w:asciiTheme="majorHAnsi" w:hAnsiTheme="majorHAnsi" w:cstheme="majorHAnsi"/>
+        </w:rPr>
+      </w:pPr>
+      <w:r>
+        <w:rPr>
+          <w:rFonts w:asciiTheme="majorHAnsi" w:hAnsiTheme="majorHAnsi" w:cstheme="majorHAnsi"/>
+        </w:rPr>
+        <w:t>texto complementar;</w:t>
+      </w:r>
+    </w:p>
+    <w:p>
+      <w:pPr>
+        <w:pStyle w:val="Listacommarcas"/>
+        <w:rPr>
+          <w:rFonts w:asciiTheme="majorHAnsi" w:hAnsiTheme="majorHAnsi" w:cstheme="majorHAnsi"/>
+          <w:lang w:val="pt-PT"/>
+        </w:rPr>
+      </w:pPr>
+      <w:r>
+        <w:rPr>
+          <w:rFonts w:asciiTheme="majorHAnsi" w:hAnsiTheme="majorHAnsi" w:cstheme="majorHAnsi"/>
+          <w:lang w:val="pt-PT"/>
+        </w:rPr>
+        <w:lastRenderedPageBreak/>
+        <w:t>clarificações quando o utilizador fala de reconhecimento sem indicar o tipo;</w:t>
+      </w:r>
+    </w:p>
+    <w:p>
+      <w:pPr>
+        <w:pStyle w:val="Listacommarcas"/>
+        <w:rPr>
+          <w:rFonts w:asciiTheme="majorHAnsi" w:hAnsiTheme="majorHAnsi" w:cstheme="majorHAnsi"/>
+          <w:lang w:val="pt-PT"/>
+        </w:rPr>
+      </w:pPr>
+      <w:r>
+        <w:rPr>
+          <w:rFonts w:asciiTheme="majorHAnsi" w:hAnsiTheme="majorHAnsi" w:cstheme="majorHAnsi"/>
+          <w:lang w:val="pt-PT"/>
+        </w:rPr>
+        <w:t>respostas específicas para valores, prazos, documentos e onde pedir;</w:t>
+      </w:r>
+    </w:p>
+    <w:p>
+      <w:pPr>
+        <w:pStyle w:val="Listacommarcas"/>
+        <w:rPr>
+          <w:rFonts w:asciiTheme="majorHAnsi" w:hAnsiTheme="majorHAnsi" w:cstheme="majorHAnsi"/>
+          <w:lang w:val="pt-PT"/>
+        </w:rPr>
+      </w:pPr>
+      <w:r>
+        <w:rPr>
+          <w:rFonts w:asciiTheme="majorHAnsi" w:hAnsiTheme="majorHAnsi" w:cstheme="majorHAnsi"/>
+          <w:lang w:val="pt-PT"/>
+        </w:rPr>
+        <w:t>respostas variadas dentro do mesmo tema ou subtema, consoante a formulação da pergunta;</w:t>
+      </w:r>
+    </w:p>
+    <w:p>
+      <w:pPr>
+        <w:pStyle w:val="Listacommarcas"/>
+        <w:rPr>
+          <w:rFonts w:asciiTheme="majorHAnsi" w:hAnsiTheme="majorHAnsi" w:cstheme="majorHAnsi"/>
+          <w:lang w:val="pt-PT"/>
+        </w:rPr>
+      </w:pPr>
+      <w:r>
+        <w:rPr>
+          <w:rFonts w:asciiTheme="majorHAnsi" w:hAnsiTheme="majorHAnsi" w:cstheme="majorHAnsi"/>
+          <w:lang w:val="pt-PT"/>
+        </w:rPr>
+        <w:t>distinção entre definição curta e explicação detalhada;</w:t>
+      </w:r>
+    </w:p>
+    <w:p>
+      <w:pPr>
+        <w:pStyle w:val="Listacommarcas"/>
+        <w:rPr>
+          <w:rFonts w:asciiTheme="majorHAnsi" w:hAnsiTheme="majorHAnsi" w:cstheme="majorHAnsi"/>
+          <w:lang w:val="pt-PT"/>
+        </w:rPr>
+      </w:pPr>
+      <w:r>
+        <w:rPr>
+          <w:rFonts w:asciiTheme="majorHAnsi" w:hAnsiTheme="majorHAnsi" w:cstheme="majorHAnsi"/>
+          <w:lang w:val="pt-PT"/>
+        </w:rPr>
+        <w:t>apresentação das modalidades através de botões clicáveis;</w:t>
+      </w:r>
+    </w:p>
+    <w:p>
+      <w:pPr>
+        <w:pStyle w:val="Listacommarcas"/>
+        <w:rPr>
+          <w:rFonts w:asciiTheme="majorHAnsi" w:hAnsiTheme="majorHAnsi" w:cstheme="majorHAnsi"/>
+          <w:lang w:val="pt-PT"/>
+        </w:rPr>
+      </w:pPr>
+      <w:r>
+        <w:rPr>
+          <w:rFonts w:asciiTheme="majorHAnsi" w:hAnsiTheme="majorHAnsi" w:cstheme="majorHAnsi"/>
+          <w:lang w:val="pt-PT"/>
+        </w:rPr>
+        <w:t>follow-ups elípticos com preservação de intenção;</w:t>
+      </w:r>
+    </w:p>
+    <w:p>
+      <w:pPr>
+        <w:pStyle w:val="Listacommarcas"/>
+        <w:rPr>
+          <w:rFonts w:asciiTheme="majorHAnsi" w:hAnsiTheme="majorHAnsi" w:cstheme="majorHAnsi"/>
+          <w:lang w:val="pt-PT"/>
+        </w:rPr>
+      </w:pPr>
+      <w:r>
+        <w:rPr>
+          <w:rFonts w:asciiTheme="majorHAnsi" w:hAnsiTheme="majorHAnsi" w:cstheme="majorHAnsi"/>
+          <w:lang w:val="pt-PT"/>
+        </w:rPr>
+        <w:t>transição entre modalidades mantendo coerência contextual.</w:t>
+      </w:r>
+    </w:p>
+    <w:p>
+      <w:pPr>
+        <w:rPr>
+          <w:rFonts w:asciiTheme="majorHAnsi" w:hAnsiTheme="majorHAnsi" w:cstheme="majorHAnsi"/>
+          <w:lang w:val="pt-PT"/>
+        </w:rPr>
+      </w:pPr>
+      <w:r>
+        <w:rPr>
+          <w:rFonts w:asciiTheme="majorHAnsi" w:hAnsiTheme="majorHAnsi" w:cstheme="majorHAnsi"/>
+          <w:lang w:val="pt-PT"/>
+        </w:rPr>
+        <w:t xml:space="preserve">Na prática, esta parte já funciona quase como um </w:t>
+      </w:r>
+      <w:proofErr w:type="spellStart"/>
+      <w:r>
+        <w:rPr>
+          <w:rFonts w:asciiTheme="majorHAnsi" w:hAnsiTheme="majorHAnsi" w:cstheme="majorHAnsi"/>
+          <w:lang w:val="pt-PT"/>
+        </w:rPr>
+        <w:t>mini-assistente</w:t>
+      </w:r>
+      <w:proofErr w:type="spellEnd"/>
+      <w:r>
+        <w:rPr>
+          <w:rFonts w:asciiTheme="majorHAnsi" w:hAnsiTheme="majorHAnsi" w:cstheme="majorHAnsi"/>
+          <w:lang w:val="pt-PT"/>
+        </w:rPr>
+        <w:t xml:space="preserve"> especializado dentro do </w:t>
+      </w:r>
+      <w:proofErr w:type="spellStart"/>
+      <w:r>
+        <w:rPr>
+          <w:rFonts w:asciiTheme="majorHAnsi" w:hAnsiTheme="majorHAnsi" w:cstheme="majorHAnsi"/>
+          <w:lang w:val="pt-PT"/>
+        </w:rPr>
+        <w:t>bot</w:t>
+      </w:r>
+      <w:proofErr w:type="spellEnd"/>
+      <w:r>
+        <w:rPr>
+          <w:rFonts w:asciiTheme="majorHAnsi" w:hAnsiTheme="majorHAnsi" w:cstheme="majorHAnsi"/>
+          <w:lang w:val="pt-PT"/>
+        </w:rPr>
+        <w:t xml:space="preserve"> principal. É onde a arquitetura híbrida surge de forma mais clara e onde a sensação de “conversa inteligente” resulta sobretudo da modelação de domínio, da memória de sessão e das regras de continuidade, e não apenas da geração livre do modelo.</w:t>
+      </w:r>
+    </w:p>
+    <w:p>
+      <w:pPr>
+        <w:rPr>
+          <w:rFonts w:asciiTheme="majorHAnsi" w:hAnsiTheme="majorHAnsi" w:cstheme="majorHAnsi"/>
+          <w:lang w:val="pt-PT"/>
+        </w:rPr>
+      </w:pPr>
+      <w:r>
+        <w:rPr>
+          <w:rFonts w:asciiTheme="majorHAnsi" w:hAnsiTheme="majorHAnsi" w:cstheme="majorHAnsi"/>
+          <w:lang w:val="pt-PT"/>
+        </w:rPr>
+        <w:t>Um exemplo particularmente ilustrativo é o fluxo em que o utilizador pergunta “O que é o reconhecimento académico?”, pede depois “explica melhor”, escolhe uma das modalidades propostas, como “Reconhecimento de nível”, e prossegue com follow-ups curtos como “e o preço?” ou “e no automático?”. O sistema preserva o contexto, identifica o subtipo relevante e mantém a intenção anterior, respondendo com rigor e continuidade.</w:t>
+      </w:r>
+    </w:p>
+    <w:p>
+      <w:pPr>
+        <w:pStyle w:val="Ttulo2"/>
+        <w:rPr>
+          <w:lang w:val="pt-PT"/>
+        </w:rPr>
+      </w:pPr>
+      <w:bookmarkStart w:id="9" w:name="_Toc228198256"/>
+      <w:r>
+        <w:rPr>
+          <w:lang w:val="pt-PT"/>
+        </w:rPr>
+        <w:t>Igualdade e Inclusão</w:t>
+      </w:r>
+      <w:bookmarkEnd w:id="9"/>
+    </w:p>
+    <w:p>
+      <w:pPr>
+        <w:rPr>
+          <w:rFonts w:asciiTheme="majorHAnsi" w:hAnsiTheme="majorHAnsi" w:cstheme="majorHAnsi"/>
+          <w:lang w:val="pt-PT"/>
+        </w:rPr>
+      </w:pPr>
+      <w:r>
+        <w:rPr>
+          <w:rFonts w:asciiTheme="majorHAnsi" w:hAnsiTheme="majorHAnsi" w:cstheme="majorHAnsi"/>
+          <w:lang w:val="pt-PT"/>
+        </w:rPr>
+        <w:t xml:space="preserve">Esta é outra área já institucionalizada por conteúdo curado. O ficheiro </w:t>
+      </w:r>
+      <w:proofErr w:type="spellStart"/>
+      <w:r>
+        <w:rPr>
+          <w:rFonts w:asciiTheme="majorHAnsi" w:hAnsiTheme="majorHAnsi" w:cstheme="majorHAnsi"/>
+          <w:lang w:val="pt-PT"/>
+        </w:rPr>
+        <w:t>equality-inclusion-</w:t>
+      </w:r>
+      <w:proofErr w:type="gramStart"/>
+      <w:r>
+        <w:rPr>
+          <w:rFonts w:asciiTheme="majorHAnsi" w:hAnsiTheme="majorHAnsi" w:cstheme="majorHAnsi"/>
+          <w:lang w:val="pt-PT"/>
+        </w:rPr>
+        <w:t>content.json</w:t>
+      </w:r>
+      <w:proofErr w:type="spellEnd"/>
+      <w:proofErr w:type="gramEnd"/>
+      <w:r>
+        <w:rPr>
+          <w:rFonts w:asciiTheme="majorHAnsi" w:hAnsiTheme="majorHAnsi" w:cstheme="majorHAnsi"/>
+          <w:lang w:val="pt-PT"/>
+        </w:rPr>
+        <w:t xml:space="preserve"> estrutura:</w:t>
+      </w:r>
+    </w:p>
+    <w:p>
+      <w:pPr>
+        <w:pStyle w:val="Listacommarcas"/>
+        <w:rPr>
+          <w:rFonts w:asciiTheme="majorHAnsi" w:hAnsiTheme="majorHAnsi" w:cstheme="majorHAnsi"/>
+        </w:rPr>
+      </w:pPr>
+      <w:r>
+        <w:rPr>
+          <w:rFonts w:asciiTheme="majorHAnsi" w:hAnsiTheme="majorHAnsi" w:cstheme="majorHAnsi"/>
+        </w:rPr>
+        <w:t xml:space="preserve">links </w:t>
+      </w:r>
+      <w:proofErr w:type="spellStart"/>
+      <w:r>
+        <w:rPr>
+          <w:rFonts w:asciiTheme="majorHAnsi" w:hAnsiTheme="majorHAnsi" w:cstheme="majorHAnsi"/>
+        </w:rPr>
+        <w:t>oficiais</w:t>
+      </w:r>
+      <w:proofErr w:type="spellEnd"/>
+      <w:r>
+        <w:rPr>
+          <w:rFonts w:asciiTheme="majorHAnsi" w:hAnsiTheme="majorHAnsi" w:cstheme="majorHAnsi"/>
+        </w:rPr>
+        <w:t>;</w:t>
+      </w:r>
+    </w:p>
+    <w:p>
+      <w:pPr>
+        <w:pStyle w:val="Listacommarcas"/>
+        <w:rPr>
+          <w:rFonts w:asciiTheme="majorHAnsi" w:hAnsiTheme="majorHAnsi" w:cstheme="majorHAnsi"/>
+        </w:rPr>
+      </w:pPr>
+      <w:r>
+        <w:rPr>
+          <w:rFonts w:asciiTheme="majorHAnsi" w:hAnsiTheme="majorHAnsi" w:cstheme="majorHAnsi"/>
+        </w:rPr>
+        <w:t>overview;</w:t>
+      </w:r>
+    </w:p>
+    <w:p>
+      <w:pPr>
+        <w:pStyle w:val="Listacommarcas"/>
+        <w:rPr>
+          <w:rFonts w:asciiTheme="majorHAnsi" w:hAnsiTheme="majorHAnsi" w:cstheme="majorHAnsi"/>
+        </w:rPr>
+      </w:pPr>
+      <w:r>
+        <w:rPr>
+          <w:rFonts w:asciiTheme="majorHAnsi" w:hAnsiTheme="majorHAnsi" w:cstheme="majorHAnsi"/>
+        </w:rPr>
+        <w:t>prompts sugeridos;</w:t>
+      </w:r>
+    </w:p>
+    <w:p>
+      <w:pPr>
+        <w:pStyle w:val="Listacommarcas"/>
+        <w:rPr>
+          <w:rFonts w:asciiTheme="majorHAnsi" w:hAnsiTheme="majorHAnsi" w:cstheme="majorHAnsi"/>
+          <w:lang w:val="pt-PT"/>
+        </w:rPr>
+      </w:pPr>
+      <w:r>
+        <w:rPr>
+          <w:rFonts w:asciiTheme="majorHAnsi" w:hAnsiTheme="majorHAnsi" w:cstheme="majorHAnsi"/>
+          <w:lang w:val="pt-PT"/>
+        </w:rPr>
+        <w:t>contactos do gabinete responsável pelo pelouro;</w:t>
+      </w:r>
+    </w:p>
+    <w:p>
+      <w:pPr>
+        <w:pStyle w:val="Listacommarcas"/>
+        <w:rPr>
+          <w:rFonts w:asciiTheme="majorHAnsi" w:hAnsiTheme="majorHAnsi" w:cstheme="majorHAnsi"/>
+          <w:lang w:val="pt-PT"/>
+        </w:rPr>
+      </w:pPr>
+      <w:r>
+        <w:rPr>
+          <w:rFonts w:asciiTheme="majorHAnsi" w:hAnsiTheme="majorHAnsi" w:cstheme="majorHAnsi"/>
+          <w:lang w:val="pt-PT"/>
+        </w:rPr>
+        <w:t>subtemas como política, plano, linguagem inclusiva, assédio, discriminação, necessidades educativas especiais e isenções de propinas.</w:t>
+      </w:r>
+    </w:p>
+    <w:p>
+      <w:pPr>
+        <w:pStyle w:val="Ttulo2"/>
+        <w:rPr>
+          <w:lang w:val="pt-PT"/>
+        </w:rPr>
+      </w:pPr>
+      <w:bookmarkStart w:id="10" w:name="_Toc228198257"/>
+      <w:r>
+        <w:rPr>
+          <w:lang w:val="pt-PT"/>
+        </w:rPr>
+        <w:t>RAG e Recuperação Documental</w:t>
+      </w:r>
+      <w:bookmarkEnd w:id="10"/>
+    </w:p>
+    <w:p>
+      <w:pPr>
+        <w:rPr>
+          <w:rFonts w:asciiTheme="majorHAnsi" w:hAnsiTheme="majorHAnsi" w:cstheme="majorHAnsi"/>
+        </w:rPr>
+      </w:pPr>
+      <w:r>
+        <w:rPr>
+          <w:rFonts w:asciiTheme="majorHAnsi" w:hAnsiTheme="majorHAnsi" w:cstheme="majorHAnsi"/>
+          <w:lang w:val="pt-PT"/>
+        </w:rPr>
+        <w:t xml:space="preserve">A RAG ocorre de forma orientada e encontra-se implementada sobretudo no </w:t>
+      </w:r>
+      <w:proofErr w:type="spellStart"/>
+      <w:r>
+        <w:rPr>
+          <w:rFonts w:asciiTheme="majorHAnsi" w:hAnsiTheme="majorHAnsi" w:cstheme="majorHAnsi"/>
+          <w:lang w:val="pt-PT"/>
+        </w:rPr>
+        <w:t>backend</w:t>
+      </w:r>
+      <w:proofErr w:type="spellEnd"/>
+      <w:r>
+        <w:rPr>
+          <w:rFonts w:asciiTheme="majorHAnsi" w:hAnsiTheme="majorHAnsi" w:cstheme="majorHAnsi"/>
+          <w:lang w:val="pt-PT"/>
+        </w:rPr>
+        <w:t xml:space="preserve"> principal e no indexador. </w:t>
+      </w:r>
+      <w:r>
+        <w:rPr>
+          <w:rFonts w:asciiTheme="majorHAnsi" w:hAnsiTheme="majorHAnsi" w:cstheme="majorHAnsi"/>
+        </w:rPr>
+        <w:t xml:space="preserve">O </w:t>
+      </w:r>
+      <w:proofErr w:type="spellStart"/>
+      <w:r>
+        <w:rPr>
+          <w:rFonts w:asciiTheme="majorHAnsi" w:hAnsiTheme="majorHAnsi" w:cstheme="majorHAnsi"/>
+        </w:rPr>
+        <w:t>processo</w:t>
+      </w:r>
+      <w:proofErr w:type="spellEnd"/>
+      <w:r>
+        <w:rPr>
+          <w:rFonts w:asciiTheme="majorHAnsi" w:hAnsiTheme="majorHAnsi" w:cstheme="majorHAnsi"/>
+        </w:rPr>
+        <w:t xml:space="preserve"> </w:t>
+      </w:r>
+      <w:proofErr w:type="spellStart"/>
+      <w:r>
+        <w:rPr>
+          <w:rFonts w:asciiTheme="majorHAnsi" w:hAnsiTheme="majorHAnsi" w:cstheme="majorHAnsi"/>
+        </w:rPr>
+        <w:t>funciona</w:t>
+      </w:r>
+      <w:proofErr w:type="spellEnd"/>
+      <w:r>
+        <w:rPr>
+          <w:rFonts w:asciiTheme="majorHAnsi" w:hAnsiTheme="majorHAnsi" w:cstheme="majorHAnsi"/>
+        </w:rPr>
+        <w:t xml:space="preserve"> </w:t>
+      </w:r>
+      <w:proofErr w:type="spellStart"/>
+      <w:r>
+        <w:rPr>
+          <w:rFonts w:asciiTheme="majorHAnsi" w:hAnsiTheme="majorHAnsi" w:cstheme="majorHAnsi"/>
+        </w:rPr>
+        <w:t>nos</w:t>
+      </w:r>
+      <w:proofErr w:type="spellEnd"/>
+      <w:r>
+        <w:rPr>
+          <w:rFonts w:asciiTheme="majorHAnsi" w:hAnsiTheme="majorHAnsi" w:cstheme="majorHAnsi"/>
+        </w:rPr>
+        <w:t xml:space="preserve"> </w:t>
+      </w:r>
+      <w:proofErr w:type="spellStart"/>
+      <w:r>
+        <w:rPr>
+          <w:rFonts w:asciiTheme="majorHAnsi" w:hAnsiTheme="majorHAnsi" w:cstheme="majorHAnsi"/>
+        </w:rPr>
+        <w:t>seguintes</w:t>
+      </w:r>
+      <w:proofErr w:type="spellEnd"/>
+      <w:r>
+        <w:rPr>
+          <w:rFonts w:asciiTheme="majorHAnsi" w:hAnsiTheme="majorHAnsi" w:cstheme="majorHAnsi"/>
+        </w:rPr>
+        <w:t xml:space="preserve"> moldes:</w:t>
+      </w:r>
+    </w:p>
+    <w:p>
+      <w:pPr>
+        <w:pStyle w:val="Listacommarcas"/>
+        <w:rPr>
+          <w:rFonts w:asciiTheme="majorHAnsi" w:hAnsiTheme="majorHAnsi" w:cstheme="majorHAnsi"/>
+        </w:rPr>
+      </w:pPr>
+      <w:r>
+        <w:rPr>
+          <w:rFonts w:asciiTheme="majorHAnsi" w:hAnsiTheme="majorHAnsi" w:cstheme="majorHAnsi"/>
+        </w:rPr>
+        <w:t>extrair texto do PDF;</w:t>
+      </w:r>
+    </w:p>
+    <w:p>
+      <w:pPr>
+        <w:pStyle w:val="Listacommarcas"/>
+        <w:rPr>
+          <w:rFonts w:asciiTheme="majorHAnsi" w:hAnsiTheme="majorHAnsi" w:cstheme="majorHAnsi"/>
+        </w:rPr>
+      </w:pPr>
+      <w:r>
+        <w:rPr>
+          <w:rFonts w:asciiTheme="majorHAnsi" w:hAnsiTheme="majorHAnsi" w:cstheme="majorHAnsi"/>
+        </w:rPr>
+        <w:t>chunking com overlap;</w:t>
+      </w:r>
+    </w:p>
+    <w:p>
+      <w:pPr>
+        <w:pStyle w:val="Listacommarcas"/>
+        <w:rPr>
+          <w:rFonts w:asciiTheme="majorHAnsi" w:hAnsiTheme="majorHAnsi" w:cstheme="majorHAnsi"/>
+        </w:rPr>
+      </w:pPr>
+      <w:r>
+        <w:rPr>
+          <w:rFonts w:asciiTheme="majorHAnsi" w:hAnsiTheme="majorHAnsi" w:cstheme="majorHAnsi"/>
+        </w:rPr>
+        <w:t>embeddings locais;</w:t>
+      </w:r>
+    </w:p>
+    <w:p>
+      <w:pPr>
+        <w:pStyle w:val="Listacommarcas"/>
+        <w:rPr>
+          <w:rFonts w:asciiTheme="majorHAnsi" w:hAnsiTheme="majorHAnsi" w:cstheme="majorHAnsi"/>
+        </w:rPr>
+      </w:pPr>
+      <w:r>
+        <w:rPr>
+          <w:rFonts w:asciiTheme="majorHAnsi" w:hAnsiTheme="majorHAnsi" w:cstheme="majorHAnsi"/>
+        </w:rPr>
+        <w:t>scoring por similaridade;</w:t>
+      </w:r>
+    </w:p>
+    <w:p>
+      <w:pPr>
+        <w:pStyle w:val="Listacommarcas"/>
+        <w:rPr>
+          <w:rFonts w:asciiTheme="majorHAnsi" w:hAnsiTheme="majorHAnsi" w:cstheme="majorHAnsi"/>
+          <w:lang w:val="pt-PT"/>
+        </w:rPr>
+      </w:pPr>
+      <w:r>
+        <w:rPr>
+          <w:rFonts w:asciiTheme="majorHAnsi" w:hAnsiTheme="majorHAnsi" w:cstheme="majorHAnsi"/>
+          <w:lang w:val="pt-PT"/>
+        </w:rPr>
+        <w:t>construção de contexto limitado por tamanho;</w:t>
+      </w:r>
+    </w:p>
+    <w:p>
+      <w:pPr>
+        <w:pStyle w:val="Listacommarcas"/>
+        <w:rPr>
+          <w:rFonts w:asciiTheme="majorHAnsi" w:hAnsiTheme="majorHAnsi" w:cstheme="majorHAnsi"/>
+        </w:rPr>
+      </w:pPr>
+      <w:r>
+        <w:rPr>
+          <w:rFonts w:asciiTheme="majorHAnsi" w:hAnsiTheme="majorHAnsi" w:cstheme="majorHAnsi"/>
+        </w:rPr>
+        <w:t xml:space="preserve">prompt </w:t>
+      </w:r>
+      <w:proofErr w:type="spellStart"/>
+      <w:r>
+        <w:rPr>
+          <w:rFonts w:asciiTheme="majorHAnsi" w:hAnsiTheme="majorHAnsi" w:cstheme="majorHAnsi"/>
+        </w:rPr>
+        <w:t>ao</w:t>
+      </w:r>
+      <w:proofErr w:type="spellEnd"/>
+      <w:r>
+        <w:rPr>
+          <w:rFonts w:asciiTheme="majorHAnsi" w:hAnsiTheme="majorHAnsi" w:cstheme="majorHAnsi"/>
+        </w:rPr>
+        <w:t xml:space="preserve"> Ollama;</w:t>
+      </w:r>
+    </w:p>
+    <w:p>
+      <w:pPr>
+        <w:pStyle w:val="Listacommarcas"/>
+        <w:rPr>
+          <w:rFonts w:asciiTheme="majorHAnsi" w:hAnsiTheme="majorHAnsi" w:cstheme="majorHAnsi"/>
+        </w:rPr>
+      </w:pPr>
+      <w:r>
+        <w:rPr>
+          <w:rFonts w:asciiTheme="majorHAnsi" w:hAnsiTheme="majorHAnsi" w:cstheme="majorHAnsi"/>
+        </w:rPr>
+        <w:t>validação de saída.</w:t>
+      </w:r>
+    </w:p>
+    <w:p>
+      <w:pPr>
+        <w:rPr>
+          <w:rFonts w:asciiTheme="majorHAnsi" w:hAnsiTheme="majorHAnsi" w:cstheme="majorHAnsi"/>
+          <w:lang w:val="pt-PT"/>
+        </w:rPr>
+      </w:pPr>
+      <w:r>
+        <w:rPr>
+          <w:rFonts w:asciiTheme="majorHAnsi" w:hAnsiTheme="majorHAnsi" w:cstheme="majorHAnsi"/>
+          <w:lang w:val="pt-PT"/>
+        </w:rPr>
+        <w:lastRenderedPageBreak/>
+        <w:t>Existe ainda um trabalho relevante de heurísticas, as quais ocorrem da seguinte forma:</w:t>
+      </w:r>
+    </w:p>
+    <w:p>
+      <w:pPr>
+        <w:pStyle w:val="Listacommarcas"/>
+        <w:rPr>
+          <w:rFonts w:asciiTheme="majorHAnsi" w:hAnsiTheme="majorHAnsi" w:cstheme="majorHAnsi"/>
+          <w:lang w:val="pt-PT"/>
+        </w:rPr>
+      </w:pPr>
+      <w:r>
+        <w:rPr>
+          <w:rFonts w:asciiTheme="majorHAnsi" w:hAnsiTheme="majorHAnsi" w:cstheme="majorHAnsi"/>
+          <w:lang w:val="pt-PT"/>
+        </w:rPr>
+        <w:t xml:space="preserve">pré-filtragem temática de </w:t>
+      </w:r>
+      <w:proofErr w:type="spellStart"/>
+      <w:r>
+        <w:rPr>
+          <w:rFonts w:asciiTheme="majorHAnsi" w:hAnsiTheme="majorHAnsi" w:cstheme="majorHAnsi"/>
+          <w:lang w:val="pt-PT"/>
+        </w:rPr>
+        <w:t>chunks</w:t>
+      </w:r>
+      <w:proofErr w:type="spellEnd"/>
+      <w:r>
+        <w:rPr>
+          <w:rFonts w:asciiTheme="majorHAnsi" w:hAnsiTheme="majorHAnsi" w:cstheme="majorHAnsi"/>
+          <w:lang w:val="pt-PT"/>
+        </w:rPr>
+        <w:t>;</w:t>
+      </w:r>
+    </w:p>
+    <w:p>
+      <w:pPr>
+        <w:pStyle w:val="Listacommarcas"/>
+        <w:rPr>
+          <w:rFonts w:asciiTheme="majorHAnsi" w:hAnsiTheme="majorHAnsi" w:cstheme="majorHAnsi"/>
+          <w:lang w:val="pt-PT"/>
+        </w:rPr>
+      </w:pPr>
       <w:proofErr w:type="spellStart"/>
       <w:r>
         <w:rPr>
@@ -3877,15 +6408,112 @@
           <w:rFonts w:asciiTheme="majorHAnsi" w:hAnsiTheme="majorHAnsi" w:cstheme="majorHAnsi"/>
           <w:lang w:val="pt-PT"/>
         </w:rPr>
-        <w:t xml:space="preserve"> manuais, validação da saída e múltiplos </w:t>
-      </w:r>
-      <w:proofErr w:type="spellStart"/>
-      <w:r>
-        <w:rPr>
-          <w:rFonts w:asciiTheme="majorHAnsi" w:hAnsiTheme="majorHAnsi" w:cstheme="majorHAnsi"/>
-          <w:lang w:val="pt-PT"/>
-        </w:rPr>
-        <w:t>fallbacks</w:t>
+        <w:t xml:space="preserve"> por tipo de pergunta;</w:t>
+      </w:r>
+    </w:p>
+    <w:p>
+      <w:pPr>
+        <w:pStyle w:val="Listacommarcas"/>
+        <w:rPr>
+          <w:rFonts w:asciiTheme="majorHAnsi" w:hAnsiTheme="majorHAnsi" w:cstheme="majorHAnsi"/>
+        </w:rPr>
+      </w:pPr>
+      <w:proofErr w:type="spellStart"/>
+      <w:r>
+        <w:rPr>
+          <w:rFonts w:asciiTheme="majorHAnsi" w:hAnsiTheme="majorHAnsi" w:cstheme="majorHAnsi"/>
+        </w:rPr>
+        <w:t>resgate</w:t>
+      </w:r>
+      <w:proofErr w:type="spellEnd"/>
+      <w:r>
+        <w:rPr>
+          <w:rFonts w:asciiTheme="majorHAnsi" w:hAnsiTheme="majorHAnsi" w:cstheme="majorHAnsi"/>
+        </w:rPr>
+        <w:t xml:space="preserve"> lexical </w:t>
+      </w:r>
+      <w:proofErr w:type="spellStart"/>
+      <w:r>
+        <w:rPr>
+          <w:rFonts w:asciiTheme="majorHAnsi" w:hAnsiTheme="majorHAnsi" w:cstheme="majorHAnsi"/>
+        </w:rPr>
+        <w:t>por</w:t>
+      </w:r>
+      <w:proofErr w:type="spellEnd"/>
+      <w:r>
+        <w:rPr>
+          <w:rFonts w:asciiTheme="majorHAnsi" w:hAnsiTheme="majorHAnsi" w:cstheme="majorHAnsi"/>
+        </w:rPr>
+        <w:t xml:space="preserve"> </w:t>
+      </w:r>
+      <w:proofErr w:type="spellStart"/>
+      <w:r>
+        <w:rPr>
+          <w:rFonts w:asciiTheme="majorHAnsi" w:hAnsiTheme="majorHAnsi" w:cstheme="majorHAnsi"/>
+        </w:rPr>
+        <w:t>assunto</w:t>
+      </w:r>
+      <w:proofErr w:type="spellEnd"/>
+      <w:r>
+        <w:rPr>
+          <w:rFonts w:asciiTheme="majorHAnsi" w:hAnsiTheme="majorHAnsi" w:cstheme="majorHAnsi"/>
+        </w:rPr>
+        <w:t>;</w:t>
+      </w:r>
+    </w:p>
+    <w:p>
+      <w:pPr>
+        <w:pStyle w:val="Listacommarcas"/>
+        <w:rPr>
+          <w:rFonts w:asciiTheme="majorHAnsi" w:hAnsiTheme="majorHAnsi" w:cstheme="majorHAnsi"/>
+          <w:lang w:val="pt-PT"/>
+        </w:rPr>
+      </w:pPr>
+      <w:r>
+        <w:rPr>
+          <w:rFonts w:asciiTheme="majorHAnsi" w:hAnsiTheme="majorHAnsi" w:cstheme="majorHAnsi"/>
+          <w:lang w:val="pt-PT"/>
+        </w:rPr>
+        <w:t>atalhos determinísticos para alguns temas.</w:t>
+      </w:r>
+    </w:p>
+    <w:p>
+      <w:pPr>
+        <w:pStyle w:val="Ttulo2"/>
+        <w:rPr>
+          <w:lang w:val="pt-PT"/>
+        </w:rPr>
+      </w:pPr>
+      <w:bookmarkStart w:id="11" w:name="_Toc228198258"/>
+      <w:r>
+        <w:rPr>
+          <w:lang w:val="pt-PT"/>
+        </w:rPr>
+        <w:t>IA de Suporte</w:t>
+      </w:r>
+      <w:bookmarkEnd w:id="11"/>
+    </w:p>
+    <w:p>
+      <w:pPr>
+        <w:rPr>
+          <w:rFonts w:asciiTheme="majorHAnsi" w:hAnsiTheme="majorHAnsi" w:cstheme="majorHAnsi"/>
+          <w:lang w:val="pt-PT"/>
+        </w:rPr>
+      </w:pPr>
+      <w:r>
+        <w:rPr>
+          <w:rFonts w:asciiTheme="majorHAnsi" w:hAnsiTheme="majorHAnsi" w:cstheme="majorHAnsi"/>
+          <w:lang w:val="pt-PT"/>
+        </w:rPr>
+        <w:t xml:space="preserve">Uma das evoluções mais relevantes do projeto é o uso de IA não apenas para responder ao utilizador final, mas também para apoiar a manutenção do sistema através da leitura e análise de documentação carregada no </w:t>
+      </w:r>
+      <w:proofErr w:type="spellStart"/>
+      <w:r>
+        <w:rPr>
+          <w:rFonts w:asciiTheme="majorHAnsi" w:hAnsiTheme="majorHAnsi" w:cstheme="majorHAnsi"/>
+          <w:lang w:val="pt-PT"/>
+        </w:rPr>
+        <w:t>backend</w:t>
       </w:r>
       <w:proofErr w:type="spellEnd"/>
       <w:r>
@@ -3898,271 +6526,444 @@
     </w:p>
     <w:p>
       <w:pPr>
-        <w:pStyle w:val="Ttulo2"/>
-        <w:rPr>
-          <w:lang w:val="pt-PT"/>
-        </w:rPr>
-      </w:pPr>
-      <w:bookmarkStart w:id="5" w:name="_Toc228198252"/>
-      <w:r>
-        <w:rPr>
-          <w:lang w:val="pt-PT"/>
-        </w:rPr>
-        <w:t>Base de Conhecimento</w:t>
-      </w:r>
-      <w:bookmarkEnd w:id="5"/>
-    </w:p>
-    <w:p>
-      <w:pPr>
-        <w:rPr>
-          <w:rFonts w:asciiTheme="majorHAnsi" w:hAnsiTheme="majorHAnsi" w:cstheme="majorHAnsi"/>
-          <w:lang w:val="pt-PT"/>
-        </w:rPr>
-      </w:pPr>
-      <w:r>
-        <w:rPr>
-          <w:rFonts w:asciiTheme="majorHAnsi" w:hAnsiTheme="majorHAnsi" w:cstheme="majorHAnsi"/>
-          <w:lang w:val="pt-PT"/>
-        </w:rPr>
-        <w:t>A base de conhecimento atual está dividida em duas grandes camadas.</w:t>
-      </w:r>
-    </w:p>
-    <w:p>
-      <w:pPr>
-        <w:rPr>
-          <w:rFonts w:asciiTheme="majorHAnsi" w:hAnsiTheme="majorHAnsi" w:cstheme="majorHAnsi"/>
-          <w:lang w:val="pt-PT"/>
-        </w:rPr>
-      </w:pPr>
-      <w:r>
-        <w:rPr>
-          <w:rFonts w:asciiTheme="majorHAnsi" w:hAnsiTheme="majorHAnsi" w:cstheme="majorHAnsi"/>
-          <w:lang w:val="pt-PT"/>
-        </w:rPr>
-        <w:t xml:space="preserve">A primeira é </w:t>
-      </w:r>
+        <w:rPr>
+          <w:rFonts w:asciiTheme="majorHAnsi" w:hAnsiTheme="majorHAnsi" w:cstheme="majorHAnsi"/>
+          <w:lang w:val="pt-PT"/>
+        </w:rPr>
+      </w:pPr>
+      <w:r>
+        <w:rPr>
+          <w:rFonts w:asciiTheme="majorHAnsi" w:hAnsiTheme="majorHAnsi" w:cstheme="majorHAnsi"/>
+          <w:lang w:val="pt-PT"/>
+        </w:rPr>
+        <w:t>Essa camada encontra-se definida em:</w:t>
+      </w:r>
+    </w:p>
+    <w:p>
+      <w:pPr>
+        <w:pStyle w:val="Listacommarcas"/>
+        <w:rPr>
+          <w:rFonts w:asciiTheme="majorHAnsi" w:hAnsiTheme="majorHAnsi" w:cstheme="majorHAnsi"/>
+        </w:rPr>
+      </w:pPr>
+      <w:r>
+        <w:rPr>
+          <w:rFonts w:asciiTheme="majorHAnsi" w:hAnsiTheme="majorHAnsi" w:cstheme="majorHAnsi"/>
+        </w:rPr>
+        <w:t>generate-</w:t>
+      </w:r>
+      <w:proofErr w:type="spellStart"/>
+      <w:r>
+        <w:rPr>
+          <w:rFonts w:asciiTheme="majorHAnsi" w:hAnsiTheme="majorHAnsi" w:cstheme="majorHAnsi"/>
+        </w:rPr>
+        <w:t>faqs</w:t>
+      </w:r>
+      <w:proofErr w:type="spellEnd"/>
+      <w:r>
+        <w:rPr>
+          <w:rFonts w:asciiTheme="majorHAnsi" w:hAnsiTheme="majorHAnsi" w:cstheme="majorHAnsi"/>
+        </w:rPr>
+        <w:t>-from-</w:t>
+      </w:r>
+      <w:proofErr w:type="spellStart"/>
+      <w:r>
+        <w:rPr>
+          <w:rFonts w:asciiTheme="majorHAnsi" w:hAnsiTheme="majorHAnsi" w:cstheme="majorHAnsi"/>
+        </w:rPr>
+        <w:t>doc.mjs</w:t>
+      </w:r>
+      <w:proofErr w:type="spellEnd"/>
+    </w:p>
+    <w:p>
+      <w:pPr>
+        <w:pStyle w:val="Listacommarcas"/>
+        <w:rPr>
+          <w:rFonts w:asciiTheme="majorHAnsi" w:hAnsiTheme="majorHAnsi" w:cstheme="majorHAnsi"/>
+        </w:rPr>
+      </w:pPr>
+      <w:r>
+        <w:rPr>
+          <w:rFonts w:asciiTheme="majorHAnsi" w:hAnsiTheme="majorHAnsi" w:cstheme="majorHAnsi"/>
+        </w:rPr>
+        <w:t>approve-generated-faqs.mjs</w:t>
+      </w:r>
+    </w:p>
+    <w:p>
+      <w:pPr>
+        <w:pStyle w:val="Listacommarcas"/>
+        <w:rPr>
+          <w:rFonts w:asciiTheme="majorHAnsi" w:hAnsiTheme="majorHAnsi" w:cstheme="majorHAnsi"/>
+        </w:rPr>
+      </w:pPr>
+      <w:r>
+        <w:rPr>
+          <w:rFonts w:asciiTheme="majorHAnsi" w:hAnsiTheme="majorHAnsi" w:cstheme="majorHAnsi"/>
+        </w:rPr>
+        <w:t>compare-doc-versions.mjs</w:t>
+      </w:r>
+    </w:p>
+    <w:p>
+      <w:pPr>
+        <w:rPr>
+          <w:rFonts w:asciiTheme="majorHAnsi" w:hAnsiTheme="majorHAnsi" w:cstheme="majorHAnsi"/>
+        </w:rPr>
+      </w:pPr>
+      <w:r>
+        <w:rPr>
+          <w:rFonts w:asciiTheme="majorHAnsi" w:hAnsiTheme="majorHAnsi" w:cstheme="majorHAnsi"/>
+        </w:rPr>
+        <w:t>E permite:</w:t>
+      </w:r>
+    </w:p>
+    <w:p>
+      <w:pPr>
+        <w:pStyle w:val="Listacommarcas"/>
+        <w:rPr>
+          <w:rFonts w:asciiTheme="majorHAnsi" w:hAnsiTheme="majorHAnsi" w:cstheme="majorHAnsi"/>
+          <w:lang w:val="pt-PT"/>
+        </w:rPr>
+      </w:pPr>
+      <w:r>
+        <w:rPr>
+          <w:rFonts w:asciiTheme="majorHAnsi" w:hAnsiTheme="majorHAnsi" w:cstheme="majorHAnsi"/>
+          <w:lang w:val="pt-PT"/>
+        </w:rPr>
+        <w:t xml:space="preserve">gerar </w:t>
+      </w:r>
+      <w:proofErr w:type="spellStart"/>
+      <w:r>
+        <w:rPr>
+          <w:rFonts w:asciiTheme="majorHAnsi" w:hAnsiTheme="majorHAnsi" w:cstheme="majorHAnsi"/>
+          <w:lang w:val="pt-PT"/>
+        </w:rPr>
+        <w:t>FAQs</w:t>
+      </w:r>
+      <w:proofErr w:type="spellEnd"/>
+      <w:r>
+        <w:rPr>
+          <w:rFonts w:asciiTheme="majorHAnsi" w:hAnsiTheme="majorHAnsi" w:cstheme="majorHAnsi"/>
+          <w:lang w:val="pt-PT"/>
+        </w:rPr>
+        <w:t xml:space="preserve"> candidatas a partir de documentos indexados;</w:t>
+      </w:r>
+    </w:p>
+    <w:p>
+      <w:pPr>
+        <w:pStyle w:val="Listacommarcas"/>
+        <w:rPr>
+          <w:rFonts w:asciiTheme="majorHAnsi" w:hAnsiTheme="majorHAnsi" w:cstheme="majorHAnsi"/>
+          <w:lang w:val="pt-PT"/>
+        </w:rPr>
+      </w:pPr>
+      <w:r>
+        <w:rPr>
+          <w:rFonts w:asciiTheme="majorHAnsi" w:hAnsiTheme="majorHAnsi" w:cstheme="majorHAnsi"/>
+          <w:lang w:val="pt-PT"/>
+        </w:rPr>
+        <w:t xml:space="preserve">rever e aprovar as </w:t>
+      </w:r>
+      <w:proofErr w:type="spellStart"/>
+      <w:r>
+        <w:rPr>
+          <w:rFonts w:asciiTheme="majorHAnsi" w:hAnsiTheme="majorHAnsi" w:cstheme="majorHAnsi"/>
+          <w:lang w:val="pt-PT"/>
+        </w:rPr>
+        <w:t>FAQs</w:t>
+      </w:r>
+      <w:proofErr w:type="spellEnd"/>
+      <w:r>
+        <w:rPr>
+          <w:rFonts w:asciiTheme="majorHAnsi" w:hAnsiTheme="majorHAnsi" w:cstheme="majorHAnsi"/>
+          <w:lang w:val="pt-PT"/>
+        </w:rPr>
+        <w:t xml:space="preserve"> geradas;</w:t>
+      </w:r>
+    </w:p>
+    <w:p>
+      <w:pPr>
+        <w:pStyle w:val="Listacommarcas"/>
+        <w:rPr>
+          <w:rFonts w:asciiTheme="majorHAnsi" w:hAnsiTheme="majorHAnsi" w:cstheme="majorHAnsi"/>
+          <w:lang w:val="pt-PT"/>
+        </w:rPr>
+      </w:pPr>
+      <w:r>
+        <w:rPr>
+          <w:rFonts w:asciiTheme="majorHAnsi" w:hAnsiTheme="majorHAnsi" w:cstheme="majorHAnsi"/>
+          <w:lang w:val="pt-PT"/>
+        </w:rPr>
+        <w:t xml:space="preserve">comparar versões de documentos para perceber o que mudou e o que pode potencialmente afetar o </w:t>
+      </w:r>
+      <w:proofErr w:type="spellStart"/>
+      <w:r>
+        <w:rPr>
+          <w:rFonts w:asciiTheme="majorHAnsi" w:hAnsiTheme="majorHAnsi" w:cstheme="majorHAnsi"/>
+          <w:lang w:val="pt-PT"/>
+        </w:rPr>
+        <w:t>bot</w:t>
+      </w:r>
+      <w:proofErr w:type="spellEnd"/>
+      <w:r>
+        <w:rPr>
+          <w:rFonts w:asciiTheme="majorHAnsi" w:hAnsiTheme="majorHAnsi" w:cstheme="majorHAnsi"/>
+          <w:lang w:val="pt-PT"/>
+        </w:rPr>
+        <w:t>.</w:t>
+      </w:r>
+    </w:p>
+    <w:p>
+      <w:pPr>
+        <w:rPr>
+          <w:rFonts w:asciiTheme="majorHAnsi" w:hAnsiTheme="majorHAnsi" w:cstheme="majorHAnsi"/>
+          <w:lang w:val="pt-PT"/>
+        </w:rPr>
+      </w:pPr>
+      <w:r>
+        <w:rPr>
+          <w:rFonts w:asciiTheme="majorHAnsi" w:hAnsiTheme="majorHAnsi" w:cstheme="majorHAnsi"/>
+          <w:lang w:val="pt-PT"/>
+        </w:rPr>
+        <w:t xml:space="preserve">Metodologicamente, isto permite usar o modelo para acelerar curadoria humana e expansão controlada da base de conhecimento, ao invés de solicitar ao modelo que responda a tudo em </w:t>
+      </w:r>
+      <w:proofErr w:type="spellStart"/>
+      <w:r>
+        <w:rPr>
+          <w:rFonts w:asciiTheme="majorHAnsi" w:hAnsiTheme="majorHAnsi" w:cstheme="majorHAnsi"/>
+          <w:lang w:val="pt-PT"/>
+        </w:rPr>
+        <w:t>runtime</w:t>
+      </w:r>
+      <w:proofErr w:type="spellEnd"/>
+      <w:r>
+        <w:rPr>
+          <w:rFonts w:asciiTheme="majorHAnsi" w:hAnsiTheme="majorHAnsi" w:cstheme="majorHAnsi"/>
+          <w:lang w:val="pt-PT"/>
+        </w:rPr>
+        <w:t>.</w:t>
+      </w:r>
+    </w:p>
+    <w:p>
+      <w:pPr>
+        <w:rPr>
+          <w:rFonts w:asciiTheme="majorHAnsi" w:hAnsiTheme="majorHAnsi" w:cstheme="majorHAnsi"/>
+          <w:lang w:val="pt-PT"/>
+        </w:rPr>
+      </w:pPr>
+      <w:r>
+        <w:rPr>
+          <w:rFonts w:asciiTheme="majorHAnsi" w:hAnsiTheme="majorHAnsi" w:cstheme="majorHAnsi"/>
+          <w:lang w:val="pt-PT"/>
+        </w:rPr>
+        <w:t xml:space="preserve">Do ponto de vista operacional, esta camada de suporte e moderação pode ser executada com comandos explícitos no </w:t>
+      </w:r>
+      <w:proofErr w:type="spellStart"/>
+      <w:r>
+        <w:rPr>
+          <w:rFonts w:asciiTheme="majorHAnsi" w:hAnsiTheme="majorHAnsi" w:cstheme="majorHAnsi"/>
+          <w:lang w:val="pt-PT"/>
+        </w:rPr>
+        <w:t>backend</w:t>
+      </w:r>
+      <w:proofErr w:type="spellEnd"/>
+      <w:r>
+        <w:rPr>
+          <w:rFonts w:asciiTheme="majorHAnsi" w:hAnsiTheme="majorHAnsi" w:cstheme="majorHAnsi"/>
+          <w:lang w:val="pt-PT"/>
+        </w:rPr>
+        <w:t>.</w:t>
+      </w:r>
+    </w:p>
+    <w:p>
+      <w:pPr>
+        <w:rPr>
+          <w:rFonts w:asciiTheme="majorHAnsi" w:hAnsiTheme="majorHAnsi" w:cstheme="majorHAnsi"/>
+        </w:rPr>
+      </w:pPr>
+      <w:r>
+        <w:rPr>
+          <w:rFonts w:asciiTheme="majorHAnsi" w:hAnsiTheme="majorHAnsi" w:cstheme="majorHAnsi"/>
+        </w:rPr>
+        <w:t>$</w:t>
+      </w:r>
+      <w:proofErr w:type="spellStart"/>
       <w:proofErr w:type="gramStart"/>
       <w:r>
         <w:rPr>
           <w:rFonts w:asciiTheme="majorHAnsi" w:hAnsiTheme="majorHAnsi" w:cstheme="majorHAnsi"/>
-          <w:lang w:val="pt-PT"/>
-        </w:rPr>
-        <w:t>conteúdo</w:t>
+        </w:rPr>
+        <w:t>env:OLLAMA</w:t>
       </w:r>
       <w:proofErr w:type="gramEnd"/>
       <w:r>
         <w:rPr>
           <w:rFonts w:asciiTheme="majorHAnsi" w:hAnsiTheme="majorHAnsi" w:cstheme="majorHAnsi"/>
-          <w:lang w:val="pt-PT"/>
-        </w:rPr>
-        <w:t xml:space="preserve"> curado, mantido manualmente em JSON:</w:t>
-      </w:r>
-    </w:p>
-    <w:p>
-      <w:pPr>
-        <w:pStyle w:val="Listacommarcas"/>
-        <w:rPr>
-          <w:rFonts w:asciiTheme="majorHAnsi" w:hAnsiTheme="majorHAnsi" w:cstheme="majorHAnsi"/>
-        </w:rPr>
-      </w:pPr>
-      <w:r>
-        <w:rPr>
-          <w:rFonts w:asciiTheme="majorHAnsi" w:hAnsiTheme="majorHAnsi" w:cstheme="majorHAnsi"/>
-        </w:rPr>
-        <w:t>recognition-</w:t>
-      </w:r>
-      <w:proofErr w:type="spellStart"/>
+        </w:rPr>
+        <w:t>_SUPPORT_MODEL</w:t>
+      </w:r>
+      <w:proofErr w:type="spellEnd"/>
+      <w:r>
+        <w:rPr>
+          <w:rFonts w:asciiTheme="majorHAnsi" w:hAnsiTheme="majorHAnsi" w:cstheme="majorHAnsi"/>
+        </w:rPr>
+        <w:t xml:space="preserve"> = "phi</w:t>
+      </w:r>
       <w:proofErr w:type="gramStart"/>
       <w:r>
         <w:rPr>
           <w:rFonts w:asciiTheme="majorHAnsi" w:hAnsiTheme="majorHAnsi" w:cstheme="majorHAnsi"/>
         </w:rPr>
-        <w:t>content.json</w:t>
-      </w:r>
-      <w:proofErr w:type="spellEnd"/>
+        <w:t>3:mini</w:t>
+      </w:r>
       <w:proofErr w:type="gramEnd"/>
-    </w:p>
-    <w:p>
-      <w:pPr>
-        <w:pStyle w:val="Listacommarcas"/>
-        <w:rPr>
-          <w:rFonts w:asciiTheme="majorHAnsi" w:hAnsiTheme="majorHAnsi" w:cstheme="majorHAnsi"/>
-        </w:rPr>
-      </w:pPr>
-      <w:r>
-        <w:rPr>
-          <w:rFonts w:asciiTheme="majorHAnsi" w:hAnsiTheme="majorHAnsi" w:cstheme="majorHAnsi"/>
-        </w:rPr>
-        <w:t>equality-inclusion-content.json</w:t>
-      </w:r>
-    </w:p>
-    <w:p>
-      <w:pPr>
-        <w:rPr>
-          <w:rFonts w:asciiTheme="majorHAnsi" w:hAnsiTheme="majorHAnsi" w:cstheme="majorHAnsi"/>
-        </w:rPr>
-      </w:pPr>
-      <w:r>
-        <w:rPr>
-          <w:rFonts w:asciiTheme="majorHAnsi" w:hAnsiTheme="majorHAnsi" w:cstheme="majorHAnsi"/>
-          <w:lang w:val="pt-PT"/>
-        </w:rPr>
-        <w:t xml:space="preserve">Esta camada serve temas onde queremos estabilidade máxima, linguagem institucional controlada e respostas rigorosas e previsíveis. </w:t>
-      </w:r>
-      <w:r>
-        <w:rPr>
-          <w:rFonts w:asciiTheme="majorHAnsi" w:hAnsiTheme="majorHAnsi" w:cstheme="majorHAnsi"/>
-        </w:rPr>
-        <w:t xml:space="preserve">É </w:t>
-      </w:r>
-      <w:proofErr w:type="spellStart"/>
-      <w:r>
-        <w:rPr>
-          <w:rFonts w:asciiTheme="majorHAnsi" w:hAnsiTheme="majorHAnsi" w:cstheme="majorHAnsi"/>
-        </w:rPr>
-        <w:t>particularmente</w:t>
-      </w:r>
-      <w:proofErr w:type="spellEnd"/>
-      <w:r>
-        <w:rPr>
-          <w:rFonts w:asciiTheme="majorHAnsi" w:hAnsiTheme="majorHAnsi" w:cstheme="majorHAnsi"/>
-        </w:rPr>
-        <w:t xml:space="preserve"> forte </w:t>
-      </w:r>
-      <w:proofErr w:type="spellStart"/>
-      <w:r>
-        <w:rPr>
-          <w:rFonts w:asciiTheme="majorHAnsi" w:hAnsiTheme="majorHAnsi" w:cstheme="majorHAnsi"/>
-        </w:rPr>
-        <w:t>em</w:t>
-      </w:r>
-      <w:proofErr w:type="spellEnd"/>
-      <w:r>
-        <w:rPr>
-          <w:rFonts w:asciiTheme="majorHAnsi" w:hAnsiTheme="majorHAnsi" w:cstheme="majorHAnsi"/>
-        </w:rPr>
-        <w:t>:</w:t>
-      </w:r>
-    </w:p>
-    <w:p>
-      <w:pPr>
-        <w:pStyle w:val="Listacommarcas"/>
-        <w:rPr>
-          <w:rFonts w:asciiTheme="majorHAnsi" w:hAnsiTheme="majorHAnsi" w:cstheme="majorHAnsi"/>
-          <w:lang w:val="pt-PT"/>
-        </w:rPr>
-      </w:pPr>
-      <w:r>
-        <w:rPr>
-          <w:rFonts w:asciiTheme="majorHAnsi" w:hAnsiTheme="majorHAnsi" w:cstheme="majorHAnsi"/>
-          <w:lang w:val="pt-PT"/>
-        </w:rPr>
-        <w:t>Reconhecimento académico e seus subtópicos.</w:t>
-      </w:r>
-    </w:p>
-    <w:p>
-      <w:pPr>
-        <w:pStyle w:val="Listacommarcas"/>
-        <w:rPr>
-          <w:rFonts w:asciiTheme="majorHAnsi" w:hAnsiTheme="majorHAnsi" w:cstheme="majorHAnsi"/>
-          <w:lang w:val="pt-PT"/>
-        </w:rPr>
-      </w:pPr>
-      <w:r>
-        <w:rPr>
-          <w:rFonts w:asciiTheme="majorHAnsi" w:hAnsiTheme="majorHAnsi" w:cstheme="majorHAnsi"/>
-          <w:lang w:val="pt-PT"/>
-        </w:rPr>
-        <w:t>Igualdade e inclusão e seus subtópicos.</w:t>
-      </w:r>
-    </w:p>
-    <w:p>
-      <w:pPr>
-        <w:pStyle w:val="Listacommarcas"/>
-        <w:rPr>
-          <w:rFonts w:asciiTheme="majorHAnsi" w:hAnsiTheme="majorHAnsi" w:cstheme="majorHAnsi"/>
-          <w:lang w:val="pt-PT"/>
-        </w:rPr>
-      </w:pPr>
-      <w:r>
-        <w:rPr>
-          <w:rFonts w:asciiTheme="majorHAnsi" w:hAnsiTheme="majorHAnsi" w:cstheme="majorHAnsi"/>
-          <w:lang w:val="pt-PT"/>
-        </w:rPr>
-        <w:t>Contactos, horários, alojamento e outros links oficiais.</w:t>
-      </w:r>
-    </w:p>
-    <w:p>
-      <w:pPr>
-        <w:rPr>
-          <w:rFonts w:asciiTheme="majorHAnsi" w:hAnsiTheme="majorHAnsi" w:cstheme="majorHAnsi"/>
-          <w:lang w:val="pt-PT"/>
-        </w:rPr>
-      </w:pPr>
-      <w:r>
-        <w:rPr>
-          <w:rFonts w:asciiTheme="majorHAnsi" w:hAnsiTheme="majorHAnsi" w:cstheme="majorHAnsi"/>
-          <w:lang w:val="pt-PT"/>
-        </w:rPr>
-        <w:t xml:space="preserve">A segunda é </w:t>
-      </w:r>
+      <w:r>
+        <w:rPr>
+          <w:rFonts w:asciiTheme="majorHAnsi" w:hAnsiTheme="majorHAnsi" w:cstheme="majorHAnsi"/>
+        </w:rPr>
+        <w:t>"</w:t>
+      </w:r>
+    </w:p>
+    <w:p>
+      <w:pPr>
+        <w:rPr>
+          <w:rFonts w:asciiTheme="majorHAnsi" w:hAnsiTheme="majorHAnsi" w:cstheme="majorHAnsi"/>
+          <w:lang w:val="pt-PT"/>
+        </w:rPr>
+      </w:pPr>
+      <w:proofErr w:type="spellStart"/>
+      <w:r>
+        <w:rPr>
+          <w:rFonts w:asciiTheme="majorHAnsi" w:hAnsiTheme="majorHAnsi" w:cstheme="majorHAnsi"/>
+          <w:lang w:val="pt-PT"/>
+        </w:rPr>
+        <w:t>npm</w:t>
+      </w:r>
+      <w:proofErr w:type="spellEnd"/>
+      <w:r>
+        <w:rPr>
+          <w:rFonts w:asciiTheme="majorHAnsi" w:hAnsiTheme="majorHAnsi" w:cstheme="majorHAnsi"/>
+          <w:lang w:val="pt-PT"/>
+        </w:rPr>
+        <w:t xml:space="preserve"> </w:t>
+      </w:r>
+      <w:proofErr w:type="spellStart"/>
+      <w:r>
+        <w:rPr>
+          <w:rFonts w:asciiTheme="majorHAnsi" w:hAnsiTheme="majorHAnsi" w:cstheme="majorHAnsi"/>
+          <w:lang w:val="pt-PT"/>
+        </w:rPr>
+        <w:t>run</w:t>
+      </w:r>
+      <w:proofErr w:type="spellEnd"/>
+      <w:r>
+        <w:rPr>
+          <w:rFonts w:asciiTheme="majorHAnsi" w:hAnsiTheme="majorHAnsi" w:cstheme="majorHAnsi"/>
+          <w:lang w:val="pt-PT"/>
+        </w:rPr>
+        <w:t xml:space="preserve"> </w:t>
+      </w:r>
+      <w:proofErr w:type="spellStart"/>
       <w:proofErr w:type="gramStart"/>
       <w:r>
         <w:rPr>
           <w:rFonts w:asciiTheme="majorHAnsi" w:hAnsiTheme="majorHAnsi" w:cstheme="majorHAnsi"/>
           <w:lang w:val="pt-PT"/>
         </w:rPr>
-        <w:t>conteúdo</w:t>
-      </w:r>
+        <w:t>faqs:generate</w:t>
+      </w:r>
+      <w:proofErr w:type="spellEnd"/>
       <w:proofErr w:type="gramEnd"/>
       <w:r>
         <w:rPr>
           <w:rFonts w:asciiTheme="majorHAnsi" w:hAnsiTheme="majorHAnsi" w:cstheme="majorHAnsi"/>
           <w:lang w:val="pt-PT"/>
         </w:rPr>
-        <w:t xml:space="preserve"> documental indexado em </w:t>
-      </w:r>
-      <w:proofErr w:type="spellStart"/>
-      <w:r>
-        <w:rPr>
-          <w:rFonts w:asciiTheme="majorHAnsi" w:hAnsiTheme="majorHAnsi" w:cstheme="majorHAnsi"/>
-          <w:lang w:val="pt-PT"/>
-        </w:rPr>
-        <w:t>embeddings</w:t>
-      </w:r>
-      <w:proofErr w:type="spellEnd"/>
-      <w:r>
-        <w:rPr>
-          <w:rFonts w:asciiTheme="majorHAnsi" w:hAnsiTheme="majorHAnsi" w:cstheme="majorHAnsi"/>
-          <w:lang w:val="pt-PT"/>
-        </w:rPr>
-        <w:t>:</w:t>
-      </w:r>
-    </w:p>
-    <w:p>
-      <w:pPr>
-        <w:pStyle w:val="Listacommarcas"/>
-        <w:rPr>
-          <w:rFonts w:asciiTheme="majorHAnsi" w:hAnsiTheme="majorHAnsi" w:cstheme="majorHAnsi"/>
-        </w:rPr>
-      </w:pPr>
-      <w:r>
-        <w:rPr>
-          <w:rFonts w:asciiTheme="majorHAnsi" w:hAnsiTheme="majorHAnsi" w:cstheme="majorHAnsi"/>
-        </w:rPr>
-        <w:t xml:space="preserve">PDFs, </w:t>
-      </w:r>
-      <w:proofErr w:type="spellStart"/>
-      <w:r>
-        <w:rPr>
-          <w:rFonts w:asciiTheme="majorHAnsi" w:hAnsiTheme="majorHAnsi" w:cstheme="majorHAnsi"/>
-        </w:rPr>
-        <w:t>situados</w:t>
-      </w:r>
-      <w:proofErr w:type="spellEnd"/>
-      <w:r>
-        <w:rPr>
-          <w:rFonts w:asciiTheme="majorHAnsi" w:hAnsiTheme="majorHAnsi" w:cstheme="majorHAnsi"/>
+        <w:t xml:space="preserve"> -- reconhecimento 3</w:t>
+      </w:r>
+    </w:p>
+    <w:p>
+      <w:pPr>
+        <w:rPr>
+          <w:rFonts w:asciiTheme="majorHAnsi" w:hAnsiTheme="majorHAnsi" w:cstheme="majorHAnsi"/>
+          <w:lang w:val="pt-PT"/>
+        </w:rPr>
+      </w:pPr>
+      <w:r>
+        <w:rPr>
+          <w:rFonts w:asciiTheme="majorHAnsi" w:hAnsiTheme="majorHAnsi" w:cstheme="majorHAnsi"/>
+          <w:lang w:val="pt-PT"/>
+        </w:rPr>
+        <w:t xml:space="preserve">O comando anterior gera </w:t>
+      </w:r>
+      <w:proofErr w:type="spellStart"/>
+      <w:r>
+        <w:rPr>
+          <w:rFonts w:asciiTheme="majorHAnsi" w:hAnsiTheme="majorHAnsi" w:cstheme="majorHAnsi"/>
+          <w:lang w:val="pt-PT"/>
+        </w:rPr>
+        <w:t>FAQs</w:t>
+      </w:r>
+      <w:proofErr w:type="spellEnd"/>
+      <w:r>
+        <w:rPr>
+          <w:rFonts w:asciiTheme="majorHAnsi" w:hAnsiTheme="majorHAnsi" w:cstheme="majorHAnsi"/>
+          <w:lang w:val="pt-PT"/>
+        </w:rPr>
+        <w:t xml:space="preserve"> candidatas para revisão em data/</w:t>
+      </w:r>
+      <w:proofErr w:type="spellStart"/>
+      <w:r>
+        <w:rPr>
+          <w:rFonts w:asciiTheme="majorHAnsi" w:hAnsiTheme="majorHAnsi" w:cstheme="majorHAnsi"/>
+          <w:lang w:val="pt-PT"/>
+        </w:rPr>
+        <w:t>generated-faqs</w:t>
+      </w:r>
+      <w:proofErr w:type="spellEnd"/>
+      <w:r>
+        <w:rPr>
+          <w:rFonts w:asciiTheme="majorHAnsi" w:hAnsiTheme="majorHAnsi" w:cstheme="majorHAnsi"/>
+          <w:lang w:val="pt-PT"/>
+        </w:rPr>
+        <w:t>/</w:t>
+      </w:r>
+      <w:proofErr w:type="spellStart"/>
+      <w:r>
+        <w:rPr>
+          <w:rFonts w:asciiTheme="majorHAnsi" w:hAnsiTheme="majorHAnsi" w:cstheme="majorHAnsi"/>
+          <w:lang w:val="pt-PT"/>
+        </w:rPr>
+        <w:t>review</w:t>
+      </w:r>
+      <w:proofErr w:type="spellEnd"/>
+      <w:r>
+        <w:rPr>
+          <w:rFonts w:asciiTheme="majorHAnsi" w:hAnsiTheme="majorHAnsi" w:cstheme="majorHAnsi"/>
+          <w:lang w:val="pt-PT"/>
+        </w:rPr>
+        <w:t>.</w:t>
+      </w:r>
+    </w:p>
+    <w:p>
+      <w:pPr>
+        <w:rPr>
+          <w:rFonts w:asciiTheme="majorHAnsi" w:hAnsiTheme="majorHAnsi" w:cstheme="majorHAnsi"/>
+          <w:lang w:val="pt-PT"/>
+        </w:rPr>
+      </w:pPr>
+      <w:proofErr w:type="spellStart"/>
+      <w:r>
+        <w:rPr>
+          <w:rFonts w:asciiTheme="majorHAnsi" w:hAnsiTheme="majorHAnsi" w:cstheme="majorHAnsi"/>
+          <w:lang w:val="pt-PT"/>
+        </w:rPr>
+        <w:t>npm</w:t>
+      </w:r>
+      <w:proofErr w:type="spellEnd"/>
+      <w:r>
+        <w:rPr>
+          <w:rFonts w:asciiTheme="majorHAnsi" w:hAnsiTheme="majorHAnsi" w:cstheme="majorHAnsi"/>
+          <w:lang w:val="pt-PT"/>
         </w:rPr>
         <w:t xml:space="preserve"> </w:t>
       </w:r>
@@ -4170,39 +6971,74 @@
       <w:r>
         <w:rPr>
           <w:rFonts w:asciiTheme="majorHAnsi" w:hAnsiTheme="majorHAnsi" w:cstheme="majorHAnsi"/>
-        </w:rPr>
-        <w:t>em</w:t>
-      </w:r>
-      <w:proofErr w:type="spellEnd"/>
-      <w:r>
-        <w:rPr>
-          <w:rFonts w:asciiTheme="majorHAnsi" w:hAnsiTheme="majorHAnsi" w:cstheme="majorHAnsi"/>
-        </w:rPr>
-        <w:t xml:space="preserve"> docs.</w:t>
-      </w:r>
-    </w:p>
-    <w:p>
-      <w:pPr>
-        <w:pStyle w:val="Listacommarcas"/>
-        <w:rPr>
-          <w:rFonts w:asciiTheme="majorHAnsi" w:hAnsiTheme="majorHAnsi" w:cstheme="majorHAnsi"/>
-          <w:lang w:val="pt-PT"/>
-        </w:rPr>
-      </w:pPr>
-      <w:r>
-        <w:rPr>
-          <w:rFonts w:asciiTheme="majorHAnsi" w:hAnsiTheme="majorHAnsi" w:cstheme="majorHAnsi"/>
-          <w:lang w:val="pt-PT"/>
-        </w:rPr>
-        <w:t xml:space="preserve">Índices, situados em </w:t>
-      </w:r>
-      <w:proofErr w:type="spellStart"/>
-      <w:r>
-        <w:rPr>
-          <w:rFonts w:asciiTheme="majorHAnsi" w:hAnsiTheme="majorHAnsi" w:cstheme="majorHAnsi"/>
-          <w:lang w:val="pt-PT"/>
-        </w:rPr>
-        <w:t>index_docs</w:t>
+          <w:lang w:val="pt-PT"/>
+        </w:rPr>
+        <w:t>run</w:t>
+      </w:r>
+      <w:proofErr w:type="spellEnd"/>
+      <w:r>
+        <w:rPr>
+          <w:rFonts w:asciiTheme="majorHAnsi" w:hAnsiTheme="majorHAnsi" w:cstheme="majorHAnsi"/>
+          <w:lang w:val="pt-PT"/>
+        </w:rPr>
+        <w:t xml:space="preserve"> </w:t>
+      </w:r>
+      <w:proofErr w:type="spellStart"/>
+      <w:proofErr w:type="gramStart"/>
+      <w:r>
+        <w:rPr>
+          <w:rFonts w:asciiTheme="majorHAnsi" w:hAnsiTheme="majorHAnsi" w:cstheme="majorHAnsi"/>
+          <w:lang w:val="pt-PT"/>
+        </w:rPr>
+        <w:t>faqs:approve</w:t>
+      </w:r>
+      <w:proofErr w:type="spellEnd"/>
+      <w:proofErr w:type="gramEnd"/>
+      <w:r>
+        <w:rPr>
+          <w:rFonts w:asciiTheme="majorHAnsi" w:hAnsiTheme="majorHAnsi" w:cstheme="majorHAnsi"/>
+          <w:lang w:val="pt-PT"/>
+        </w:rPr>
+        <w:t xml:space="preserve"> -- reconhecimento</w:t>
+      </w:r>
+    </w:p>
+    <w:p>
+      <w:pPr>
+        <w:rPr>
+          <w:rFonts w:asciiTheme="majorHAnsi" w:hAnsiTheme="majorHAnsi" w:cstheme="majorHAnsi"/>
+          <w:lang w:val="pt-PT"/>
+        </w:rPr>
+      </w:pPr>
+      <w:r>
+        <w:rPr>
+          <w:rFonts w:asciiTheme="majorHAnsi" w:hAnsiTheme="majorHAnsi" w:cstheme="majorHAnsi"/>
+          <w:lang w:val="pt-PT"/>
+        </w:rPr>
+        <w:t>Este comando promove para aprovação os ficheiros revistos e guarda o resultado em data/</w:t>
+      </w:r>
+      <w:proofErr w:type="spellStart"/>
+      <w:r>
+        <w:rPr>
+          <w:rFonts w:asciiTheme="majorHAnsi" w:hAnsiTheme="majorHAnsi" w:cstheme="majorHAnsi"/>
+          <w:lang w:val="pt-PT"/>
+        </w:rPr>
+        <w:t>generated-faqs</w:t>
+      </w:r>
+      <w:proofErr w:type="spellEnd"/>
+      <w:r>
+        <w:rPr>
+          <w:rFonts w:asciiTheme="majorHAnsi" w:hAnsiTheme="majorHAnsi" w:cstheme="majorHAnsi"/>
+          <w:lang w:val="pt-PT"/>
+        </w:rPr>
+        <w:t>/</w:t>
+      </w:r>
+      <w:proofErr w:type="spellStart"/>
+      <w:r>
+        <w:rPr>
+          <w:rFonts w:asciiTheme="majorHAnsi" w:hAnsiTheme="majorHAnsi" w:cstheme="majorHAnsi"/>
+          <w:lang w:val="pt-PT"/>
+        </w:rPr>
+        <w:t>approved</w:t>
       </w:r>
       <w:proofErr w:type="spellEnd"/>
       <w:r>
@@ -4217,51 +7053,71 @@
       <w:pPr>
         <w:rPr>
           <w:rFonts w:asciiTheme="majorHAnsi" w:hAnsiTheme="majorHAnsi" w:cstheme="majorHAnsi"/>
-          <w:lang w:val="pt-PT"/>
-        </w:rPr>
-      </w:pPr>
-      <w:r>
-        <w:rPr>
-          <w:rFonts w:asciiTheme="majorHAnsi" w:hAnsiTheme="majorHAnsi" w:cstheme="majorHAnsi"/>
-          <w:lang w:val="pt-PT"/>
-        </w:rPr>
-        <w:t xml:space="preserve">A indexação é feita pelo script </w:t>
-      </w:r>
-      <w:proofErr w:type="spellStart"/>
-      <w:r>
-        <w:rPr>
-          <w:rFonts w:asciiTheme="majorHAnsi" w:hAnsiTheme="majorHAnsi" w:cstheme="majorHAnsi"/>
-          <w:lang w:val="pt-PT"/>
-        </w:rPr>
-        <w:t>indexdocs.mjs</w:t>
-      </w:r>
-      <w:proofErr w:type="spellEnd"/>
-      <w:r>
-        <w:rPr>
-          <w:rFonts w:asciiTheme="majorHAnsi" w:hAnsiTheme="majorHAnsi" w:cstheme="majorHAnsi"/>
-          <w:lang w:val="pt-PT"/>
-        </w:rPr>
-        <w:t>. Esse script:</w:t>
-      </w:r>
-    </w:p>
-    <w:p>
-      <w:pPr>
-        <w:pStyle w:val="Listacommarcas"/>
-        <w:rPr>
-          <w:rFonts w:asciiTheme="majorHAnsi" w:hAnsiTheme="majorHAnsi" w:cstheme="majorHAnsi"/>
-        </w:rPr>
-      </w:pPr>
-      <w:proofErr w:type="spellStart"/>
-      <w:r>
-        <w:rPr>
-          <w:rFonts w:asciiTheme="majorHAnsi" w:hAnsiTheme="majorHAnsi" w:cstheme="majorHAnsi"/>
-        </w:rPr>
-        <w:t>percorre</w:t>
-      </w:r>
-      <w:proofErr w:type="spellEnd"/>
-      <w:r>
-        <w:rPr>
-          <w:rFonts w:asciiTheme="majorHAnsi" w:hAnsiTheme="majorHAnsi" w:cstheme="majorHAnsi"/>
+        </w:rPr>
+      </w:pPr>
+      <w:r>
+        <w:rPr>
+          <w:rFonts w:asciiTheme="majorHAnsi" w:hAnsiTheme="majorHAnsi" w:cstheme="majorHAnsi"/>
+        </w:rPr>
+        <w:t>$</w:t>
+      </w:r>
+      <w:proofErr w:type="spellStart"/>
+      <w:proofErr w:type="gramStart"/>
+      <w:r>
+        <w:rPr>
+          <w:rFonts w:asciiTheme="majorHAnsi" w:hAnsiTheme="majorHAnsi" w:cstheme="majorHAnsi"/>
+        </w:rPr>
+        <w:t>env:OLLAMA</w:t>
+      </w:r>
+      <w:proofErr w:type="gramEnd"/>
+      <w:r>
+        <w:rPr>
+          <w:rFonts w:asciiTheme="majorHAnsi" w:hAnsiTheme="majorHAnsi" w:cstheme="majorHAnsi"/>
+        </w:rPr>
+        <w:t>_SUPPORT_MODEL</w:t>
+      </w:r>
+      <w:proofErr w:type="spellEnd"/>
+      <w:r>
+        <w:rPr>
+          <w:rFonts w:asciiTheme="majorHAnsi" w:hAnsiTheme="majorHAnsi" w:cstheme="majorHAnsi"/>
+        </w:rPr>
+        <w:t xml:space="preserve"> = "phi</w:t>
+      </w:r>
+      <w:proofErr w:type="gramStart"/>
+      <w:r>
+        <w:rPr>
+          <w:rFonts w:asciiTheme="majorHAnsi" w:hAnsiTheme="majorHAnsi" w:cstheme="majorHAnsi"/>
+        </w:rPr>
+        <w:t>3:mini</w:t>
+      </w:r>
+      <w:proofErr w:type="gramEnd"/>
+      <w:r>
+        <w:rPr>
+          <w:rFonts w:asciiTheme="majorHAnsi" w:hAnsiTheme="majorHAnsi" w:cstheme="majorHAnsi"/>
+        </w:rPr>
+        <w:t>"</w:t>
+      </w:r>
+    </w:p>
+    <w:p>
+      <w:pPr>
+        <w:rPr>
+          <w:rFonts w:asciiTheme="majorHAnsi" w:hAnsiTheme="majorHAnsi" w:cstheme="majorHAnsi"/>
+          <w:lang w:val="pt-PT"/>
+        </w:rPr>
+      </w:pPr>
+      <w:proofErr w:type="spellStart"/>
+      <w:r>
+        <w:rPr>
+          <w:rFonts w:asciiTheme="majorHAnsi" w:hAnsiTheme="majorHAnsi" w:cstheme="majorHAnsi"/>
+          <w:lang w:val="pt-PT"/>
+        </w:rPr>
+        <w:t>npm</w:t>
+      </w:r>
+      <w:proofErr w:type="spellEnd"/>
+      <w:r>
+        <w:rPr>
+          <w:rFonts w:asciiTheme="majorHAnsi" w:hAnsiTheme="majorHAnsi" w:cstheme="majorHAnsi"/>
+          <w:lang w:val="pt-PT"/>
         </w:rPr>
         <w:t xml:space="preserve"> </w:t>
       </w:r>
@@ -4269,195 +7125,26 @@
       <w:r>
         <w:rPr>
           <w:rFonts w:asciiTheme="majorHAnsi" w:hAnsiTheme="majorHAnsi" w:cstheme="majorHAnsi"/>
-        </w:rPr>
-        <w:t>os</w:t>
-      </w:r>
-      <w:proofErr w:type="spellEnd"/>
-      <w:r>
-        <w:rPr>
-          <w:rFonts w:asciiTheme="majorHAnsi" w:hAnsiTheme="majorHAnsi" w:cstheme="majorHAnsi"/>
-        </w:rPr>
-        <w:t xml:space="preserve"> PDFs </w:t>
-      </w:r>
-      <w:proofErr w:type="spellStart"/>
-      <w:r>
-        <w:rPr>
-          <w:rFonts w:asciiTheme="majorHAnsi" w:hAnsiTheme="majorHAnsi" w:cstheme="majorHAnsi"/>
-        </w:rPr>
-        <w:t>recursivamente</w:t>
-      </w:r>
-      <w:proofErr w:type="spellEnd"/>
-      <w:r>
-        <w:rPr>
-          <w:rFonts w:asciiTheme="majorHAnsi" w:hAnsiTheme="majorHAnsi" w:cstheme="majorHAnsi"/>
-        </w:rPr>
-        <w:t>;</w:t>
-      </w:r>
-    </w:p>
-    <w:p>
-      <w:pPr>
-        <w:pStyle w:val="Listacommarcas"/>
-        <w:rPr>
-          <w:rFonts w:asciiTheme="majorHAnsi" w:hAnsiTheme="majorHAnsi" w:cstheme="majorHAnsi"/>
-          <w:lang w:val="pt-PT"/>
-        </w:rPr>
-      </w:pPr>
-      <w:r>
-        <w:rPr>
-          <w:rFonts w:asciiTheme="majorHAnsi" w:hAnsiTheme="majorHAnsi" w:cstheme="majorHAnsi"/>
-          <w:lang w:val="pt-PT"/>
-        </w:rPr>
-        <w:t>extrai o texto presente, por página;</w:t>
-      </w:r>
-    </w:p>
-    <w:p>
-      <w:pPr>
-        <w:pStyle w:val="Listacommarcas"/>
-        <w:rPr>
-          <w:rFonts w:asciiTheme="majorHAnsi" w:hAnsiTheme="majorHAnsi" w:cstheme="majorHAnsi"/>
-        </w:rPr>
-      </w:pPr>
-      <w:proofErr w:type="spellStart"/>
-      <w:r>
-        <w:rPr>
-          <w:rFonts w:asciiTheme="majorHAnsi" w:hAnsiTheme="majorHAnsi" w:cstheme="majorHAnsi"/>
-        </w:rPr>
-        <w:t>extrai</w:t>
-      </w:r>
-      <w:proofErr w:type="spellEnd"/>
-      <w:r>
-        <w:rPr>
-          <w:rFonts w:asciiTheme="majorHAnsi" w:hAnsiTheme="majorHAnsi" w:cstheme="majorHAnsi"/>
-        </w:rPr>
-        <w:t xml:space="preserve"> hyperlinks, </w:t>
-      </w:r>
-      <w:proofErr w:type="spellStart"/>
-      <w:r>
-        <w:rPr>
-          <w:rFonts w:asciiTheme="majorHAnsi" w:hAnsiTheme="majorHAnsi" w:cstheme="majorHAnsi"/>
-        </w:rPr>
-        <w:t>por</w:t>
-      </w:r>
-      <w:proofErr w:type="spellEnd"/>
-      <w:r>
-        <w:rPr>
-          <w:rFonts w:asciiTheme="majorHAnsi" w:hAnsiTheme="majorHAnsi" w:cstheme="majorHAnsi"/>
+          <w:lang w:val="pt-PT"/>
+        </w:rPr>
+        <w:t>run</w:t>
+      </w:r>
+      <w:proofErr w:type="spellEnd"/>
+      <w:r>
+        <w:rPr>
+          <w:rFonts w:asciiTheme="majorHAnsi" w:hAnsiTheme="majorHAnsi" w:cstheme="majorHAnsi"/>
+          <w:lang w:val="pt-PT"/>
         </w:rPr>
         <w:t xml:space="preserve"> </w:t>
       </w:r>
       <w:proofErr w:type="spellStart"/>
-      <w:r>
-        <w:rPr>
-          <w:rFonts w:asciiTheme="majorHAnsi" w:hAnsiTheme="majorHAnsi" w:cstheme="majorHAnsi"/>
-        </w:rPr>
-        <w:t>página</w:t>
-      </w:r>
-      <w:proofErr w:type="spellEnd"/>
-      <w:r>
-        <w:rPr>
-          <w:rFonts w:asciiTheme="majorHAnsi" w:hAnsiTheme="majorHAnsi" w:cstheme="majorHAnsi"/>
-        </w:rPr>
-        <w:t>;</w:t>
-      </w:r>
-    </w:p>
-    <w:p>
-      <w:pPr>
-        <w:pStyle w:val="Listacommarcas"/>
-        <w:rPr>
-          <w:rFonts w:asciiTheme="majorHAnsi" w:hAnsiTheme="majorHAnsi" w:cstheme="majorHAnsi"/>
-          <w:lang w:val="pt-PT"/>
-        </w:rPr>
-      </w:pPr>
-      <w:r>
-        <w:rPr>
-          <w:rFonts w:asciiTheme="majorHAnsi" w:hAnsiTheme="majorHAnsi" w:cstheme="majorHAnsi"/>
-          <w:lang w:val="pt-PT"/>
-        </w:rPr>
-        <w:t xml:space="preserve">divide o texto em pedaços, ou </w:t>
-      </w:r>
-      <w:proofErr w:type="spellStart"/>
-      <w:r>
-        <w:rPr>
-          <w:rFonts w:asciiTheme="majorHAnsi" w:hAnsiTheme="majorHAnsi" w:cstheme="majorHAnsi"/>
-          <w:lang w:val="pt-PT"/>
-        </w:rPr>
-        <w:t>chunks</w:t>
-      </w:r>
-      <w:proofErr w:type="spellEnd"/>
-      <w:r>
-        <w:rPr>
-          <w:rFonts w:asciiTheme="majorHAnsi" w:hAnsiTheme="majorHAnsi" w:cstheme="majorHAnsi"/>
-          <w:lang w:val="pt-PT"/>
-        </w:rPr>
-        <w:t>;</w:t>
-      </w:r>
-    </w:p>
-    <w:p>
-      <w:pPr>
-        <w:pStyle w:val="Listacommarcas"/>
-        <w:rPr>
-          <w:rFonts w:asciiTheme="majorHAnsi" w:hAnsiTheme="majorHAnsi" w:cstheme="majorHAnsi"/>
-        </w:rPr>
-      </w:pPr>
-      <w:proofErr w:type="spellStart"/>
-      <w:r>
-        <w:rPr>
-          <w:rFonts w:asciiTheme="majorHAnsi" w:hAnsiTheme="majorHAnsi" w:cstheme="majorHAnsi"/>
-        </w:rPr>
-        <w:t>cria</w:t>
-      </w:r>
-      <w:proofErr w:type="spellEnd"/>
-      <w:r>
-        <w:rPr>
-          <w:rFonts w:asciiTheme="majorHAnsi" w:hAnsiTheme="majorHAnsi" w:cstheme="majorHAnsi"/>
-        </w:rPr>
-        <w:t xml:space="preserve"> embeddings </w:t>
-      </w:r>
-      <w:proofErr w:type="spellStart"/>
-      <w:r>
-        <w:rPr>
-          <w:rFonts w:asciiTheme="majorHAnsi" w:hAnsiTheme="majorHAnsi" w:cstheme="majorHAnsi"/>
-        </w:rPr>
-        <w:t>locais</w:t>
-      </w:r>
-      <w:proofErr w:type="spellEnd"/>
-      <w:r>
-        <w:rPr>
-          <w:rFonts w:asciiTheme="majorHAnsi" w:hAnsiTheme="majorHAnsi" w:cstheme="majorHAnsi"/>
-        </w:rPr>
-        <w:t>;</w:t>
-      </w:r>
-    </w:p>
-    <w:p>
-      <w:pPr>
-        <w:pStyle w:val="Listacommarcas"/>
-        <w:rPr>
-          <w:rFonts w:asciiTheme="majorHAnsi" w:hAnsiTheme="majorHAnsi" w:cstheme="majorHAnsi"/>
-          <w:lang w:val="pt-PT"/>
-        </w:rPr>
-      </w:pPr>
-      <w:r>
-        <w:rPr>
-          <w:rFonts w:asciiTheme="majorHAnsi" w:hAnsiTheme="majorHAnsi" w:cstheme="majorHAnsi"/>
-          <w:lang w:val="pt-PT"/>
-        </w:rPr>
-        <w:t xml:space="preserve">guarda tudo </w:t>
-      </w:r>
       <w:proofErr w:type="gramStart"/>
       <w:r>
         <w:rPr>
           <w:rFonts w:asciiTheme="majorHAnsi" w:hAnsiTheme="majorHAnsi" w:cstheme="majorHAnsi"/>
           <w:lang w:val="pt-PT"/>
         </w:rPr>
-        <w:t>em .</w:t>
-      </w:r>
-      <w:proofErr w:type="spellStart"/>
-      <w:r>
-        <w:rPr>
-          <w:rFonts w:asciiTheme="majorHAnsi" w:hAnsiTheme="majorHAnsi" w:cstheme="majorHAnsi"/>
-          <w:lang w:val="pt-PT"/>
-        </w:rPr>
-        <w:t>ndjson</w:t>
+        <w:t>docs:compare</w:t>
       </w:r>
       <w:proofErr w:type="spellEnd"/>
       <w:proofErr w:type="gramEnd"/>
@@ -4466,102 +7153,39 @@
           <w:rFonts w:asciiTheme="majorHAnsi" w:hAnsiTheme="majorHAnsi" w:cstheme="majorHAnsi"/>
           <w:lang w:val="pt-PT"/>
         </w:rPr>
-        <w:t xml:space="preserve"> com </w:t>
-      </w:r>
-      <w:proofErr w:type="spellStart"/>
-      <w:r>
-        <w:rPr>
-          <w:rFonts w:asciiTheme="majorHAnsi" w:hAnsiTheme="majorHAnsi" w:cstheme="majorHAnsi"/>
-          <w:lang w:val="pt-PT"/>
-        </w:rPr>
-        <w:t>metadados</w:t>
-      </w:r>
-      <w:proofErr w:type="spellEnd"/>
-      <w:r>
-        <w:rPr>
-          <w:rFonts w:asciiTheme="majorHAnsi" w:hAnsiTheme="majorHAnsi" w:cstheme="majorHAnsi"/>
-          <w:lang w:val="pt-PT"/>
-        </w:rPr>
-        <w:t xml:space="preserve"> como </w:t>
-      </w:r>
-      <w:proofErr w:type="spellStart"/>
-      <w:r>
-        <w:rPr>
-          <w:rFonts w:asciiTheme="majorHAnsi" w:hAnsiTheme="majorHAnsi" w:cstheme="majorHAnsi"/>
-          <w:lang w:val="pt-PT"/>
-        </w:rPr>
-        <w:t>pageNumber</w:t>
-      </w:r>
-      <w:proofErr w:type="spellEnd"/>
-      <w:r>
-        <w:rPr>
-          <w:rFonts w:asciiTheme="majorHAnsi" w:hAnsiTheme="majorHAnsi" w:cstheme="majorHAnsi"/>
-          <w:lang w:val="pt-PT"/>
-        </w:rPr>
-        <w:t xml:space="preserve">, </w:t>
-      </w:r>
-      <w:proofErr w:type="spellStart"/>
-      <w:r>
-        <w:rPr>
-          <w:rFonts w:asciiTheme="majorHAnsi" w:hAnsiTheme="majorHAnsi" w:cstheme="majorHAnsi"/>
-          <w:lang w:val="pt-PT"/>
-        </w:rPr>
-        <w:t>relativePath</w:t>
-      </w:r>
-      <w:proofErr w:type="spellEnd"/>
-      <w:r>
-        <w:rPr>
-          <w:rFonts w:asciiTheme="majorHAnsi" w:hAnsiTheme="majorHAnsi" w:cstheme="majorHAnsi"/>
-          <w:lang w:val="pt-PT"/>
-        </w:rPr>
-        <w:t xml:space="preserve">, </w:t>
-      </w:r>
-      <w:proofErr w:type="spellStart"/>
-      <w:r>
-        <w:rPr>
-          <w:rFonts w:asciiTheme="majorHAnsi" w:hAnsiTheme="majorHAnsi" w:cstheme="majorHAnsi"/>
-          <w:lang w:val="pt-PT"/>
-        </w:rPr>
-        <w:t>category</w:t>
-      </w:r>
-      <w:proofErr w:type="spellEnd"/>
-      <w:r>
-        <w:rPr>
-          <w:rFonts w:asciiTheme="majorHAnsi" w:hAnsiTheme="majorHAnsi" w:cstheme="majorHAnsi"/>
-          <w:lang w:val="pt-PT"/>
-        </w:rPr>
-        <w:t xml:space="preserve"> e </w:t>
-      </w:r>
-      <w:proofErr w:type="spellStart"/>
-      <w:r>
-        <w:rPr>
-          <w:rFonts w:asciiTheme="majorHAnsi" w:hAnsiTheme="majorHAnsi" w:cstheme="majorHAnsi"/>
-          <w:lang w:val="pt-PT"/>
-        </w:rPr>
-        <w:t>URLs</w:t>
-      </w:r>
-      <w:proofErr w:type="spellEnd"/>
-      <w:r>
-        <w:rPr>
-          <w:rFonts w:asciiTheme="majorHAnsi" w:hAnsiTheme="majorHAnsi" w:cstheme="majorHAnsi"/>
-          <w:lang w:val="pt-PT"/>
-        </w:rPr>
-        <w:t>.</w:t>
-      </w:r>
-    </w:p>
-    <w:p>
-      <w:pPr>
-        <w:rPr>
-          <w:rFonts w:asciiTheme="majorHAnsi" w:hAnsiTheme="majorHAnsi" w:cstheme="majorHAnsi"/>
-          <w:lang w:val="pt-PT"/>
-        </w:rPr>
-      </w:pPr>
-      <w:r>
-        <w:rPr>
-          <w:rFonts w:asciiTheme="majorHAnsi" w:hAnsiTheme="majorHAnsi" w:cstheme="majorHAnsi"/>
-          <w:lang w:val="pt-PT"/>
-        </w:rPr>
-        <w:t xml:space="preserve">Isto permite ao </w:t>
+        <w:t xml:space="preserve"> -- caminho-antigo.pdf caminho-novo.pdf</w:t>
+      </w:r>
+    </w:p>
+    <w:p>
+      <w:pPr>
+        <w:rPr>
+          <w:rFonts w:asciiTheme="majorHAnsi" w:hAnsiTheme="majorHAnsi" w:cstheme="majorHAnsi"/>
+          <w:lang w:val="pt-PT"/>
+        </w:rPr>
+      </w:pPr>
+      <w:r>
+        <w:rPr>
+          <w:rFonts w:asciiTheme="majorHAnsi" w:hAnsiTheme="majorHAnsi" w:cstheme="majorHAnsi"/>
+          <w:lang w:val="pt-PT"/>
+        </w:rPr>
+        <w:lastRenderedPageBreak/>
+        <w:t>A comparação documental produz resultados em data/</w:t>
+      </w:r>
+      <w:proofErr w:type="spellStart"/>
+      <w:r>
+        <w:rPr>
+          <w:rFonts w:asciiTheme="majorHAnsi" w:hAnsiTheme="majorHAnsi" w:cstheme="majorHAnsi"/>
+          <w:lang w:val="pt-PT"/>
+        </w:rPr>
+        <w:t>doc-diffs</w:t>
+      </w:r>
+      <w:proofErr w:type="spellEnd"/>
+      <w:r>
+        <w:rPr>
+          <w:rFonts w:asciiTheme="majorHAnsi" w:hAnsiTheme="majorHAnsi" w:cstheme="majorHAnsi"/>
+          <w:lang w:val="pt-PT"/>
+        </w:rPr>
+        <w:t xml:space="preserve"> e ajuda a identificar alterações com impacto potencial no </w:t>
       </w:r>
       <w:proofErr w:type="spellStart"/>
       <w:r>
@@ -4570,1733 +7194,6 @@
           <w:lang w:val="pt-PT"/>
         </w:rPr>
         <w:t>bot</w:t>
-      </w:r>
-      <w:proofErr w:type="spellEnd"/>
-      <w:r>
-        <w:rPr>
-          <w:rFonts w:asciiTheme="majorHAnsi" w:hAnsiTheme="majorHAnsi" w:cstheme="majorHAnsi"/>
-          <w:lang w:val="pt-PT"/>
-        </w:rPr>
-        <w:t xml:space="preserve"> responder com base em documentos institucionais reais e apresentar citações ligadas à origem.</w:t>
-      </w:r>
-    </w:p>
-    <w:p>
-      <w:pPr>
-        <w:pStyle w:val="Ttulo2"/>
-        <w:rPr>
-          <w:lang w:val="pt-PT"/>
-        </w:rPr>
-      </w:pPr>
-      <w:bookmarkStart w:id="6" w:name="_Toc228198253"/>
-      <w:r>
-        <w:rPr>
-          <w:lang w:val="pt-PT"/>
-        </w:rPr>
-        <w:t>Metodologia de Resposta</w:t>
-      </w:r>
-      <w:bookmarkEnd w:id="6"/>
-    </w:p>
-    <w:p>
-      <w:pPr>
-        <w:rPr>
-          <w:rFonts w:asciiTheme="majorHAnsi" w:hAnsiTheme="majorHAnsi" w:cstheme="majorHAnsi"/>
-          <w:lang w:val="pt-PT"/>
-        </w:rPr>
-      </w:pPr>
-      <w:r>
-        <w:rPr>
-          <w:rFonts w:asciiTheme="majorHAnsi" w:hAnsiTheme="majorHAnsi" w:cstheme="majorHAnsi"/>
-          <w:lang w:val="pt-PT"/>
-        </w:rPr>
-        <w:t xml:space="preserve">A metodologia central do projeto assenta na filosofia: determinismo primeiro, geração depois. Em vez de confiar cegamente no modelo, o </w:t>
-      </w:r>
-      <w:proofErr w:type="spellStart"/>
-      <w:r>
-        <w:rPr>
-          <w:rFonts w:asciiTheme="majorHAnsi" w:hAnsiTheme="majorHAnsi" w:cstheme="majorHAnsi"/>
-          <w:lang w:val="pt-PT"/>
-        </w:rPr>
-        <w:t>backend</w:t>
-      </w:r>
-      <w:proofErr w:type="spellEnd"/>
-      <w:r>
-        <w:rPr>
-          <w:rFonts w:asciiTheme="majorHAnsi" w:hAnsiTheme="majorHAnsi" w:cstheme="majorHAnsi"/>
-          <w:lang w:val="pt-PT"/>
-        </w:rPr>
-        <w:t xml:space="preserve"> aplica várias camadas de decisão:</w:t>
-      </w:r>
-    </w:p>
-    <w:p>
-      <w:pPr>
-        <w:pStyle w:val="Listacommarcas"/>
-        <w:rPr>
-          <w:rFonts w:asciiTheme="majorHAnsi" w:hAnsiTheme="majorHAnsi" w:cstheme="majorHAnsi"/>
-          <w:lang w:val="pt-PT"/>
-        </w:rPr>
-      </w:pPr>
-      <w:r>
-        <w:rPr>
-          <w:rFonts w:asciiTheme="majorHAnsi" w:hAnsiTheme="majorHAnsi" w:cstheme="majorHAnsi"/>
-          <w:lang w:val="pt-PT"/>
-        </w:rPr>
-        <w:t>Deteção de domínio: bloqueia perguntas claramente fora do âmbito institucional.</w:t>
-      </w:r>
-    </w:p>
-    <w:p>
-      <w:pPr>
-        <w:pStyle w:val="Listacommarcas"/>
-        <w:rPr>
-          <w:rFonts w:asciiTheme="majorHAnsi" w:hAnsiTheme="majorHAnsi" w:cstheme="majorHAnsi"/>
-          <w:lang w:val="pt-PT"/>
-        </w:rPr>
-      </w:pPr>
-      <w:r>
-        <w:rPr>
-          <w:rFonts w:asciiTheme="majorHAnsi" w:hAnsiTheme="majorHAnsi" w:cstheme="majorHAnsi"/>
-          <w:lang w:val="pt-PT"/>
-        </w:rPr>
-        <w:lastRenderedPageBreak/>
-        <w:t>Deteção de intenção: por exemplo definição, custos, documentos, prazo e localização.</w:t>
-      </w:r>
-    </w:p>
-    <w:p>
-      <w:pPr>
-        <w:pStyle w:val="Listacommarcas"/>
-        <w:rPr>
-          <w:rFonts w:asciiTheme="majorHAnsi" w:hAnsiTheme="majorHAnsi" w:cstheme="majorHAnsi"/>
-          <w:lang w:val="pt-PT"/>
-        </w:rPr>
-      </w:pPr>
-      <w:r>
-        <w:rPr>
-          <w:rFonts w:asciiTheme="majorHAnsi" w:hAnsiTheme="majorHAnsi" w:cstheme="majorHAnsi"/>
-          <w:lang w:val="pt-PT"/>
-        </w:rPr>
-        <w:t>Contexto de sessão: usa memória de tema, intenção e estados pendentes para follow-ups.</w:t>
-      </w:r>
-    </w:p>
-    <w:p>
-      <w:pPr>
-        <w:pStyle w:val="Listacommarcas"/>
-        <w:rPr>
-          <w:rFonts w:asciiTheme="majorHAnsi" w:hAnsiTheme="majorHAnsi" w:cstheme="majorHAnsi"/>
-          <w:lang w:val="pt-PT"/>
-        </w:rPr>
-      </w:pPr>
-      <w:r>
-        <w:rPr>
-          <w:rFonts w:asciiTheme="majorHAnsi" w:hAnsiTheme="majorHAnsi" w:cstheme="majorHAnsi"/>
-          <w:lang w:val="pt-PT"/>
-        </w:rPr>
-        <w:t>Respostas determinísticas especializadas: sobretudo para reconhecimento, igualdade e inclusão, alojamento e localização.</w:t>
-      </w:r>
-    </w:p>
-    <w:p>
-      <w:pPr>
-        <w:pStyle w:val="Listacommarcas"/>
-        <w:rPr>
-          <w:rFonts w:asciiTheme="majorHAnsi" w:hAnsiTheme="majorHAnsi" w:cstheme="majorHAnsi"/>
-          <w:lang w:val="pt-PT"/>
-        </w:rPr>
-      </w:pPr>
-      <w:r>
-        <w:rPr>
-          <w:rFonts w:asciiTheme="majorHAnsi" w:hAnsiTheme="majorHAnsi" w:cstheme="majorHAnsi"/>
-          <w:lang w:val="pt-PT"/>
-        </w:rPr>
-        <w:t xml:space="preserve">Recuperação semântica: </w:t>
-      </w:r>
-      <w:proofErr w:type="spellStart"/>
-      <w:r>
-        <w:rPr>
-          <w:rFonts w:asciiTheme="majorHAnsi" w:hAnsiTheme="majorHAnsi" w:cstheme="majorHAnsi"/>
-          <w:lang w:val="pt-PT"/>
-        </w:rPr>
-        <w:t>embeddings</w:t>
-      </w:r>
-      <w:proofErr w:type="spellEnd"/>
-      <w:r>
-        <w:rPr>
-          <w:rFonts w:asciiTheme="majorHAnsi" w:hAnsiTheme="majorHAnsi" w:cstheme="majorHAnsi"/>
-          <w:lang w:val="pt-PT"/>
-        </w:rPr>
-        <w:t xml:space="preserve"> e similaridade sobre os </w:t>
-      </w:r>
-      <w:proofErr w:type="spellStart"/>
-      <w:r>
-        <w:rPr>
-          <w:rFonts w:asciiTheme="majorHAnsi" w:hAnsiTheme="majorHAnsi" w:cstheme="majorHAnsi"/>
-          <w:lang w:val="pt-PT"/>
-        </w:rPr>
-        <w:t>chunks</w:t>
-      </w:r>
-      <w:proofErr w:type="spellEnd"/>
-      <w:r>
-        <w:rPr>
-          <w:rFonts w:asciiTheme="majorHAnsi" w:hAnsiTheme="majorHAnsi" w:cstheme="majorHAnsi"/>
-          <w:lang w:val="pt-PT"/>
-        </w:rPr>
-        <w:t xml:space="preserve"> indexados.</w:t>
-      </w:r>
-    </w:p>
-    <w:p>
-      <w:pPr>
-        <w:pStyle w:val="Listacommarcas"/>
-        <w:rPr>
-          <w:rFonts w:asciiTheme="majorHAnsi" w:hAnsiTheme="majorHAnsi" w:cstheme="majorHAnsi"/>
-          <w:lang w:val="pt-PT"/>
-        </w:rPr>
-      </w:pPr>
-      <w:proofErr w:type="spellStart"/>
-      <w:r>
-        <w:rPr>
-          <w:rFonts w:asciiTheme="majorHAnsi" w:hAnsiTheme="majorHAnsi" w:cstheme="majorHAnsi"/>
-          <w:lang w:val="pt-PT"/>
-        </w:rPr>
-        <w:t>Boosting</w:t>
-      </w:r>
-      <w:proofErr w:type="spellEnd"/>
-      <w:r>
-        <w:rPr>
-          <w:rFonts w:asciiTheme="majorHAnsi" w:hAnsiTheme="majorHAnsi" w:cstheme="majorHAnsi"/>
-          <w:lang w:val="pt-PT"/>
-        </w:rPr>
-        <w:t xml:space="preserve"> heurístico: aumenta o score de </w:t>
-      </w:r>
-      <w:proofErr w:type="spellStart"/>
-      <w:r>
-        <w:rPr>
-          <w:rFonts w:asciiTheme="majorHAnsi" w:hAnsiTheme="majorHAnsi" w:cstheme="majorHAnsi"/>
-          <w:lang w:val="pt-PT"/>
-        </w:rPr>
-        <w:t>chunks</w:t>
-      </w:r>
-      <w:proofErr w:type="spellEnd"/>
-      <w:r>
-        <w:rPr>
-          <w:rFonts w:asciiTheme="majorHAnsi" w:hAnsiTheme="majorHAnsi" w:cstheme="majorHAnsi"/>
-          <w:lang w:val="pt-PT"/>
-        </w:rPr>
-        <w:t xml:space="preserve"> com certos termos quando a pergunta pede custos, documentos, localização, alojamento ou subtipos de reconhecimento.</w:t>
-      </w:r>
-    </w:p>
-    <w:p>
-      <w:pPr>
-        <w:pStyle w:val="Listacommarcas"/>
-        <w:rPr>
-          <w:rFonts w:asciiTheme="majorHAnsi" w:hAnsiTheme="majorHAnsi" w:cstheme="majorHAnsi"/>
-          <w:lang w:val="pt-PT"/>
-        </w:rPr>
-      </w:pPr>
-      <w:r>
-        <w:rPr>
-          <w:rFonts w:asciiTheme="majorHAnsi" w:hAnsiTheme="majorHAnsi" w:cstheme="majorHAnsi"/>
-          <w:lang w:val="pt-PT"/>
-        </w:rPr>
-        <w:t>Validação pós-LLM: a resposta tem de respeitar a estrutura esperada e a evidência recuperada.</w:t>
-      </w:r>
-    </w:p>
-    <w:p>
-      <w:pPr>
-        <w:pStyle w:val="Listacommarcas"/>
-        <w:rPr>
-          <w:rFonts w:asciiTheme="majorHAnsi" w:hAnsiTheme="majorHAnsi" w:cstheme="majorHAnsi"/>
-          <w:lang w:val="pt-PT"/>
-        </w:rPr>
-      </w:pPr>
-      <w:proofErr w:type="spellStart"/>
-      <w:r>
-        <w:rPr>
-          <w:rFonts w:asciiTheme="majorHAnsi" w:hAnsiTheme="majorHAnsi" w:cstheme="majorHAnsi"/>
-          <w:lang w:val="pt-PT"/>
-        </w:rPr>
-        <w:t>Fallbacks</w:t>
-      </w:r>
-      <w:proofErr w:type="spellEnd"/>
-      <w:r>
-        <w:rPr>
-          <w:rFonts w:asciiTheme="majorHAnsi" w:hAnsiTheme="majorHAnsi" w:cstheme="majorHAnsi"/>
-          <w:lang w:val="pt-PT"/>
-        </w:rPr>
-        <w:t>: se o LLM falha, devolve resposta extrativa ou determinística.</w:t>
-      </w:r>
-    </w:p>
-    <w:p>
-      <w:pPr>
-        <w:pStyle w:val="Ttulo2"/>
-        <w:rPr>
-          <w:lang w:val="pt-PT"/>
-        </w:rPr>
-      </w:pPr>
-      <w:bookmarkStart w:id="7" w:name="_Toc228198254"/>
-      <w:r>
-        <w:rPr>
-          <w:lang w:val="pt-PT"/>
-        </w:rPr>
-        <w:t>Características Principais do Bot</w:t>
-      </w:r>
-      <w:bookmarkEnd w:id="7"/>
-    </w:p>
-    <w:p>
-      <w:pPr>
-        <w:rPr>
-          <w:rFonts w:asciiTheme="majorHAnsi" w:hAnsiTheme="majorHAnsi" w:cstheme="majorHAnsi"/>
-          <w:lang w:val="pt-PT"/>
-        </w:rPr>
-      </w:pPr>
-      <w:r>
-        <w:rPr>
-          <w:rFonts w:asciiTheme="majorHAnsi" w:hAnsiTheme="majorHAnsi" w:cstheme="majorHAnsi"/>
-          <w:lang w:val="pt-PT"/>
-        </w:rPr>
-        <w:t>As capacidades mais fortes hoje são as seguintes:</w:t>
-      </w:r>
-    </w:p>
-    <w:p>
-      <w:pPr>
-        <w:pStyle w:val="Listacommarcas"/>
-        <w:rPr>
-          <w:rFonts w:asciiTheme="majorHAnsi" w:hAnsiTheme="majorHAnsi" w:cstheme="majorHAnsi"/>
-          <w:lang w:val="pt-PT"/>
-        </w:rPr>
-      </w:pPr>
-      <w:r>
-        <w:rPr>
-          <w:rFonts w:asciiTheme="majorHAnsi" w:hAnsiTheme="majorHAnsi" w:cstheme="majorHAnsi"/>
-          <w:lang w:val="pt-PT"/>
-        </w:rPr>
-        <w:t>Perguntas sobre reconhecimento académico com tratamento muito refinado.</w:t>
-      </w:r>
-    </w:p>
-    <w:p>
-      <w:pPr>
-        <w:pStyle w:val="Listacommarcas"/>
-        <w:rPr>
-          <w:rFonts w:asciiTheme="majorHAnsi" w:hAnsiTheme="majorHAnsi" w:cstheme="majorHAnsi"/>
-          <w:lang w:val="pt-PT"/>
-        </w:rPr>
-      </w:pPr>
-      <w:r>
-        <w:rPr>
-          <w:rFonts w:asciiTheme="majorHAnsi" w:hAnsiTheme="majorHAnsi" w:cstheme="majorHAnsi"/>
-          <w:lang w:val="pt-PT"/>
-        </w:rPr>
-        <w:t>Distinção entre reconhecimento automático, de nível e específico.</w:t>
-      </w:r>
-    </w:p>
-    <w:p>
-      <w:pPr>
-        <w:pStyle w:val="Listacommarcas"/>
-        <w:rPr>
-          <w:rFonts w:asciiTheme="majorHAnsi" w:hAnsiTheme="majorHAnsi" w:cstheme="majorHAnsi"/>
-          <w:lang w:val="pt-PT"/>
-        </w:rPr>
-      </w:pPr>
-      <w:r>
-        <w:rPr>
-          <w:rFonts w:asciiTheme="majorHAnsi" w:hAnsiTheme="majorHAnsi" w:cstheme="majorHAnsi"/>
-          <w:lang w:val="pt-PT"/>
-        </w:rPr>
-        <w:t>Follow-ups contextuais como custos, documentos, prazos e onde solicitar, com links oficiais e atuais.</w:t>
-      </w:r>
-    </w:p>
-    <w:p>
-      <w:pPr>
-        <w:pStyle w:val="Listacommarcas"/>
-        <w:rPr>
-          <w:rFonts w:asciiTheme="majorHAnsi" w:hAnsiTheme="majorHAnsi" w:cstheme="majorHAnsi"/>
-          <w:lang w:val="pt-PT"/>
-        </w:rPr>
-      </w:pPr>
-      <w:r>
-        <w:rPr>
-          <w:rFonts w:asciiTheme="majorHAnsi" w:hAnsiTheme="majorHAnsi" w:cstheme="majorHAnsi"/>
-          <w:lang w:val="pt-PT"/>
-        </w:rPr>
-        <w:t>Possibilidade de mudar de assunto na mesma conversa, mantendo consistência e rigor nas respostas.</w:t>
-      </w:r>
-    </w:p>
-    <w:p>
-      <w:pPr>
-        <w:pStyle w:val="Listacommarcas"/>
-        <w:rPr>
-          <w:rFonts w:asciiTheme="majorHAnsi" w:hAnsiTheme="majorHAnsi" w:cstheme="majorHAnsi"/>
-          <w:lang w:val="pt-PT"/>
-        </w:rPr>
-      </w:pPr>
-      <w:r>
-        <w:rPr>
-          <w:rFonts w:asciiTheme="majorHAnsi" w:hAnsiTheme="majorHAnsi" w:cstheme="majorHAnsi"/>
-          <w:lang w:val="pt-PT"/>
-        </w:rPr>
-        <w:t>Respostas institucionais sobre igualdade e inclusão, com links oficiais e atuais.</w:t>
-      </w:r>
-    </w:p>
-    <w:p>
-      <w:pPr>
-        <w:pStyle w:val="Listacommarcas"/>
-        <w:rPr>
-          <w:rFonts w:asciiTheme="majorHAnsi" w:hAnsiTheme="majorHAnsi" w:cstheme="majorHAnsi"/>
-          <w:lang w:val="pt-PT"/>
-        </w:rPr>
-      </w:pPr>
-      <w:r>
-        <w:rPr>
-          <w:rFonts w:asciiTheme="majorHAnsi" w:hAnsiTheme="majorHAnsi" w:cstheme="majorHAnsi"/>
-          <w:lang w:val="pt-PT"/>
-        </w:rPr>
-        <w:t>Respostas sobre alojamento e alguns serviços e localizações.</w:t>
-      </w:r>
-    </w:p>
-    <w:p>
-      <w:pPr>
-        <w:pStyle w:val="Listacommarcas"/>
-        <w:rPr>
-          <w:rFonts w:asciiTheme="majorHAnsi" w:hAnsiTheme="majorHAnsi" w:cstheme="majorHAnsi"/>
-          <w:lang w:val="pt-PT"/>
-        </w:rPr>
-      </w:pPr>
-      <w:r>
-        <w:rPr>
-          <w:rFonts w:asciiTheme="majorHAnsi" w:hAnsiTheme="majorHAnsi" w:cstheme="majorHAnsi"/>
-          <w:lang w:val="pt-PT"/>
-        </w:rPr>
-        <w:t>Citações ou fonte quando a resposta vem da camada documental.</w:t>
-      </w:r>
-    </w:p>
-    <w:p>
-      <w:pPr>
-        <w:pStyle w:val="Listacommarcas"/>
-        <w:rPr>
-          <w:rFonts w:asciiTheme="majorHAnsi" w:hAnsiTheme="majorHAnsi" w:cstheme="majorHAnsi"/>
-          <w:lang w:val="pt-PT"/>
-        </w:rPr>
-      </w:pPr>
-      <w:r>
-        <w:rPr>
-          <w:rFonts w:asciiTheme="majorHAnsi" w:hAnsiTheme="majorHAnsi" w:cstheme="majorHAnsi"/>
-          <w:lang w:val="pt-PT"/>
-        </w:rPr>
-        <w:t xml:space="preserve">Bloqueio de perguntas fora do âmbito do </w:t>
-      </w:r>
-      <w:proofErr w:type="spellStart"/>
-      <w:r>
-        <w:rPr>
-          <w:rFonts w:asciiTheme="majorHAnsi" w:hAnsiTheme="majorHAnsi" w:cstheme="majorHAnsi"/>
-          <w:lang w:val="pt-PT"/>
-        </w:rPr>
-        <w:t>bot</w:t>
-      </w:r>
-      <w:proofErr w:type="spellEnd"/>
-      <w:r>
-        <w:rPr>
-          <w:rFonts w:asciiTheme="majorHAnsi" w:hAnsiTheme="majorHAnsi" w:cstheme="majorHAnsi"/>
-          <w:lang w:val="pt-PT"/>
-        </w:rPr>
-        <w:t>.</w:t>
-      </w:r>
-    </w:p>
-    <w:p>
-      <w:pPr>
-        <w:pStyle w:val="Listacommarcas"/>
-        <w:rPr>
-          <w:rFonts w:asciiTheme="majorHAnsi" w:hAnsiTheme="majorHAnsi" w:cstheme="majorHAnsi"/>
-          <w:lang w:val="pt-PT"/>
-        </w:rPr>
-      </w:pPr>
-      <w:r>
-        <w:rPr>
-          <w:rFonts w:asciiTheme="majorHAnsi" w:hAnsiTheme="majorHAnsi" w:cstheme="majorHAnsi"/>
-          <w:lang w:val="pt-PT"/>
-        </w:rPr>
-        <w:t xml:space="preserve">Suporte bilingue no </w:t>
-      </w:r>
-      <w:proofErr w:type="spellStart"/>
-      <w:r>
-        <w:rPr>
-          <w:rFonts w:asciiTheme="majorHAnsi" w:hAnsiTheme="majorHAnsi" w:cstheme="majorHAnsi"/>
-          <w:lang w:val="pt-PT"/>
-        </w:rPr>
-        <w:t>frontend</w:t>
-      </w:r>
-      <w:proofErr w:type="spellEnd"/>
-      <w:r>
-        <w:rPr>
-          <w:rFonts w:asciiTheme="majorHAnsi" w:hAnsiTheme="majorHAnsi" w:cstheme="majorHAnsi"/>
-          <w:lang w:val="pt-PT"/>
-        </w:rPr>
-        <w:t xml:space="preserve"> PT/EN com localização determinística do histórico quando existe mapeamento seguro.</w:t>
-      </w:r>
-    </w:p>
-    <w:p>
-      <w:pPr>
-        <w:pStyle w:val="Listacommarcas"/>
-        <w:rPr>
-          <w:rFonts w:asciiTheme="majorHAnsi" w:hAnsiTheme="majorHAnsi" w:cstheme="majorHAnsi"/>
-          <w:lang w:val="pt-PT"/>
-        </w:rPr>
-      </w:pPr>
-      <w:r>
-        <w:rPr>
-          <w:rFonts w:asciiTheme="majorHAnsi" w:hAnsiTheme="majorHAnsi" w:cstheme="majorHAnsi"/>
-          <w:lang w:val="pt-PT"/>
-        </w:rPr>
-        <w:t xml:space="preserve">UI com opções de acessibilidade, contraste e tamanho de fonte em </w:t>
-      </w:r>
-      <w:proofErr w:type="spellStart"/>
-      <w:r>
-        <w:rPr>
-          <w:rFonts w:asciiTheme="majorHAnsi" w:hAnsiTheme="majorHAnsi" w:cstheme="majorHAnsi"/>
-          <w:lang w:val="pt-PT"/>
-        </w:rPr>
-        <w:t>frontend</w:t>
-      </w:r>
-      <w:proofErr w:type="spellEnd"/>
-      <w:r>
-        <w:rPr>
-          <w:rFonts w:asciiTheme="majorHAnsi" w:hAnsiTheme="majorHAnsi" w:cstheme="majorHAnsi"/>
-          <w:lang w:val="pt-PT"/>
-        </w:rPr>
-        <w:t xml:space="preserve">/index.html e </w:t>
-      </w:r>
-      <w:proofErr w:type="spellStart"/>
-      <w:r>
-        <w:rPr>
-          <w:rFonts w:asciiTheme="majorHAnsi" w:hAnsiTheme="majorHAnsi" w:cstheme="majorHAnsi"/>
-          <w:lang w:val="pt-PT"/>
-        </w:rPr>
-        <w:t>frontend</w:t>
-      </w:r>
-      <w:proofErr w:type="spellEnd"/>
-      <w:r>
-        <w:rPr>
-          <w:rFonts w:asciiTheme="majorHAnsi" w:hAnsiTheme="majorHAnsi" w:cstheme="majorHAnsi"/>
-          <w:lang w:val="pt-PT"/>
-        </w:rPr>
-        <w:t>/nova-bot.js.</w:t>
-      </w:r>
-    </w:p>
-    <w:p>
-      <w:pPr>
-        <w:rPr>
-          <w:rFonts w:asciiTheme="majorHAnsi" w:hAnsiTheme="majorHAnsi" w:cstheme="majorHAnsi"/>
-          <w:lang w:val="pt-PT"/>
-        </w:rPr>
-      </w:pPr>
-      <w:r>
-        <w:rPr>
-          <w:rFonts w:asciiTheme="majorHAnsi" w:hAnsiTheme="majorHAnsi" w:cstheme="majorHAnsi"/>
-          <w:lang w:val="pt-PT"/>
-        </w:rPr>
-        <w:t xml:space="preserve">Do ponto de vista da experiência do utilizador no </w:t>
-      </w:r>
-      <w:proofErr w:type="spellStart"/>
-      <w:r>
-        <w:rPr>
-          <w:rFonts w:asciiTheme="majorHAnsi" w:hAnsiTheme="majorHAnsi" w:cstheme="majorHAnsi"/>
-          <w:lang w:val="pt-PT"/>
-        </w:rPr>
-        <w:t>frontend</w:t>
-      </w:r>
-      <w:proofErr w:type="spellEnd"/>
-      <w:r>
-        <w:rPr>
-          <w:rFonts w:asciiTheme="majorHAnsi" w:hAnsiTheme="majorHAnsi" w:cstheme="majorHAnsi"/>
-          <w:lang w:val="pt-PT"/>
-        </w:rPr>
-        <w:t>, encontra-se disponível:</w:t>
-      </w:r>
-    </w:p>
-    <w:p>
-      <w:pPr>
-        <w:pStyle w:val="Listacommarcas"/>
-        <w:rPr>
-          <w:rFonts w:asciiTheme="majorHAnsi" w:hAnsiTheme="majorHAnsi" w:cstheme="majorHAnsi"/>
-        </w:rPr>
-      </w:pPr>
-      <w:proofErr w:type="spellStart"/>
-      <w:r>
-        <w:rPr>
-          <w:rFonts w:asciiTheme="majorHAnsi" w:hAnsiTheme="majorHAnsi" w:cstheme="majorHAnsi"/>
-        </w:rPr>
-        <w:t>Botão</w:t>
-      </w:r>
-      <w:proofErr w:type="spellEnd"/>
-      <w:r>
-        <w:rPr>
-          <w:rFonts w:asciiTheme="majorHAnsi" w:hAnsiTheme="majorHAnsi" w:cstheme="majorHAnsi"/>
-        </w:rPr>
-        <w:t xml:space="preserve"> </w:t>
-      </w:r>
-      <w:proofErr w:type="spellStart"/>
-      <w:r>
-        <w:rPr>
-          <w:rFonts w:asciiTheme="majorHAnsi" w:hAnsiTheme="majorHAnsi" w:cstheme="majorHAnsi"/>
-        </w:rPr>
-        <w:t>interativo</w:t>
-      </w:r>
-      <w:proofErr w:type="spellEnd"/>
-      <w:r>
-        <w:rPr>
-          <w:rFonts w:asciiTheme="majorHAnsi" w:hAnsiTheme="majorHAnsi" w:cstheme="majorHAnsi"/>
-        </w:rPr>
-        <w:t xml:space="preserve"> do bot.</w:t>
-      </w:r>
-    </w:p>
-    <w:p>
-      <w:pPr>
-        <w:pStyle w:val="Listacommarcas"/>
-        <w:rPr>
-          <w:rFonts w:asciiTheme="majorHAnsi" w:hAnsiTheme="majorHAnsi" w:cstheme="majorHAnsi"/>
-          <w:lang w:val="pt-PT"/>
-        </w:rPr>
-      </w:pPr>
-      <w:r>
-        <w:rPr>
-          <w:rFonts w:asciiTheme="majorHAnsi" w:hAnsiTheme="majorHAnsi" w:cstheme="majorHAnsi"/>
-          <w:lang w:val="pt-PT"/>
-        </w:rPr>
-        <w:t>Sessão de conversa com contexto.</w:t>
-      </w:r>
-    </w:p>
-    <w:p>
-      <w:pPr>
-        <w:pStyle w:val="Listacommarcas"/>
-        <w:rPr>
-          <w:rFonts w:asciiTheme="majorHAnsi" w:hAnsiTheme="majorHAnsi" w:cstheme="majorHAnsi"/>
-          <w:lang w:val="pt-PT"/>
-        </w:rPr>
-      </w:pPr>
-      <w:r>
-        <w:rPr>
-          <w:rFonts w:asciiTheme="majorHAnsi" w:hAnsiTheme="majorHAnsi" w:cstheme="majorHAnsi"/>
-          <w:lang w:val="pt-PT"/>
-        </w:rPr>
-        <w:t xml:space="preserve">Novo chat e </w:t>
-      </w:r>
-      <w:proofErr w:type="spellStart"/>
-      <w:r>
-        <w:rPr>
-          <w:rFonts w:asciiTheme="majorHAnsi" w:hAnsiTheme="majorHAnsi" w:cstheme="majorHAnsi"/>
-          <w:lang w:val="pt-PT"/>
-        </w:rPr>
-        <w:t>reset</w:t>
-      </w:r>
-      <w:proofErr w:type="spellEnd"/>
-      <w:r>
-        <w:rPr>
-          <w:rFonts w:asciiTheme="majorHAnsi" w:hAnsiTheme="majorHAnsi" w:cstheme="majorHAnsi"/>
-          <w:lang w:val="pt-PT"/>
-        </w:rPr>
-        <w:t xml:space="preserve"> para limpar contexto.</w:t>
-      </w:r>
-    </w:p>
-    <w:p>
-      <w:pPr>
-        <w:pStyle w:val="Listacommarcas"/>
-        <w:rPr>
-          <w:rFonts w:asciiTheme="majorHAnsi" w:hAnsiTheme="majorHAnsi" w:cstheme="majorHAnsi"/>
-          <w:lang w:val="pt-PT"/>
-        </w:rPr>
-      </w:pPr>
-      <w:r>
-        <w:rPr>
-          <w:rFonts w:asciiTheme="majorHAnsi" w:hAnsiTheme="majorHAnsi" w:cstheme="majorHAnsi"/>
-          <w:lang w:val="pt-PT"/>
-        </w:rPr>
-        <w:t>Botões de sugestão e ações para certos fluxos.</w:t>
-      </w:r>
-    </w:p>
-    <w:p>
-      <w:pPr>
-        <w:pStyle w:val="Listacommarcas"/>
-        <w:rPr>
-          <w:rFonts w:asciiTheme="majorHAnsi" w:hAnsiTheme="majorHAnsi" w:cstheme="majorHAnsi"/>
-          <w:lang w:val="pt-PT"/>
-        </w:rPr>
-      </w:pPr>
-      <w:r>
-        <w:rPr>
-          <w:rFonts w:asciiTheme="majorHAnsi" w:hAnsiTheme="majorHAnsi" w:cstheme="majorHAnsi"/>
-          <w:lang w:val="pt-PT"/>
-        </w:rPr>
-        <w:t>Formatação de listas e links nas respostas.</w:t>
-      </w:r>
-    </w:p>
-    <w:p>
-      <w:pPr>
-        <w:pStyle w:val="Listacommarcas"/>
-        <w:rPr>
-          <w:rFonts w:asciiTheme="majorHAnsi" w:hAnsiTheme="majorHAnsi" w:cstheme="majorHAnsi"/>
-          <w:lang w:val="pt-PT"/>
-        </w:rPr>
-      </w:pPr>
-      <w:r>
-        <w:rPr>
-          <w:rFonts w:asciiTheme="majorHAnsi" w:hAnsiTheme="majorHAnsi" w:cstheme="majorHAnsi"/>
-          <w:lang w:val="pt-PT"/>
-        </w:rPr>
-        <w:t xml:space="preserve">Mensagens de erro, </w:t>
-      </w:r>
-      <w:proofErr w:type="spellStart"/>
-      <w:r>
-        <w:rPr>
-          <w:rFonts w:asciiTheme="majorHAnsi" w:hAnsiTheme="majorHAnsi" w:cstheme="majorHAnsi"/>
-          <w:lang w:val="pt-PT"/>
-        </w:rPr>
-        <w:t>timeout</w:t>
-      </w:r>
-      <w:proofErr w:type="spellEnd"/>
-      <w:r>
-        <w:rPr>
-          <w:rFonts w:asciiTheme="majorHAnsi" w:hAnsiTheme="majorHAnsi" w:cstheme="majorHAnsi"/>
-          <w:lang w:val="pt-PT"/>
-        </w:rPr>
-        <w:t xml:space="preserve"> e offline.</w:t>
-      </w:r>
-    </w:p>
-    <w:p>
-      <w:pPr>
-        <w:pStyle w:val="Listacommarcas"/>
-        <w:rPr>
-          <w:rFonts w:asciiTheme="majorHAnsi" w:hAnsiTheme="majorHAnsi" w:cstheme="majorHAnsi"/>
-          <w:lang w:val="pt-PT"/>
-        </w:rPr>
-      </w:pPr>
-      <w:r>
-        <w:rPr>
-          <w:rFonts w:asciiTheme="majorHAnsi" w:hAnsiTheme="majorHAnsi" w:cstheme="majorHAnsi"/>
-          <w:lang w:val="pt-PT"/>
-        </w:rPr>
-        <w:t>Ferramentas de auxílio inclusivo como módulo bilingue, aumento e diminuição do tamanho da letra do chat e alteração de contraste.</w:t>
-      </w:r>
-    </w:p>
-    <w:p>
-      <w:pPr>
-        <w:pStyle w:val="Ttulo2"/>
-        <w:rPr>
-          <w:lang w:val="pt-PT"/>
-        </w:rPr>
-      </w:pPr>
-      <w:bookmarkStart w:id="8" w:name="_Toc228198255"/>
-      <w:r>
-        <w:rPr>
-          <w:lang w:val="pt-PT"/>
-        </w:rPr>
-        <w:lastRenderedPageBreak/>
-        <w:t>Reconhecimento Académico</w:t>
-      </w:r>
-      <w:bookmarkEnd w:id="8"/>
-    </w:p>
-    <w:p>
-      <w:pPr>
-        <w:rPr>
-          <w:rFonts w:asciiTheme="majorHAnsi" w:hAnsiTheme="majorHAnsi" w:cstheme="majorHAnsi"/>
-          <w:lang w:val="pt-PT"/>
-        </w:rPr>
-      </w:pPr>
-      <w:r>
-        <w:rPr>
-          <w:rFonts w:asciiTheme="majorHAnsi" w:hAnsiTheme="majorHAnsi" w:cstheme="majorHAnsi"/>
-          <w:lang w:val="pt-PT"/>
-        </w:rPr>
-        <w:t xml:space="preserve">Esta é claramente a área mais trabalhada e mais robusta do sistema, disponível em </w:t>
-      </w:r>
-      <w:proofErr w:type="spellStart"/>
-      <w:r>
-        <w:rPr>
-          <w:rFonts w:asciiTheme="majorHAnsi" w:hAnsiTheme="majorHAnsi" w:cstheme="majorHAnsi"/>
-          <w:lang w:val="pt-PT"/>
-        </w:rPr>
-        <w:t>recognition-</w:t>
-      </w:r>
-      <w:proofErr w:type="gramStart"/>
-      <w:r>
-        <w:rPr>
-          <w:rFonts w:asciiTheme="majorHAnsi" w:hAnsiTheme="majorHAnsi" w:cstheme="majorHAnsi"/>
-          <w:lang w:val="pt-PT"/>
-        </w:rPr>
-        <w:t>content.json</w:t>
-      </w:r>
-      <w:proofErr w:type="spellEnd"/>
-      <w:proofErr w:type="gramEnd"/>
-      <w:r>
-        <w:rPr>
-          <w:rFonts w:asciiTheme="majorHAnsi" w:hAnsiTheme="majorHAnsi" w:cstheme="majorHAnsi"/>
-          <w:lang w:val="pt-PT"/>
-        </w:rPr>
-        <w:t xml:space="preserve">. O </w:t>
-      </w:r>
-      <w:proofErr w:type="spellStart"/>
-      <w:r>
-        <w:rPr>
-          <w:rFonts w:asciiTheme="majorHAnsi" w:hAnsiTheme="majorHAnsi" w:cstheme="majorHAnsi"/>
-          <w:lang w:val="pt-PT"/>
-        </w:rPr>
-        <w:t>backend</w:t>
-      </w:r>
-      <w:proofErr w:type="spellEnd"/>
-      <w:r>
-        <w:rPr>
-          <w:rFonts w:asciiTheme="majorHAnsi" w:hAnsiTheme="majorHAnsi" w:cstheme="majorHAnsi"/>
-          <w:lang w:val="pt-PT"/>
-        </w:rPr>
-        <w:t xml:space="preserve">, em nova-bot-server.js, tem uma série de </w:t>
-      </w:r>
-      <w:proofErr w:type="spellStart"/>
-      <w:r>
-        <w:rPr>
-          <w:rFonts w:asciiTheme="majorHAnsi" w:hAnsiTheme="majorHAnsi" w:cstheme="majorHAnsi"/>
-          <w:lang w:val="pt-PT"/>
-        </w:rPr>
-        <w:t>helpers</w:t>
-      </w:r>
-      <w:proofErr w:type="spellEnd"/>
-      <w:r>
-        <w:rPr>
-          <w:rFonts w:asciiTheme="majorHAnsi" w:hAnsiTheme="majorHAnsi" w:cstheme="majorHAnsi"/>
-          <w:lang w:val="pt-PT"/>
-        </w:rPr>
-        <w:t xml:space="preserve"> e fluxos especializados, incluindo:</w:t>
-      </w:r>
-    </w:p>
-    <w:p>
-      <w:pPr>
-        <w:pStyle w:val="Listacommarcas"/>
-        <w:rPr>
-          <w:rFonts w:asciiTheme="majorHAnsi" w:hAnsiTheme="majorHAnsi" w:cstheme="majorHAnsi"/>
-          <w:lang w:val="pt-PT"/>
-        </w:rPr>
-      </w:pPr>
-      <w:r>
-        <w:rPr>
-          <w:rFonts w:asciiTheme="majorHAnsi" w:hAnsiTheme="majorHAnsi" w:cstheme="majorHAnsi"/>
-          <w:lang w:val="pt-PT"/>
-        </w:rPr>
-        <w:t>geração de perguntas carregadas por intenção;</w:t>
-      </w:r>
-    </w:p>
-    <w:p>
-      <w:pPr>
-        <w:pStyle w:val="Listacommarcas"/>
-        <w:rPr>
-          <w:rFonts w:asciiTheme="majorHAnsi" w:hAnsiTheme="majorHAnsi" w:cstheme="majorHAnsi"/>
-        </w:rPr>
-      </w:pPr>
-      <w:proofErr w:type="spellStart"/>
-      <w:r>
-        <w:rPr>
-          <w:rFonts w:asciiTheme="majorHAnsi" w:hAnsiTheme="majorHAnsi" w:cstheme="majorHAnsi"/>
-        </w:rPr>
-        <w:t>metadados</w:t>
-      </w:r>
-      <w:proofErr w:type="spellEnd"/>
-      <w:r>
-        <w:rPr>
-          <w:rFonts w:asciiTheme="majorHAnsi" w:hAnsiTheme="majorHAnsi" w:cstheme="majorHAnsi"/>
-        </w:rPr>
-        <w:t xml:space="preserve"> </w:t>
-      </w:r>
-      <w:proofErr w:type="spellStart"/>
-      <w:r>
-        <w:rPr>
-          <w:rFonts w:asciiTheme="majorHAnsi" w:hAnsiTheme="majorHAnsi" w:cstheme="majorHAnsi"/>
-        </w:rPr>
-        <w:t>por</w:t>
-      </w:r>
-      <w:proofErr w:type="spellEnd"/>
-      <w:r>
-        <w:rPr>
-          <w:rFonts w:asciiTheme="majorHAnsi" w:hAnsiTheme="majorHAnsi" w:cstheme="majorHAnsi"/>
-        </w:rPr>
-        <w:t xml:space="preserve"> </w:t>
-      </w:r>
-      <w:proofErr w:type="spellStart"/>
-      <w:r>
-        <w:rPr>
-          <w:rFonts w:asciiTheme="majorHAnsi" w:hAnsiTheme="majorHAnsi" w:cstheme="majorHAnsi"/>
-        </w:rPr>
-        <w:t>subtipo</w:t>
-      </w:r>
-      <w:proofErr w:type="spellEnd"/>
-      <w:r>
-        <w:rPr>
-          <w:rFonts w:asciiTheme="majorHAnsi" w:hAnsiTheme="majorHAnsi" w:cstheme="majorHAnsi"/>
-        </w:rPr>
-        <w:t>;</w:t>
-      </w:r>
-    </w:p>
-    <w:p>
-      <w:pPr>
-        <w:pStyle w:val="Listacommarcas"/>
-        <w:rPr>
-          <w:rFonts w:asciiTheme="majorHAnsi" w:hAnsiTheme="majorHAnsi" w:cstheme="majorHAnsi"/>
-        </w:rPr>
-      </w:pPr>
-      <w:r>
-        <w:rPr>
-          <w:rFonts w:asciiTheme="majorHAnsi" w:hAnsiTheme="majorHAnsi" w:cstheme="majorHAnsi"/>
-        </w:rPr>
-        <w:t>ações contextuais;</w:t>
-      </w:r>
-    </w:p>
-    <w:p>
-      <w:pPr>
-        <w:pStyle w:val="Listacommarcas"/>
-        <w:rPr>
-          <w:rFonts w:asciiTheme="majorHAnsi" w:hAnsiTheme="majorHAnsi" w:cstheme="majorHAnsi"/>
-        </w:rPr>
-      </w:pPr>
-      <w:r>
-        <w:rPr>
-          <w:rFonts w:asciiTheme="majorHAnsi" w:hAnsiTheme="majorHAnsi" w:cstheme="majorHAnsi"/>
-        </w:rPr>
-        <w:t>texto complementar;</w:t>
-      </w:r>
-    </w:p>
-    <w:p>
-      <w:pPr>
-        <w:pStyle w:val="Listacommarcas"/>
-        <w:rPr>
-          <w:rFonts w:asciiTheme="majorHAnsi" w:hAnsiTheme="majorHAnsi" w:cstheme="majorHAnsi"/>
-          <w:lang w:val="pt-PT"/>
-        </w:rPr>
-      </w:pPr>
-      <w:r>
-        <w:rPr>
-          <w:rFonts w:asciiTheme="majorHAnsi" w:hAnsiTheme="majorHAnsi" w:cstheme="majorHAnsi"/>
-          <w:lang w:val="pt-PT"/>
-        </w:rPr>
-        <w:t>clarificações quando o utilizador fala de reconhecimento sem indicar o tipo;</w:t>
-      </w:r>
-    </w:p>
-    <w:p>
-      <w:pPr>
-        <w:pStyle w:val="Listacommarcas"/>
-        <w:rPr>
-          <w:rFonts w:asciiTheme="majorHAnsi" w:hAnsiTheme="majorHAnsi" w:cstheme="majorHAnsi"/>
-          <w:lang w:val="pt-PT"/>
-        </w:rPr>
-      </w:pPr>
-      <w:r>
-        <w:rPr>
-          <w:rFonts w:asciiTheme="majorHAnsi" w:hAnsiTheme="majorHAnsi" w:cstheme="majorHAnsi"/>
-          <w:lang w:val="pt-PT"/>
-        </w:rPr>
-        <w:t>respostas específicas para valores, prazos, documentos e onde pedir;</w:t>
-      </w:r>
-    </w:p>
-    <w:p>
-      <w:pPr>
-        <w:pStyle w:val="Listacommarcas"/>
-        <w:rPr>
-          <w:rFonts w:asciiTheme="majorHAnsi" w:hAnsiTheme="majorHAnsi" w:cstheme="majorHAnsi"/>
-          <w:lang w:val="pt-PT"/>
-        </w:rPr>
-      </w:pPr>
-      <w:r>
-        <w:rPr>
-          <w:rFonts w:asciiTheme="majorHAnsi" w:hAnsiTheme="majorHAnsi" w:cstheme="majorHAnsi"/>
-          <w:lang w:val="pt-PT"/>
-        </w:rPr>
-        <w:t>respostas variadas dentro do mesmo tema ou subtema, consoante a formulação da pergunta.</w:t>
-      </w:r>
-    </w:p>
-    <w:p>
-      <w:pPr>
-        <w:rPr>
-          <w:rFonts w:asciiTheme="majorHAnsi" w:hAnsiTheme="majorHAnsi" w:cstheme="majorHAnsi"/>
-          <w:lang w:val="pt-PT"/>
-        </w:rPr>
-      </w:pPr>
-      <w:r>
-        <w:rPr>
-          <w:rFonts w:asciiTheme="majorHAnsi" w:hAnsiTheme="majorHAnsi" w:cstheme="majorHAnsi"/>
-          <w:lang w:val="pt-PT"/>
-        </w:rPr>
-        <w:t xml:space="preserve">Na prática, esta parte já funciona quase como um </w:t>
-      </w:r>
-      <w:proofErr w:type="spellStart"/>
-      <w:r>
-        <w:rPr>
-          <w:rFonts w:asciiTheme="majorHAnsi" w:hAnsiTheme="majorHAnsi" w:cstheme="majorHAnsi"/>
-          <w:lang w:val="pt-PT"/>
-        </w:rPr>
-        <w:t>mini-assistente</w:t>
-      </w:r>
-      <w:proofErr w:type="spellEnd"/>
-      <w:r>
-        <w:rPr>
-          <w:rFonts w:asciiTheme="majorHAnsi" w:hAnsiTheme="majorHAnsi" w:cstheme="majorHAnsi"/>
-          <w:lang w:val="pt-PT"/>
-        </w:rPr>
-        <w:t xml:space="preserve"> especializado dentro do </w:t>
-      </w:r>
-      <w:proofErr w:type="spellStart"/>
-      <w:r>
-        <w:rPr>
-          <w:rFonts w:asciiTheme="majorHAnsi" w:hAnsiTheme="majorHAnsi" w:cstheme="majorHAnsi"/>
-          <w:lang w:val="pt-PT"/>
-        </w:rPr>
-        <w:t>bot</w:t>
-      </w:r>
-      <w:proofErr w:type="spellEnd"/>
-      <w:r>
-        <w:rPr>
-          <w:rFonts w:asciiTheme="majorHAnsi" w:hAnsiTheme="majorHAnsi" w:cstheme="majorHAnsi"/>
-          <w:lang w:val="pt-PT"/>
-        </w:rPr>
-        <w:t xml:space="preserve"> principal. É onde a arquitetura híbrida surge de forma clara e onde a simulação de uma conversa inteligente provém da modelação de domínio e não do LLM em si.</w:t>
-      </w:r>
-    </w:p>
-    <w:p>
-      <w:pPr>
-        <w:pStyle w:val="Ttulo2"/>
-        <w:rPr>
-          <w:lang w:val="pt-PT"/>
-        </w:rPr>
-      </w:pPr>
-      <w:bookmarkStart w:id="9" w:name="_Toc228198256"/>
-      <w:r>
-        <w:rPr>
-          <w:lang w:val="pt-PT"/>
-        </w:rPr>
-        <w:t>Igualdade e Inclusão</w:t>
-      </w:r>
-      <w:bookmarkEnd w:id="9"/>
-    </w:p>
-    <w:p>
-      <w:pPr>
-        <w:rPr>
-          <w:rFonts w:asciiTheme="majorHAnsi" w:hAnsiTheme="majorHAnsi" w:cstheme="majorHAnsi"/>
-          <w:lang w:val="pt-PT"/>
-        </w:rPr>
-      </w:pPr>
-      <w:r>
-        <w:rPr>
-          <w:rFonts w:asciiTheme="majorHAnsi" w:hAnsiTheme="majorHAnsi" w:cstheme="majorHAnsi"/>
-          <w:lang w:val="pt-PT"/>
-        </w:rPr>
-        <w:t xml:space="preserve">Esta é outra área já institucionalizada por conteúdo curado. O ficheiro </w:t>
-      </w:r>
-      <w:proofErr w:type="spellStart"/>
-      <w:r>
-        <w:rPr>
-          <w:rFonts w:asciiTheme="majorHAnsi" w:hAnsiTheme="majorHAnsi" w:cstheme="majorHAnsi"/>
-          <w:lang w:val="pt-PT"/>
-        </w:rPr>
-        <w:t>equality-inclusion-</w:t>
-      </w:r>
-      <w:proofErr w:type="gramStart"/>
-      <w:r>
-        <w:rPr>
-          <w:rFonts w:asciiTheme="majorHAnsi" w:hAnsiTheme="majorHAnsi" w:cstheme="majorHAnsi"/>
-          <w:lang w:val="pt-PT"/>
-        </w:rPr>
-        <w:t>content.json</w:t>
-      </w:r>
-      <w:proofErr w:type="spellEnd"/>
-      <w:proofErr w:type="gramEnd"/>
-      <w:r>
-        <w:rPr>
-          <w:rFonts w:asciiTheme="majorHAnsi" w:hAnsiTheme="majorHAnsi" w:cstheme="majorHAnsi"/>
-          <w:lang w:val="pt-PT"/>
-        </w:rPr>
-        <w:t xml:space="preserve"> estrutura:</w:t>
-      </w:r>
-    </w:p>
-    <w:p>
-      <w:pPr>
-        <w:pStyle w:val="Listacommarcas"/>
-        <w:rPr>
-          <w:rFonts w:asciiTheme="majorHAnsi" w:hAnsiTheme="majorHAnsi" w:cstheme="majorHAnsi"/>
-        </w:rPr>
-      </w:pPr>
-      <w:r>
-        <w:rPr>
-          <w:rFonts w:asciiTheme="majorHAnsi" w:hAnsiTheme="majorHAnsi" w:cstheme="majorHAnsi"/>
-        </w:rPr>
-        <w:t xml:space="preserve">links </w:t>
-      </w:r>
-      <w:proofErr w:type="spellStart"/>
-      <w:r>
-        <w:rPr>
-          <w:rFonts w:asciiTheme="majorHAnsi" w:hAnsiTheme="majorHAnsi" w:cstheme="majorHAnsi"/>
-        </w:rPr>
-        <w:t>oficiais</w:t>
-      </w:r>
-      <w:proofErr w:type="spellEnd"/>
-      <w:r>
-        <w:rPr>
-          <w:rFonts w:asciiTheme="majorHAnsi" w:hAnsiTheme="majorHAnsi" w:cstheme="majorHAnsi"/>
-        </w:rPr>
-        <w:t>;</w:t>
-      </w:r>
-    </w:p>
-    <w:p>
-      <w:pPr>
-        <w:pStyle w:val="Listacommarcas"/>
-        <w:rPr>
-          <w:rFonts w:asciiTheme="majorHAnsi" w:hAnsiTheme="majorHAnsi" w:cstheme="majorHAnsi"/>
-        </w:rPr>
-      </w:pPr>
-      <w:r>
-        <w:rPr>
-          <w:rFonts w:asciiTheme="majorHAnsi" w:hAnsiTheme="majorHAnsi" w:cstheme="majorHAnsi"/>
-        </w:rPr>
-        <w:t>overview;</w:t>
-      </w:r>
-    </w:p>
-    <w:p>
-      <w:pPr>
-        <w:pStyle w:val="Listacommarcas"/>
-        <w:rPr>
-          <w:rFonts w:asciiTheme="majorHAnsi" w:hAnsiTheme="majorHAnsi" w:cstheme="majorHAnsi"/>
-        </w:rPr>
-      </w:pPr>
-      <w:r>
-        <w:rPr>
-          <w:rFonts w:asciiTheme="majorHAnsi" w:hAnsiTheme="majorHAnsi" w:cstheme="majorHAnsi"/>
-        </w:rPr>
-        <w:t>prompts sugeridos;</w:t>
-      </w:r>
-    </w:p>
-    <w:p>
-      <w:pPr>
-        <w:pStyle w:val="Listacommarcas"/>
-        <w:rPr>
-          <w:rFonts w:asciiTheme="majorHAnsi" w:hAnsiTheme="majorHAnsi" w:cstheme="majorHAnsi"/>
-          <w:lang w:val="pt-PT"/>
-        </w:rPr>
-      </w:pPr>
-      <w:r>
-        <w:rPr>
-          <w:rFonts w:asciiTheme="majorHAnsi" w:hAnsiTheme="majorHAnsi" w:cstheme="majorHAnsi"/>
-          <w:lang w:val="pt-PT"/>
-        </w:rPr>
-        <w:t>contactos do gabinete responsável pelo pelouro;</w:t>
-      </w:r>
-    </w:p>
-    <w:p>
-      <w:pPr>
-        <w:pStyle w:val="Listacommarcas"/>
-        <w:rPr>
-          <w:rFonts w:asciiTheme="majorHAnsi" w:hAnsiTheme="majorHAnsi" w:cstheme="majorHAnsi"/>
-          <w:lang w:val="pt-PT"/>
-        </w:rPr>
-      </w:pPr>
-      <w:r>
-        <w:rPr>
-          <w:rFonts w:asciiTheme="majorHAnsi" w:hAnsiTheme="majorHAnsi" w:cstheme="majorHAnsi"/>
-          <w:lang w:val="pt-PT"/>
-        </w:rPr>
-        <w:t>subtemas como política, plano, linguagem inclusiva, assédio, discriminação, necessidades educativas especiais e isenções de propinas.</w:t>
-      </w:r>
-    </w:p>
-    <w:p>
-      <w:pPr>
-        <w:pStyle w:val="Ttulo2"/>
-        <w:rPr>
-          <w:lang w:val="pt-PT"/>
-        </w:rPr>
-      </w:pPr>
-      <w:bookmarkStart w:id="10" w:name="_Toc228198257"/>
-      <w:r>
-        <w:rPr>
-          <w:lang w:val="pt-PT"/>
-        </w:rPr>
-        <w:t>RAG e Recuperação Documental</w:t>
-      </w:r>
-      <w:bookmarkEnd w:id="10"/>
-    </w:p>
-    <w:p>
-      <w:pPr>
-        <w:rPr>
-          <w:rFonts w:asciiTheme="majorHAnsi" w:hAnsiTheme="majorHAnsi" w:cstheme="majorHAnsi"/>
-        </w:rPr>
-      </w:pPr>
-      <w:r>
-        <w:rPr>
-          <w:rFonts w:asciiTheme="majorHAnsi" w:hAnsiTheme="majorHAnsi" w:cstheme="majorHAnsi"/>
-          <w:lang w:val="pt-PT"/>
-        </w:rPr>
-        <w:t xml:space="preserve">A RAG ocorre de forma orientada e encontra-se implementada sobretudo no </w:t>
-      </w:r>
-      <w:proofErr w:type="spellStart"/>
-      <w:r>
-        <w:rPr>
-          <w:rFonts w:asciiTheme="majorHAnsi" w:hAnsiTheme="majorHAnsi" w:cstheme="majorHAnsi"/>
-          <w:lang w:val="pt-PT"/>
-        </w:rPr>
-        <w:t>backend</w:t>
-      </w:r>
-      <w:proofErr w:type="spellEnd"/>
-      <w:r>
-        <w:rPr>
-          <w:rFonts w:asciiTheme="majorHAnsi" w:hAnsiTheme="majorHAnsi" w:cstheme="majorHAnsi"/>
-          <w:lang w:val="pt-PT"/>
-        </w:rPr>
-        <w:t xml:space="preserve"> principal e no indexador. </w:t>
-      </w:r>
-      <w:r>
-        <w:rPr>
-          <w:rFonts w:asciiTheme="majorHAnsi" w:hAnsiTheme="majorHAnsi" w:cstheme="majorHAnsi"/>
-        </w:rPr>
-        <w:t xml:space="preserve">O </w:t>
-      </w:r>
-      <w:proofErr w:type="spellStart"/>
-      <w:r>
-        <w:rPr>
-          <w:rFonts w:asciiTheme="majorHAnsi" w:hAnsiTheme="majorHAnsi" w:cstheme="majorHAnsi"/>
-        </w:rPr>
-        <w:t>processo</w:t>
-      </w:r>
-      <w:proofErr w:type="spellEnd"/>
-      <w:r>
-        <w:rPr>
-          <w:rFonts w:asciiTheme="majorHAnsi" w:hAnsiTheme="majorHAnsi" w:cstheme="majorHAnsi"/>
-        </w:rPr>
-        <w:t xml:space="preserve"> </w:t>
-      </w:r>
-      <w:proofErr w:type="spellStart"/>
-      <w:r>
-        <w:rPr>
-          <w:rFonts w:asciiTheme="majorHAnsi" w:hAnsiTheme="majorHAnsi" w:cstheme="majorHAnsi"/>
-        </w:rPr>
-        <w:t>funciona</w:t>
-      </w:r>
-      <w:proofErr w:type="spellEnd"/>
-      <w:r>
-        <w:rPr>
-          <w:rFonts w:asciiTheme="majorHAnsi" w:hAnsiTheme="majorHAnsi" w:cstheme="majorHAnsi"/>
-        </w:rPr>
-        <w:t xml:space="preserve"> </w:t>
-      </w:r>
-      <w:proofErr w:type="spellStart"/>
-      <w:r>
-        <w:rPr>
-          <w:rFonts w:asciiTheme="majorHAnsi" w:hAnsiTheme="majorHAnsi" w:cstheme="majorHAnsi"/>
-        </w:rPr>
-        <w:t>nos</w:t>
-      </w:r>
-      <w:proofErr w:type="spellEnd"/>
-      <w:r>
-        <w:rPr>
-          <w:rFonts w:asciiTheme="majorHAnsi" w:hAnsiTheme="majorHAnsi" w:cstheme="majorHAnsi"/>
-        </w:rPr>
-        <w:t xml:space="preserve"> seguintes moldes:</w:t>
-      </w:r>
-    </w:p>
-    <w:p>
-      <w:pPr>
-        <w:pStyle w:val="Listacommarcas"/>
-        <w:rPr>
-          <w:rFonts w:asciiTheme="majorHAnsi" w:hAnsiTheme="majorHAnsi" w:cstheme="majorHAnsi"/>
-        </w:rPr>
-      </w:pPr>
-      <w:r>
-        <w:rPr>
-          <w:rFonts w:asciiTheme="majorHAnsi" w:hAnsiTheme="majorHAnsi" w:cstheme="majorHAnsi"/>
-        </w:rPr>
-        <w:t>extrair texto do PDF;</w:t>
-      </w:r>
-    </w:p>
-    <w:p>
-      <w:pPr>
-        <w:pStyle w:val="Listacommarcas"/>
-        <w:rPr>
-          <w:rFonts w:asciiTheme="majorHAnsi" w:hAnsiTheme="majorHAnsi" w:cstheme="majorHAnsi"/>
-        </w:rPr>
-      </w:pPr>
-      <w:r>
-        <w:rPr>
-          <w:rFonts w:asciiTheme="majorHAnsi" w:hAnsiTheme="majorHAnsi" w:cstheme="majorHAnsi"/>
-        </w:rPr>
-        <w:t>chunking com overlap;</w:t>
-      </w:r>
-    </w:p>
-    <w:p>
-      <w:pPr>
-        <w:pStyle w:val="Listacommarcas"/>
-        <w:rPr>
-          <w:rFonts w:asciiTheme="majorHAnsi" w:hAnsiTheme="majorHAnsi" w:cstheme="majorHAnsi"/>
-        </w:rPr>
-      </w:pPr>
-      <w:r>
-        <w:rPr>
-          <w:rFonts w:asciiTheme="majorHAnsi" w:hAnsiTheme="majorHAnsi" w:cstheme="majorHAnsi"/>
-        </w:rPr>
-        <w:t>embeddings locais;</w:t>
-      </w:r>
-    </w:p>
-    <w:p>
-      <w:pPr>
-        <w:pStyle w:val="Listacommarcas"/>
-        <w:rPr>
-          <w:rFonts w:asciiTheme="majorHAnsi" w:hAnsiTheme="majorHAnsi" w:cstheme="majorHAnsi"/>
-        </w:rPr>
-      </w:pPr>
-      <w:r>
-        <w:rPr>
-          <w:rFonts w:asciiTheme="majorHAnsi" w:hAnsiTheme="majorHAnsi" w:cstheme="majorHAnsi"/>
-        </w:rPr>
-        <w:t>scoring por similaridade;</w:t>
-      </w:r>
-    </w:p>
-    <w:p>
-      <w:pPr>
-        <w:pStyle w:val="Listacommarcas"/>
-        <w:rPr>
-          <w:rFonts w:asciiTheme="majorHAnsi" w:hAnsiTheme="majorHAnsi" w:cstheme="majorHAnsi"/>
-          <w:lang w:val="pt-PT"/>
-        </w:rPr>
-      </w:pPr>
-      <w:r>
-        <w:rPr>
-          <w:rFonts w:asciiTheme="majorHAnsi" w:hAnsiTheme="majorHAnsi" w:cstheme="majorHAnsi"/>
-          <w:lang w:val="pt-PT"/>
-        </w:rPr>
-        <w:t>construção de contexto limitado por tamanho;</w:t>
-      </w:r>
-    </w:p>
-    <w:p>
-      <w:pPr>
-        <w:pStyle w:val="Listacommarcas"/>
-        <w:rPr>
-          <w:rFonts w:asciiTheme="majorHAnsi" w:hAnsiTheme="majorHAnsi" w:cstheme="majorHAnsi"/>
-        </w:rPr>
-      </w:pPr>
-      <w:r>
-        <w:rPr>
-          <w:rFonts w:asciiTheme="majorHAnsi" w:hAnsiTheme="majorHAnsi" w:cstheme="majorHAnsi"/>
-        </w:rPr>
-        <w:t xml:space="preserve">prompt </w:t>
-      </w:r>
-      <w:proofErr w:type="spellStart"/>
-      <w:r>
-        <w:rPr>
-          <w:rFonts w:asciiTheme="majorHAnsi" w:hAnsiTheme="majorHAnsi" w:cstheme="majorHAnsi"/>
-        </w:rPr>
-        <w:t>ao</w:t>
-      </w:r>
-      <w:proofErr w:type="spellEnd"/>
-      <w:r>
-        <w:rPr>
-          <w:rFonts w:asciiTheme="majorHAnsi" w:hAnsiTheme="majorHAnsi" w:cstheme="majorHAnsi"/>
-        </w:rPr>
-        <w:t xml:space="preserve"> Ollama;</w:t>
-      </w:r>
-    </w:p>
-    <w:p>
-      <w:pPr>
-        <w:pStyle w:val="Listacommarcas"/>
-        <w:rPr>
-          <w:rFonts w:asciiTheme="majorHAnsi" w:hAnsiTheme="majorHAnsi" w:cstheme="majorHAnsi"/>
-        </w:rPr>
-      </w:pPr>
-      <w:r>
-        <w:rPr>
-          <w:rFonts w:asciiTheme="majorHAnsi" w:hAnsiTheme="majorHAnsi" w:cstheme="majorHAnsi"/>
-        </w:rPr>
-        <w:t>validação de saída.</w:t>
-      </w:r>
-    </w:p>
-    <w:p>
-      <w:pPr>
-        <w:rPr>
-          <w:rFonts w:asciiTheme="majorHAnsi" w:hAnsiTheme="majorHAnsi" w:cstheme="majorHAnsi"/>
-          <w:lang w:val="pt-PT"/>
-        </w:rPr>
-      </w:pPr>
-      <w:r>
-        <w:rPr>
-          <w:rFonts w:asciiTheme="majorHAnsi" w:hAnsiTheme="majorHAnsi" w:cstheme="majorHAnsi"/>
-          <w:lang w:val="pt-PT"/>
-        </w:rPr>
-        <w:t>Existe ainda um trabalho relevante de heurísticas, as quais ocorrem da seguinte forma:</w:t>
-      </w:r>
-    </w:p>
-    <w:p>
-      <w:pPr>
-        <w:pStyle w:val="Listacommarcas"/>
-        <w:rPr>
-          <w:rFonts w:asciiTheme="majorHAnsi" w:hAnsiTheme="majorHAnsi" w:cstheme="majorHAnsi"/>
-          <w:lang w:val="pt-PT"/>
-        </w:rPr>
-      </w:pPr>
-      <w:r>
-        <w:rPr>
-          <w:rFonts w:asciiTheme="majorHAnsi" w:hAnsiTheme="majorHAnsi" w:cstheme="majorHAnsi"/>
-          <w:lang w:val="pt-PT"/>
-        </w:rPr>
-        <w:lastRenderedPageBreak/>
-        <w:t xml:space="preserve">pré-filtragem temática de </w:t>
-      </w:r>
-      <w:proofErr w:type="spellStart"/>
-      <w:r>
-        <w:rPr>
-          <w:rFonts w:asciiTheme="majorHAnsi" w:hAnsiTheme="majorHAnsi" w:cstheme="majorHAnsi"/>
-          <w:lang w:val="pt-PT"/>
-        </w:rPr>
-        <w:t>chunks</w:t>
-      </w:r>
-      <w:proofErr w:type="spellEnd"/>
-      <w:r>
-        <w:rPr>
-          <w:rFonts w:asciiTheme="majorHAnsi" w:hAnsiTheme="majorHAnsi" w:cstheme="majorHAnsi"/>
-          <w:lang w:val="pt-PT"/>
-        </w:rPr>
-        <w:t>;</w:t>
-      </w:r>
-    </w:p>
-    <w:p>
-      <w:pPr>
-        <w:pStyle w:val="Listacommarcas"/>
-        <w:rPr>
-          <w:rFonts w:asciiTheme="majorHAnsi" w:hAnsiTheme="majorHAnsi" w:cstheme="majorHAnsi"/>
-          <w:lang w:val="pt-PT"/>
-        </w:rPr>
-      </w:pPr>
-      <w:proofErr w:type="spellStart"/>
-      <w:r>
-        <w:rPr>
-          <w:rFonts w:asciiTheme="majorHAnsi" w:hAnsiTheme="majorHAnsi" w:cstheme="majorHAnsi"/>
-          <w:lang w:val="pt-PT"/>
-        </w:rPr>
-        <w:t>boosts</w:t>
-      </w:r>
-      <w:proofErr w:type="spellEnd"/>
-      <w:r>
-        <w:rPr>
-          <w:rFonts w:asciiTheme="majorHAnsi" w:hAnsiTheme="majorHAnsi" w:cstheme="majorHAnsi"/>
-          <w:lang w:val="pt-PT"/>
-        </w:rPr>
-        <w:t xml:space="preserve"> por tipo de pergunta;</w:t>
-      </w:r>
-    </w:p>
-    <w:p>
-      <w:pPr>
-        <w:pStyle w:val="Listacommarcas"/>
-        <w:rPr>
-          <w:rFonts w:asciiTheme="majorHAnsi" w:hAnsiTheme="majorHAnsi" w:cstheme="majorHAnsi"/>
-        </w:rPr>
-      </w:pPr>
-      <w:proofErr w:type="spellStart"/>
-      <w:r>
-        <w:rPr>
-          <w:rFonts w:asciiTheme="majorHAnsi" w:hAnsiTheme="majorHAnsi" w:cstheme="majorHAnsi"/>
-        </w:rPr>
-        <w:t>resgate</w:t>
-      </w:r>
-      <w:proofErr w:type="spellEnd"/>
-      <w:r>
-        <w:rPr>
-          <w:rFonts w:asciiTheme="majorHAnsi" w:hAnsiTheme="majorHAnsi" w:cstheme="majorHAnsi"/>
-        </w:rPr>
-        <w:t xml:space="preserve"> lexical </w:t>
-      </w:r>
-      <w:proofErr w:type="spellStart"/>
-      <w:r>
-        <w:rPr>
-          <w:rFonts w:asciiTheme="majorHAnsi" w:hAnsiTheme="majorHAnsi" w:cstheme="majorHAnsi"/>
-        </w:rPr>
-        <w:t>por</w:t>
-      </w:r>
-      <w:proofErr w:type="spellEnd"/>
-      <w:r>
-        <w:rPr>
-          <w:rFonts w:asciiTheme="majorHAnsi" w:hAnsiTheme="majorHAnsi" w:cstheme="majorHAnsi"/>
-        </w:rPr>
-        <w:t xml:space="preserve"> </w:t>
-      </w:r>
-      <w:proofErr w:type="spellStart"/>
-      <w:r>
-        <w:rPr>
-          <w:rFonts w:asciiTheme="majorHAnsi" w:hAnsiTheme="majorHAnsi" w:cstheme="majorHAnsi"/>
-        </w:rPr>
-        <w:t>assunto</w:t>
-      </w:r>
-      <w:proofErr w:type="spellEnd"/>
-      <w:r>
-        <w:rPr>
-          <w:rFonts w:asciiTheme="majorHAnsi" w:hAnsiTheme="majorHAnsi" w:cstheme="majorHAnsi"/>
-        </w:rPr>
-        <w:t>;</w:t>
-      </w:r>
-    </w:p>
-    <w:p>
-      <w:pPr>
-        <w:pStyle w:val="Listacommarcas"/>
-        <w:rPr>
-          <w:rFonts w:asciiTheme="majorHAnsi" w:hAnsiTheme="majorHAnsi" w:cstheme="majorHAnsi"/>
-          <w:lang w:val="pt-PT"/>
-        </w:rPr>
-      </w:pPr>
-      <w:r>
-        <w:rPr>
-          <w:rFonts w:asciiTheme="majorHAnsi" w:hAnsiTheme="majorHAnsi" w:cstheme="majorHAnsi"/>
-          <w:lang w:val="pt-PT"/>
-        </w:rPr>
-        <w:t>atalhos determinísticos para alguns temas.</w:t>
-      </w:r>
-    </w:p>
-    <w:p>
-      <w:pPr>
-        <w:pStyle w:val="Ttulo2"/>
-        <w:rPr>
-          <w:lang w:val="pt-PT"/>
-        </w:rPr>
-      </w:pPr>
-      <w:bookmarkStart w:id="11" w:name="_Toc228198258"/>
-      <w:r>
-        <w:rPr>
-          <w:lang w:val="pt-PT"/>
-        </w:rPr>
-        <w:t>IA de Suporte</w:t>
-      </w:r>
-      <w:bookmarkEnd w:id="11"/>
-    </w:p>
-    <w:p>
-      <w:pPr>
-        <w:rPr>
-          <w:rFonts w:asciiTheme="majorHAnsi" w:hAnsiTheme="majorHAnsi" w:cstheme="majorHAnsi"/>
-          <w:lang w:val="pt-PT"/>
-        </w:rPr>
-      </w:pPr>
-      <w:r>
-        <w:rPr>
-          <w:rFonts w:asciiTheme="majorHAnsi" w:hAnsiTheme="majorHAnsi" w:cstheme="majorHAnsi"/>
-          <w:lang w:val="pt-PT"/>
-        </w:rPr>
-        <w:t xml:space="preserve">Uma das evoluções mais relevantes do projeto é o uso de IA não apenas para responder ao utilizador final, mas também para apoiar a manutenção do sistema através da leitura e análise de documentação carregada no </w:t>
-      </w:r>
-      <w:proofErr w:type="spellStart"/>
-      <w:r>
-        <w:rPr>
-          <w:rFonts w:asciiTheme="majorHAnsi" w:hAnsiTheme="majorHAnsi" w:cstheme="majorHAnsi"/>
-          <w:lang w:val="pt-PT"/>
-        </w:rPr>
-        <w:t>backend</w:t>
-      </w:r>
-      <w:proofErr w:type="spellEnd"/>
-      <w:r>
-        <w:rPr>
-          <w:rFonts w:asciiTheme="majorHAnsi" w:hAnsiTheme="majorHAnsi" w:cstheme="majorHAnsi"/>
-          <w:lang w:val="pt-PT"/>
-        </w:rPr>
-        <w:t>.</w:t>
-      </w:r>
-    </w:p>
-    <w:p>
-      <w:pPr>
-        <w:rPr>
-          <w:rFonts w:asciiTheme="majorHAnsi" w:hAnsiTheme="majorHAnsi" w:cstheme="majorHAnsi"/>
-          <w:lang w:val="pt-PT"/>
-        </w:rPr>
-      </w:pPr>
-      <w:r>
-        <w:rPr>
-          <w:rFonts w:asciiTheme="majorHAnsi" w:hAnsiTheme="majorHAnsi" w:cstheme="majorHAnsi"/>
-          <w:lang w:val="pt-PT"/>
-        </w:rPr>
-        <w:t>Essa camada encontra-se definida em:</w:t>
-      </w:r>
-    </w:p>
-    <w:p>
-      <w:pPr>
-        <w:pStyle w:val="Listacommarcas"/>
-        <w:rPr>
-          <w:rFonts w:asciiTheme="majorHAnsi" w:hAnsiTheme="majorHAnsi" w:cstheme="majorHAnsi"/>
-        </w:rPr>
-      </w:pPr>
-      <w:r>
-        <w:rPr>
-          <w:rFonts w:asciiTheme="majorHAnsi" w:hAnsiTheme="majorHAnsi" w:cstheme="majorHAnsi"/>
-        </w:rPr>
-        <w:t>generate-</w:t>
-      </w:r>
-      <w:proofErr w:type="spellStart"/>
-      <w:r>
-        <w:rPr>
-          <w:rFonts w:asciiTheme="majorHAnsi" w:hAnsiTheme="majorHAnsi" w:cstheme="majorHAnsi"/>
-        </w:rPr>
-        <w:t>faqs</w:t>
-      </w:r>
-      <w:proofErr w:type="spellEnd"/>
-      <w:r>
-        <w:rPr>
-          <w:rFonts w:asciiTheme="majorHAnsi" w:hAnsiTheme="majorHAnsi" w:cstheme="majorHAnsi"/>
-        </w:rPr>
-        <w:t>-from-</w:t>
-      </w:r>
-      <w:proofErr w:type="spellStart"/>
-      <w:r>
-        <w:rPr>
-          <w:rFonts w:asciiTheme="majorHAnsi" w:hAnsiTheme="majorHAnsi" w:cstheme="majorHAnsi"/>
-        </w:rPr>
-        <w:t>doc.mjs</w:t>
-      </w:r>
-      <w:proofErr w:type="spellEnd"/>
-    </w:p>
-    <w:p>
-      <w:pPr>
-        <w:pStyle w:val="Listacommarcas"/>
-        <w:rPr>
-          <w:rFonts w:asciiTheme="majorHAnsi" w:hAnsiTheme="majorHAnsi" w:cstheme="majorHAnsi"/>
-        </w:rPr>
-      </w:pPr>
-      <w:r>
-        <w:rPr>
-          <w:rFonts w:asciiTheme="majorHAnsi" w:hAnsiTheme="majorHAnsi" w:cstheme="majorHAnsi"/>
-        </w:rPr>
-        <w:t>approve-generated-faqs.mjs</w:t>
-      </w:r>
-    </w:p>
-    <w:p>
-      <w:pPr>
-        <w:pStyle w:val="Listacommarcas"/>
-        <w:rPr>
-          <w:rFonts w:asciiTheme="majorHAnsi" w:hAnsiTheme="majorHAnsi" w:cstheme="majorHAnsi"/>
-        </w:rPr>
-      </w:pPr>
-      <w:r>
-        <w:rPr>
-          <w:rFonts w:asciiTheme="majorHAnsi" w:hAnsiTheme="majorHAnsi" w:cstheme="majorHAnsi"/>
-        </w:rPr>
-        <w:t>compare-doc-versions.mjs</w:t>
-      </w:r>
-    </w:p>
-    <w:p>
-      <w:pPr>
-        <w:rPr>
-          <w:rFonts w:asciiTheme="majorHAnsi" w:hAnsiTheme="majorHAnsi" w:cstheme="majorHAnsi"/>
-        </w:rPr>
-      </w:pPr>
-      <w:r>
-        <w:rPr>
-          <w:rFonts w:asciiTheme="majorHAnsi" w:hAnsiTheme="majorHAnsi" w:cstheme="majorHAnsi"/>
-        </w:rPr>
-        <w:t>E permite:</w:t>
-      </w:r>
-    </w:p>
-    <w:p>
-      <w:pPr>
-        <w:pStyle w:val="Listacommarcas"/>
-        <w:rPr>
-          <w:rFonts w:asciiTheme="majorHAnsi" w:hAnsiTheme="majorHAnsi" w:cstheme="majorHAnsi"/>
-          <w:lang w:val="pt-PT"/>
-        </w:rPr>
-      </w:pPr>
-      <w:r>
-        <w:rPr>
-          <w:rFonts w:asciiTheme="majorHAnsi" w:hAnsiTheme="majorHAnsi" w:cstheme="majorHAnsi"/>
-          <w:lang w:val="pt-PT"/>
-        </w:rPr>
-        <w:t xml:space="preserve">gerar </w:t>
-      </w:r>
-      <w:proofErr w:type="spellStart"/>
-      <w:r>
-        <w:rPr>
-          <w:rFonts w:asciiTheme="majorHAnsi" w:hAnsiTheme="majorHAnsi" w:cstheme="majorHAnsi"/>
-          <w:lang w:val="pt-PT"/>
-        </w:rPr>
-        <w:t>FAQs</w:t>
-      </w:r>
-      <w:proofErr w:type="spellEnd"/>
-      <w:r>
-        <w:rPr>
-          <w:rFonts w:asciiTheme="majorHAnsi" w:hAnsiTheme="majorHAnsi" w:cstheme="majorHAnsi"/>
-          <w:lang w:val="pt-PT"/>
-        </w:rPr>
-        <w:t xml:space="preserve"> candidatas a partir de documentos indexados;</w:t>
-      </w:r>
-    </w:p>
-    <w:p>
-      <w:pPr>
-        <w:pStyle w:val="Listacommarcas"/>
-        <w:rPr>
-          <w:rFonts w:asciiTheme="majorHAnsi" w:hAnsiTheme="majorHAnsi" w:cstheme="majorHAnsi"/>
-          <w:lang w:val="pt-PT"/>
-        </w:rPr>
-      </w:pPr>
-      <w:r>
-        <w:rPr>
-          <w:rFonts w:asciiTheme="majorHAnsi" w:hAnsiTheme="majorHAnsi" w:cstheme="majorHAnsi"/>
-          <w:lang w:val="pt-PT"/>
-        </w:rPr>
-        <w:t xml:space="preserve">rever e aprovar as </w:t>
-      </w:r>
-      <w:proofErr w:type="spellStart"/>
-      <w:r>
-        <w:rPr>
-          <w:rFonts w:asciiTheme="majorHAnsi" w:hAnsiTheme="majorHAnsi" w:cstheme="majorHAnsi"/>
-          <w:lang w:val="pt-PT"/>
-        </w:rPr>
-        <w:t>FAQs</w:t>
-      </w:r>
-      <w:proofErr w:type="spellEnd"/>
-      <w:r>
-        <w:rPr>
-          <w:rFonts w:asciiTheme="majorHAnsi" w:hAnsiTheme="majorHAnsi" w:cstheme="majorHAnsi"/>
-          <w:lang w:val="pt-PT"/>
-        </w:rPr>
-        <w:t xml:space="preserve"> geradas;</w:t>
-      </w:r>
-    </w:p>
-    <w:p>
-      <w:pPr>
-        <w:pStyle w:val="Listacommarcas"/>
-        <w:rPr>
-          <w:rFonts w:asciiTheme="majorHAnsi" w:hAnsiTheme="majorHAnsi" w:cstheme="majorHAnsi"/>
-          <w:lang w:val="pt-PT"/>
-        </w:rPr>
-      </w:pPr>
-      <w:r>
-        <w:rPr>
-          <w:rFonts w:asciiTheme="majorHAnsi" w:hAnsiTheme="majorHAnsi" w:cstheme="majorHAnsi"/>
-          <w:lang w:val="pt-PT"/>
-        </w:rPr>
-        <w:t xml:space="preserve">comparar versões de documentos para perceber o que mudou e o que pode potencialmente afetar o </w:t>
-      </w:r>
-      <w:proofErr w:type="spellStart"/>
-      <w:r>
-        <w:rPr>
-          <w:rFonts w:asciiTheme="majorHAnsi" w:hAnsiTheme="majorHAnsi" w:cstheme="majorHAnsi"/>
-          <w:lang w:val="pt-PT"/>
-        </w:rPr>
-        <w:t>bot</w:t>
-      </w:r>
-      <w:proofErr w:type="spellEnd"/>
-      <w:r>
-        <w:rPr>
-          <w:rFonts w:asciiTheme="majorHAnsi" w:hAnsiTheme="majorHAnsi" w:cstheme="majorHAnsi"/>
-          <w:lang w:val="pt-PT"/>
-        </w:rPr>
-        <w:t>.</w:t>
-      </w:r>
-    </w:p>
-    <w:p>
-      <w:pPr>
-        <w:rPr>
-          <w:rFonts w:asciiTheme="majorHAnsi" w:hAnsiTheme="majorHAnsi" w:cstheme="majorHAnsi"/>
-          <w:lang w:val="pt-PT"/>
-        </w:rPr>
-      </w:pPr>
-      <w:r>
-        <w:rPr>
-          <w:rFonts w:asciiTheme="majorHAnsi" w:hAnsiTheme="majorHAnsi" w:cstheme="majorHAnsi"/>
-          <w:lang w:val="pt-PT"/>
-        </w:rPr>
-        <w:t xml:space="preserve">Metodologicamente, isto permite usar o modelo para acelerar curadoria humana e expansão controlada da base de conhecimento, ao invés de solicitar ao modelo que responda a tudo em </w:t>
-      </w:r>
-      <w:proofErr w:type="spellStart"/>
-      <w:r>
-        <w:rPr>
-          <w:rFonts w:asciiTheme="majorHAnsi" w:hAnsiTheme="majorHAnsi" w:cstheme="majorHAnsi"/>
-          <w:lang w:val="pt-PT"/>
-        </w:rPr>
-        <w:t>runtime</w:t>
       </w:r>
       <w:proofErr w:type="spellEnd"/>
       <w:r>
@@ -6471,7 +7368,21 @@
         <w:rPr>
           <w:rFonts w:asciiTheme="majorHAnsi" w:hAnsiTheme="majorHAnsi" w:cstheme="majorHAnsi"/>
         </w:rPr>
-        <w:t xml:space="preserve"> data/generated-faqs/review.</w:t>
+        <w:t xml:space="preserve"> data/generated-</w:t>
+      </w:r>
+      <w:proofErr w:type="spellStart"/>
+      <w:r>
+        <w:rPr>
+          <w:rFonts w:asciiTheme="majorHAnsi" w:hAnsiTheme="majorHAnsi" w:cstheme="majorHAnsi"/>
+        </w:rPr>
+        <w:t>faqs</w:t>
+      </w:r>
+      <w:proofErr w:type="spellEnd"/>
+      <w:r>
+        <w:rPr>
+          <w:rFonts w:asciiTheme="majorHAnsi" w:hAnsiTheme="majorHAnsi" w:cstheme="majorHAnsi"/>
+        </w:rPr>
+        <w:t>/review.</w:t>
       </w:r>
     </w:p>
     <w:p>
@@ -6742,8 +7653,548 @@
         <w:rPr>
           <w:rFonts w:asciiTheme="majorHAnsi" w:hAnsiTheme="majorHAnsi" w:cstheme="majorHAnsi"/>
         </w:rPr>
+        <w:t>botão</w:t>
+      </w:r>
+      <w:proofErr w:type="spellEnd"/>
+      <w:r>
+        <w:rPr>
+          <w:rFonts w:asciiTheme="majorHAnsi" w:hAnsiTheme="majorHAnsi" w:cstheme="majorHAnsi"/>
+        </w:rPr>
+        <w:t xml:space="preserve"> </w:t>
+      </w:r>
+      <w:proofErr w:type="spellStart"/>
+      <w:r>
+        <w:rPr>
+          <w:rFonts w:asciiTheme="majorHAnsi" w:hAnsiTheme="majorHAnsi" w:cstheme="majorHAnsi"/>
+        </w:rPr>
+        <w:t>flutuante</w:t>
+      </w:r>
+      <w:proofErr w:type="spellEnd"/>
+      <w:r>
+        <w:rPr>
+          <w:rFonts w:asciiTheme="majorHAnsi" w:hAnsiTheme="majorHAnsi" w:cstheme="majorHAnsi"/>
+        </w:rPr>
+        <w:t>;</w:t>
+      </w:r>
+    </w:p>
+    <w:p>
+      <w:pPr>
+        <w:pStyle w:val="Listacommarcas"/>
+        <w:rPr>
+          <w:rFonts w:asciiTheme="majorHAnsi" w:hAnsiTheme="majorHAnsi" w:cstheme="majorHAnsi"/>
+        </w:rPr>
+      </w:pPr>
+      <w:r>
+        <w:rPr>
+          <w:rFonts w:asciiTheme="majorHAnsi" w:hAnsiTheme="majorHAnsi" w:cstheme="majorHAnsi"/>
+        </w:rPr>
+        <w:t>chatbox;</w:t>
+      </w:r>
+    </w:p>
+    <w:p>
+      <w:pPr>
+        <w:pStyle w:val="Listacommarcas"/>
+        <w:rPr>
+          <w:rFonts w:asciiTheme="majorHAnsi" w:hAnsiTheme="majorHAnsi" w:cstheme="majorHAnsi"/>
+        </w:rPr>
+      </w:pPr>
+      <w:r>
+        <w:rPr>
+          <w:rFonts w:asciiTheme="majorHAnsi" w:hAnsiTheme="majorHAnsi" w:cstheme="majorHAnsi"/>
+        </w:rPr>
+        <w:t>seletor de idioma;</w:t>
+      </w:r>
+    </w:p>
+    <w:p>
+      <w:pPr>
+        <w:pStyle w:val="Listacommarcas"/>
+        <w:rPr>
+          <w:rFonts w:asciiTheme="majorHAnsi" w:hAnsiTheme="majorHAnsi" w:cstheme="majorHAnsi"/>
+        </w:rPr>
+      </w:pPr>
+      <w:r>
+        <w:rPr>
+          <w:rFonts w:asciiTheme="majorHAnsi" w:hAnsiTheme="majorHAnsi" w:cstheme="majorHAnsi"/>
+        </w:rPr>
+        <w:t>reset de conversa;</w:t>
+      </w:r>
+    </w:p>
+    <w:p>
+      <w:pPr>
+        <w:pStyle w:val="Listacommarcas"/>
+        <w:rPr>
+          <w:rFonts w:asciiTheme="majorHAnsi" w:hAnsiTheme="majorHAnsi" w:cstheme="majorHAnsi"/>
+        </w:rPr>
+      </w:pPr>
+      <w:r>
+        <w:rPr>
+          <w:rFonts w:asciiTheme="majorHAnsi" w:hAnsiTheme="majorHAnsi" w:cstheme="majorHAnsi"/>
+        </w:rPr>
+        <w:t>menu de acessibilidade;</w:t>
+      </w:r>
+    </w:p>
+    <w:p>
+      <w:pPr>
+        <w:pStyle w:val="Listacommarcas"/>
+        <w:rPr>
+          <w:rFonts w:asciiTheme="majorHAnsi" w:hAnsiTheme="majorHAnsi" w:cstheme="majorHAnsi"/>
+          <w:lang w:val="pt-PT"/>
+        </w:rPr>
+      </w:pPr>
+      <w:proofErr w:type="spellStart"/>
+      <w:r>
+        <w:rPr>
+          <w:rFonts w:asciiTheme="majorHAnsi" w:hAnsiTheme="majorHAnsi" w:cstheme="majorHAnsi"/>
+          <w:lang w:val="pt-PT"/>
+        </w:rPr>
+        <w:t>rendering</w:t>
+      </w:r>
+      <w:proofErr w:type="spellEnd"/>
+      <w:r>
+        <w:rPr>
+          <w:rFonts w:asciiTheme="majorHAnsi" w:hAnsiTheme="majorHAnsi" w:cstheme="majorHAnsi"/>
+          <w:lang w:val="pt-PT"/>
+        </w:rPr>
+        <w:t xml:space="preserve"> de respostas com listas, links, citações e botões.</w:t>
+      </w:r>
+    </w:p>
+    <w:p>
+      <w:pPr>
+        <w:rPr>
+          <w:rFonts w:asciiTheme="majorHAnsi" w:hAnsiTheme="majorHAnsi" w:cstheme="majorHAnsi"/>
+          <w:lang w:val="pt-PT"/>
+        </w:rPr>
+      </w:pPr>
+      <w:r>
+        <w:rPr>
+          <w:rFonts w:asciiTheme="majorHAnsi" w:hAnsiTheme="majorHAnsi" w:cstheme="majorHAnsi"/>
+          <w:lang w:val="pt-PT"/>
+        </w:rPr>
+        <w:t xml:space="preserve">O ficheiro </w:t>
+      </w:r>
+      <w:proofErr w:type="spellStart"/>
+      <w:r>
+        <w:rPr>
+          <w:rFonts w:asciiTheme="majorHAnsi" w:hAnsiTheme="majorHAnsi" w:cstheme="majorHAnsi"/>
+          <w:lang w:val="pt-PT"/>
+        </w:rPr>
+        <w:t>frontend</w:t>
+      </w:r>
+      <w:proofErr w:type="spellEnd"/>
+      <w:r>
+        <w:rPr>
+          <w:rFonts w:asciiTheme="majorHAnsi" w:hAnsiTheme="majorHAnsi" w:cstheme="majorHAnsi"/>
+          <w:lang w:val="pt-PT"/>
+        </w:rPr>
+        <w:t>/nova-bot.js gere:</w:t>
+      </w:r>
+    </w:p>
+    <w:p>
+      <w:pPr>
+        <w:pStyle w:val="Listacommarcas"/>
+        <w:rPr>
+          <w:rFonts w:asciiTheme="majorHAnsi" w:hAnsiTheme="majorHAnsi" w:cstheme="majorHAnsi"/>
+          <w:lang w:val="pt-PT"/>
+        </w:rPr>
+      </w:pPr>
+      <w:r>
+        <w:rPr>
+          <w:rFonts w:asciiTheme="majorHAnsi" w:hAnsiTheme="majorHAnsi" w:cstheme="majorHAnsi"/>
+          <w:lang w:val="pt-PT"/>
+        </w:rPr>
+        <w:t>estado da sessão no browser;</w:t>
+      </w:r>
+    </w:p>
+    <w:p>
+      <w:pPr>
+        <w:pStyle w:val="Listacommarcas"/>
+        <w:rPr>
+          <w:rFonts w:asciiTheme="majorHAnsi" w:hAnsiTheme="majorHAnsi" w:cstheme="majorHAnsi"/>
+        </w:rPr>
+      </w:pPr>
+      <w:proofErr w:type="spellStart"/>
+      <w:r>
+        <w:rPr>
+          <w:rFonts w:asciiTheme="majorHAnsi" w:hAnsiTheme="majorHAnsi" w:cstheme="majorHAnsi"/>
+        </w:rPr>
+        <w:t>envio</w:t>
+      </w:r>
+      <w:proofErr w:type="spellEnd"/>
+      <w:r>
+        <w:rPr>
+          <w:rFonts w:asciiTheme="majorHAnsi" w:hAnsiTheme="majorHAnsi" w:cstheme="majorHAnsi"/>
+        </w:rPr>
+        <w:t xml:space="preserve"> para </w:t>
+      </w:r>
+      <w:proofErr w:type="gramStart"/>
+      <w:r>
+        <w:rPr>
+          <w:rFonts w:asciiTheme="majorHAnsi" w:hAnsiTheme="majorHAnsi" w:cstheme="majorHAnsi"/>
+        </w:rPr>
+        <w:t>a</w:t>
+      </w:r>
+      <w:proofErr w:type="gramEnd"/>
+      <w:r>
+        <w:rPr>
+          <w:rFonts w:asciiTheme="majorHAnsi" w:hAnsiTheme="majorHAnsi" w:cstheme="majorHAnsi"/>
+        </w:rPr>
+        <w:t xml:space="preserve"> API;</w:t>
+      </w:r>
+    </w:p>
+    <w:p>
+      <w:pPr>
+        <w:pStyle w:val="Listacommarcas"/>
+        <w:rPr>
+          <w:rFonts w:asciiTheme="majorHAnsi" w:hAnsiTheme="majorHAnsi" w:cstheme="majorHAnsi"/>
+        </w:rPr>
+      </w:pPr>
+      <w:r>
+        <w:rPr>
+          <w:rFonts w:asciiTheme="majorHAnsi" w:hAnsiTheme="majorHAnsi" w:cstheme="majorHAnsi"/>
+        </w:rPr>
+        <w:t>rendering progressivo das mensagens;</w:t>
+      </w:r>
+    </w:p>
+    <w:p>
+      <w:pPr>
+        <w:pStyle w:val="Listacommarcas"/>
+        <w:rPr>
+          <w:rFonts w:asciiTheme="majorHAnsi" w:hAnsiTheme="majorHAnsi" w:cstheme="majorHAnsi"/>
+          <w:lang w:val="pt-PT"/>
+        </w:rPr>
+      </w:pPr>
+      <w:r>
+        <w:rPr>
+          <w:rFonts w:asciiTheme="majorHAnsi" w:hAnsiTheme="majorHAnsi" w:cstheme="majorHAnsi"/>
+          <w:lang w:val="pt-PT"/>
+        </w:rPr>
+        <w:t>localização PT/EN da interface e do histórico quando existe tradução determinística segura;</w:t>
+      </w:r>
+    </w:p>
+    <w:p>
+      <w:pPr>
+        <w:pStyle w:val="Listacommarcas"/>
+        <w:rPr>
+          <w:rFonts w:asciiTheme="majorHAnsi" w:hAnsiTheme="majorHAnsi" w:cstheme="majorHAnsi"/>
+        </w:rPr>
+      </w:pPr>
+      <w:proofErr w:type="spellStart"/>
+      <w:r>
+        <w:rPr>
+          <w:rFonts w:asciiTheme="majorHAnsi" w:hAnsiTheme="majorHAnsi" w:cstheme="majorHAnsi"/>
+        </w:rPr>
+        <w:t>tratamento</w:t>
+      </w:r>
+      <w:proofErr w:type="spellEnd"/>
+      <w:r>
+        <w:rPr>
+          <w:rFonts w:asciiTheme="majorHAnsi" w:hAnsiTheme="majorHAnsi" w:cstheme="majorHAnsi"/>
+        </w:rPr>
+        <w:t xml:space="preserve"> de </w:t>
+      </w:r>
+      <w:proofErr w:type="spellStart"/>
+      <w:r>
+        <w:rPr>
+          <w:rFonts w:asciiTheme="majorHAnsi" w:hAnsiTheme="majorHAnsi" w:cstheme="majorHAnsi"/>
+        </w:rPr>
+        <w:t>respostas</w:t>
+      </w:r>
+      <w:proofErr w:type="spellEnd"/>
+      <w:r>
+        <w:rPr>
+          <w:rFonts w:asciiTheme="majorHAnsi" w:hAnsiTheme="majorHAnsi" w:cstheme="majorHAnsi"/>
+        </w:rPr>
+        <w:t xml:space="preserve"> </w:t>
+      </w:r>
+      <w:proofErr w:type="spellStart"/>
+      <w:r>
+        <w:rPr>
+          <w:rFonts w:asciiTheme="majorHAnsi" w:hAnsiTheme="majorHAnsi" w:cstheme="majorHAnsi"/>
+        </w:rPr>
+        <w:t>bloqueadas</w:t>
+      </w:r>
+      <w:proofErr w:type="spellEnd"/>
+      <w:r>
+        <w:rPr>
+          <w:rFonts w:asciiTheme="majorHAnsi" w:hAnsiTheme="majorHAnsi" w:cstheme="majorHAnsi"/>
+        </w:rPr>
+        <w:t>;</w:t>
+      </w:r>
+    </w:p>
+    <w:p>
+      <w:pPr>
+        <w:pStyle w:val="Listacommarcas"/>
+        <w:rPr>
+          <w:rFonts w:asciiTheme="majorHAnsi" w:hAnsiTheme="majorHAnsi" w:cstheme="majorHAnsi"/>
+        </w:rPr>
+      </w:pPr>
+      <w:r>
+        <w:rPr>
+          <w:rFonts w:asciiTheme="majorHAnsi" w:hAnsiTheme="majorHAnsi" w:cstheme="majorHAnsi"/>
+        </w:rPr>
+        <w:t>ações clicáveis;</w:t>
+      </w:r>
+    </w:p>
+    <w:p>
+      <w:pPr>
+        <w:pStyle w:val="Listacommarcas"/>
+        <w:rPr>
+          <w:rFonts w:asciiTheme="majorHAnsi" w:hAnsiTheme="majorHAnsi" w:cstheme="majorHAnsi"/>
+        </w:rPr>
+      </w:pPr>
+      <w:r>
+        <w:rPr>
+          <w:rFonts w:asciiTheme="majorHAnsi" w:hAnsiTheme="majorHAnsi" w:cstheme="majorHAnsi"/>
+        </w:rPr>
+        <w:t>timeouts e erros.</w:t>
+      </w:r>
+    </w:p>
+    <w:p>
+      <w:pPr>
+        <w:rPr>
+          <w:rFonts w:asciiTheme="majorHAnsi" w:hAnsiTheme="majorHAnsi" w:cstheme="majorHAnsi"/>
+          <w:lang w:val="pt-PT"/>
+        </w:rPr>
+      </w:pPr>
+      <w:r>
+        <w:rPr>
+          <w:rFonts w:asciiTheme="majorHAnsi" w:hAnsiTheme="majorHAnsi" w:cstheme="majorHAnsi"/>
+          <w:lang w:val="pt-PT"/>
+        </w:rPr>
+        <w:t xml:space="preserve">Uma decisão recente importante foi deixar de usar tradução </w:t>
+      </w:r>
+      <w:proofErr w:type="spellStart"/>
+      <w:r>
+        <w:rPr>
+          <w:rFonts w:asciiTheme="majorHAnsi" w:hAnsiTheme="majorHAnsi" w:cstheme="majorHAnsi"/>
+          <w:lang w:val="pt-PT"/>
+        </w:rPr>
+        <w:t>runtime</w:t>
+      </w:r>
+      <w:proofErr w:type="spellEnd"/>
+      <w:r>
+        <w:rPr>
+          <w:rFonts w:asciiTheme="majorHAnsi" w:hAnsiTheme="majorHAnsi" w:cstheme="majorHAnsi"/>
+          <w:lang w:val="pt-PT"/>
+        </w:rPr>
+        <w:t xml:space="preserve"> para reconstrução do histórico quando o utilizador muda de idioma. O </w:t>
+      </w:r>
+      <w:proofErr w:type="spellStart"/>
+      <w:r>
+        <w:rPr>
+          <w:rFonts w:asciiTheme="majorHAnsi" w:hAnsiTheme="majorHAnsi" w:cstheme="majorHAnsi"/>
+          <w:lang w:val="pt-PT"/>
+        </w:rPr>
+        <w:t>frontend</w:t>
+      </w:r>
+      <w:proofErr w:type="spellEnd"/>
+      <w:r>
+        <w:rPr>
+          <w:rFonts w:asciiTheme="majorHAnsi" w:hAnsiTheme="majorHAnsi" w:cstheme="majorHAnsi"/>
+          <w:lang w:val="pt-PT"/>
+        </w:rPr>
+        <w:t xml:space="preserve"> passou a usar apenas mapeamentos determinísticos exatos quando a relocalização é segura; caso contrário, mantém o conteúdo original.</w:t>
+      </w:r>
+    </w:p>
+    <w:p>
+      <w:pPr>
+        <w:rPr>
+          <w:rFonts w:asciiTheme="majorHAnsi" w:hAnsiTheme="majorHAnsi" w:cstheme="majorHAnsi"/>
+          <w:lang w:val="pt-PT"/>
+        </w:rPr>
+      </w:pPr>
+      <w:r>
+        <w:rPr>
+          <w:rFonts w:asciiTheme="majorHAnsi" w:hAnsiTheme="majorHAnsi" w:cstheme="majorHAnsi"/>
+          <w:lang w:val="pt-PT"/>
+        </w:rPr>
         <w:lastRenderedPageBreak/>
-        <w:t>botão</w:t>
+        <w:t xml:space="preserve">Outra evolução relevante foi a introdução de variação controlada em elementos iniciais da conversa. Tanto a saudação do </w:t>
+      </w:r>
+      <w:proofErr w:type="spellStart"/>
+      <w:r>
+        <w:rPr>
+          <w:rFonts w:asciiTheme="majorHAnsi" w:hAnsiTheme="majorHAnsi" w:cstheme="majorHAnsi"/>
+          <w:lang w:val="pt-PT"/>
+        </w:rPr>
+        <w:t>bot</w:t>
+      </w:r>
+      <w:proofErr w:type="spellEnd"/>
+      <w:r>
+        <w:rPr>
+          <w:rFonts w:asciiTheme="majorHAnsi" w:hAnsiTheme="majorHAnsi" w:cstheme="majorHAnsi"/>
+          <w:lang w:val="pt-PT"/>
+        </w:rPr>
+        <w:t xml:space="preserve"> como a mensagem introdutória das sugestões são hoje escolhidas aleatoriamente a partir de um conjunto limitado de variantes equivalentes, em português e inglês. Isto melhora a naturalidade da interação sem comprometer a consistência institucional.</w:t>
+      </w:r>
+    </w:p>
+    <w:p>
+      <w:pPr>
+        <w:rPr>
+          <w:rFonts w:asciiTheme="majorHAnsi" w:hAnsiTheme="majorHAnsi" w:cstheme="majorHAnsi"/>
+          <w:lang w:val="pt-PT"/>
+        </w:rPr>
+      </w:pPr>
+      <w:r>
+        <w:rPr>
+          <w:rFonts w:asciiTheme="majorHAnsi" w:hAnsiTheme="majorHAnsi" w:cstheme="majorHAnsi"/>
+          <w:lang w:val="pt-PT"/>
+        </w:rPr>
+        <w:t xml:space="preserve">O </w:t>
+      </w:r>
+      <w:proofErr w:type="spellStart"/>
+      <w:r>
+        <w:rPr>
+          <w:rFonts w:asciiTheme="majorHAnsi" w:hAnsiTheme="majorHAnsi" w:cstheme="majorHAnsi"/>
+          <w:lang w:val="pt-PT"/>
+        </w:rPr>
+        <w:t>frontend</w:t>
+      </w:r>
+      <w:proofErr w:type="spellEnd"/>
+      <w:r>
+        <w:rPr>
+          <w:rFonts w:asciiTheme="majorHAnsi" w:hAnsiTheme="majorHAnsi" w:cstheme="majorHAnsi"/>
+          <w:lang w:val="pt-PT"/>
+        </w:rPr>
+        <w:t xml:space="preserve"> passou ainda a suportar melhor as ações contextuais do </w:t>
+      </w:r>
+      <w:proofErr w:type="spellStart"/>
+      <w:r>
+        <w:rPr>
+          <w:rFonts w:asciiTheme="majorHAnsi" w:hAnsiTheme="majorHAnsi" w:cstheme="majorHAnsi"/>
+          <w:lang w:val="pt-PT"/>
+        </w:rPr>
+        <w:t>bot</w:t>
+      </w:r>
+      <w:proofErr w:type="spellEnd"/>
+      <w:r>
+        <w:rPr>
+          <w:rFonts w:asciiTheme="majorHAnsi" w:hAnsiTheme="majorHAnsi" w:cstheme="majorHAnsi"/>
+          <w:lang w:val="pt-PT"/>
+        </w:rPr>
+        <w:t xml:space="preserve">. Em fluxos como o reconhecimento académico, os botões visíveis ao utilizador podem enviar para o </w:t>
+      </w:r>
+      <w:proofErr w:type="spellStart"/>
+      <w:r>
+        <w:rPr>
+          <w:rFonts w:asciiTheme="majorHAnsi" w:hAnsiTheme="majorHAnsi" w:cstheme="majorHAnsi"/>
+          <w:lang w:val="pt-PT"/>
+        </w:rPr>
+        <w:t>backend</w:t>
+      </w:r>
+      <w:proofErr w:type="spellEnd"/>
+      <w:r>
+        <w:rPr>
+          <w:rFonts w:asciiTheme="majorHAnsi" w:hAnsiTheme="majorHAnsi" w:cstheme="majorHAnsi"/>
+          <w:lang w:val="pt-PT"/>
+        </w:rPr>
+        <w:t xml:space="preserve"> valores canónicos mais seguros, permitindo que a lógica conversacional preserve robustez mesmo quando existem diferenças ortográficas, acentuação ou reformulações linguísticas.</w:t>
+      </w:r>
+    </w:p>
+    <w:p>
+      <w:pPr>
+        <w:pStyle w:val="Ttulo2"/>
+        <w:rPr>
+          <w:lang w:val="pt-PT"/>
+        </w:rPr>
+      </w:pPr>
+      <w:bookmarkStart w:id="14" w:name="_Toc228198261"/>
+      <w:r>
+        <w:rPr>
+          <w:lang w:val="pt-PT"/>
+        </w:rPr>
+        <w:t>Metodologias e Boas Práticas</w:t>
+      </w:r>
+      <w:bookmarkEnd w:id="14"/>
+    </w:p>
+    <w:p>
+      <w:pPr>
+        <w:rPr>
+          <w:rFonts w:asciiTheme="majorHAnsi" w:hAnsiTheme="majorHAnsi" w:cstheme="majorHAnsi"/>
+          <w:lang w:val="pt-PT"/>
+        </w:rPr>
+      </w:pPr>
+      <w:r>
+        <w:rPr>
+          <w:rFonts w:asciiTheme="majorHAnsi" w:hAnsiTheme="majorHAnsi" w:cstheme="majorHAnsi"/>
+          <w:lang w:val="pt-PT"/>
+        </w:rPr>
+        <w:t>Do ponto de vista de engenharia, o projeto já revela várias práticas sólidas:</w:t>
+      </w:r>
+    </w:p>
+    <w:p>
+      <w:pPr>
+        <w:pStyle w:val="Listacommarcas"/>
+        <w:rPr>
+          <w:rFonts w:asciiTheme="majorHAnsi" w:hAnsiTheme="majorHAnsi" w:cstheme="majorHAnsi"/>
+          <w:lang w:val="pt-PT"/>
+        </w:rPr>
+      </w:pPr>
+      <w:r>
+        <w:rPr>
+          <w:rFonts w:asciiTheme="majorHAnsi" w:hAnsiTheme="majorHAnsi" w:cstheme="majorHAnsi"/>
+          <w:lang w:val="pt-PT"/>
+        </w:rPr>
+        <w:t>uso de conteúdo curado para domínio crítico;</w:t>
+      </w:r>
+    </w:p>
+    <w:p>
+      <w:pPr>
+        <w:pStyle w:val="Listacommarcas"/>
+        <w:rPr>
+          <w:rFonts w:asciiTheme="majorHAnsi" w:hAnsiTheme="majorHAnsi" w:cstheme="majorHAnsi"/>
+        </w:rPr>
+      </w:pPr>
+      <w:r>
+        <w:rPr>
+          <w:rFonts w:asciiTheme="majorHAnsi" w:hAnsiTheme="majorHAnsi" w:cstheme="majorHAnsi"/>
+        </w:rPr>
+        <w:t xml:space="preserve">guardrails de </w:t>
+      </w:r>
+      <w:proofErr w:type="spellStart"/>
+      <w:r>
+        <w:rPr>
+          <w:rFonts w:asciiTheme="majorHAnsi" w:hAnsiTheme="majorHAnsi" w:cstheme="majorHAnsi"/>
+        </w:rPr>
+        <w:t>domínio</w:t>
+      </w:r>
+      <w:proofErr w:type="spellEnd"/>
+      <w:r>
+        <w:rPr>
+          <w:rFonts w:asciiTheme="majorHAnsi" w:hAnsiTheme="majorHAnsi" w:cstheme="majorHAnsi"/>
+        </w:rPr>
+        <w:t>;</w:t>
+      </w:r>
+    </w:p>
+    <w:p>
+      <w:pPr>
+        <w:pStyle w:val="Listacommarcas"/>
+        <w:rPr>
+          <w:rFonts w:asciiTheme="majorHAnsi" w:hAnsiTheme="majorHAnsi" w:cstheme="majorHAnsi"/>
+          <w:lang w:val="pt-PT"/>
+        </w:rPr>
+      </w:pPr>
+      <w:r>
+        <w:rPr>
+          <w:rFonts w:asciiTheme="majorHAnsi" w:hAnsiTheme="majorHAnsi" w:cstheme="majorHAnsi"/>
+          <w:lang w:val="pt-PT"/>
+        </w:rPr>
+        <w:t>validação do output do LLM;</w:t>
+      </w:r>
+    </w:p>
+    <w:p>
+      <w:pPr>
+        <w:pStyle w:val="Listacommarcas"/>
+        <w:rPr>
+          <w:rFonts w:asciiTheme="majorHAnsi" w:hAnsiTheme="majorHAnsi" w:cstheme="majorHAnsi"/>
+        </w:rPr>
+      </w:pPr>
+      <w:proofErr w:type="spellStart"/>
+      <w:r>
+        <w:rPr>
+          <w:rFonts w:asciiTheme="majorHAnsi" w:hAnsiTheme="majorHAnsi" w:cstheme="majorHAnsi"/>
+        </w:rPr>
+        <w:t>citações</w:t>
       </w:r>
       <w:proofErr w:type="spellEnd"/>
       <w:r>
@@ -6757,7 +8208,7 @@
         <w:rPr>
           <w:rFonts w:asciiTheme="majorHAnsi" w:hAnsiTheme="majorHAnsi" w:cstheme="majorHAnsi"/>
         </w:rPr>
-        <w:t>flutuante</w:t>
+        <w:t>verificáveis</w:t>
       </w:r>
       <w:proofErr w:type="spellEnd"/>
       <w:r>
@@ -6778,7 +8229,7 @@
         <w:rPr>
           <w:rFonts w:asciiTheme="majorHAnsi" w:hAnsiTheme="majorHAnsi" w:cstheme="majorHAnsi"/>
         </w:rPr>
-        <w:t>chatbox;</w:t>
+        <w:t>recuperação documental local;</w:t>
       </w:r>
     </w:p>
     <w:p>
@@ -6786,13 +8237,31 @@
         <w:pStyle w:val="Listacommarcas"/>
         <w:rPr>
           <w:rFonts w:asciiTheme="majorHAnsi" w:hAnsiTheme="majorHAnsi" w:cstheme="majorHAnsi"/>
-        </w:rPr>
-      </w:pPr>
-      <w:r>
-        <w:rPr>
-          <w:rFonts w:asciiTheme="majorHAnsi" w:hAnsiTheme="majorHAnsi" w:cstheme="majorHAnsi"/>
-        </w:rPr>
-        <w:t>seletor de idioma;</w:t>
+          <w:lang w:val="pt-PT"/>
+        </w:rPr>
+      </w:pPr>
+      <w:r>
+        <w:rPr>
+          <w:rFonts w:asciiTheme="majorHAnsi" w:hAnsiTheme="majorHAnsi" w:cstheme="majorHAnsi"/>
+          <w:lang w:val="pt-PT"/>
+        </w:rPr>
+        <w:t xml:space="preserve">separação entre modelo de </w:t>
+      </w:r>
+      <w:proofErr w:type="spellStart"/>
+      <w:r>
+        <w:rPr>
+          <w:rFonts w:asciiTheme="majorHAnsi" w:hAnsiTheme="majorHAnsi" w:cstheme="majorHAnsi"/>
+          <w:lang w:val="pt-PT"/>
+        </w:rPr>
+        <w:t>runtime</w:t>
+      </w:r>
+      <w:proofErr w:type="spellEnd"/>
+      <w:r>
+        <w:rPr>
+          <w:rFonts w:asciiTheme="majorHAnsi" w:hAnsiTheme="majorHAnsi" w:cstheme="majorHAnsi"/>
+          <w:lang w:val="pt-PT"/>
+        </w:rPr>
+        <w:t xml:space="preserve"> e modelo de suporte;</w:t>
       </w:r>
     </w:p>
     <w:p>
@@ -6800,13 +8269,31 @@
         <w:pStyle w:val="Listacommarcas"/>
         <w:rPr>
           <w:rFonts w:asciiTheme="majorHAnsi" w:hAnsiTheme="majorHAnsi" w:cstheme="majorHAnsi"/>
-        </w:rPr>
-      </w:pPr>
-      <w:r>
-        <w:rPr>
-          <w:rFonts w:asciiTheme="majorHAnsi" w:hAnsiTheme="majorHAnsi" w:cstheme="majorHAnsi"/>
-        </w:rPr>
-        <w:t>reset de conversa;</w:t>
+          <w:lang w:val="pt-PT"/>
+        </w:rPr>
+      </w:pPr>
+      <w:r>
+        <w:rPr>
+          <w:rFonts w:asciiTheme="majorHAnsi" w:hAnsiTheme="majorHAnsi" w:cstheme="majorHAnsi"/>
+          <w:lang w:val="pt-PT"/>
+        </w:rPr>
+        <w:t xml:space="preserve">cache de respostas e </w:t>
+      </w:r>
+      <w:proofErr w:type="spellStart"/>
+      <w:r>
+        <w:rPr>
+          <w:rFonts w:asciiTheme="majorHAnsi" w:hAnsiTheme="majorHAnsi" w:cstheme="majorHAnsi"/>
+          <w:lang w:val="pt-PT"/>
+        </w:rPr>
+        <w:t>deduplicação</w:t>
+      </w:r>
+      <w:proofErr w:type="spellEnd"/>
+      <w:r>
+        <w:rPr>
+          <w:rFonts w:asciiTheme="majorHAnsi" w:hAnsiTheme="majorHAnsi" w:cstheme="majorHAnsi"/>
+          <w:lang w:val="pt-PT"/>
+        </w:rPr>
+        <w:t xml:space="preserve"> de pedidos em voo;</w:t>
       </w:r>
     </w:p>
     <w:p>
@@ -6814,13 +8301,15 @@
         <w:pStyle w:val="Listacommarcas"/>
         <w:rPr>
           <w:rFonts w:asciiTheme="majorHAnsi" w:hAnsiTheme="majorHAnsi" w:cstheme="majorHAnsi"/>
-        </w:rPr>
-      </w:pPr>
-      <w:r>
-        <w:rPr>
-          <w:rFonts w:asciiTheme="majorHAnsi" w:hAnsiTheme="majorHAnsi" w:cstheme="majorHAnsi"/>
-        </w:rPr>
-        <w:t>menu de acessibilidade;</w:t>
+          <w:lang w:val="pt-PT"/>
+        </w:rPr>
+      </w:pPr>
+      <w:r>
+        <w:rPr>
+          <w:rFonts w:asciiTheme="majorHAnsi" w:hAnsiTheme="majorHAnsi" w:cstheme="majorHAnsi"/>
+          <w:lang w:val="pt-PT"/>
+        </w:rPr>
+        <w:t>memória de sessão para contexto;</w:t>
       </w:r>
     </w:p>
     <w:p>
@@ -6831,36 +8320,629 @@
           <w:lang w:val="pt-PT"/>
         </w:rPr>
       </w:pPr>
-      <w:proofErr w:type="spellStart"/>
-      <w:r>
-        <w:rPr>
-          <w:rFonts w:asciiTheme="majorHAnsi" w:hAnsiTheme="majorHAnsi" w:cstheme="majorHAnsi"/>
-          <w:lang w:val="pt-PT"/>
-        </w:rPr>
-        <w:t>rendering</w:t>
-      </w:r>
-      <w:proofErr w:type="spellEnd"/>
-      <w:r>
-        <w:rPr>
-          <w:rFonts w:asciiTheme="majorHAnsi" w:hAnsiTheme="majorHAnsi" w:cstheme="majorHAnsi"/>
-          <w:lang w:val="pt-PT"/>
-        </w:rPr>
-        <w:t xml:space="preserve"> de respostas com listas, links, citações e botões.</w:t>
-      </w:r>
-    </w:p>
-    <w:p>
-      <w:pPr>
-        <w:rPr>
-          <w:rFonts w:asciiTheme="majorHAnsi" w:hAnsiTheme="majorHAnsi" w:cstheme="majorHAnsi"/>
-          <w:lang w:val="pt-PT"/>
-        </w:rPr>
-      </w:pPr>
-      <w:r>
-        <w:rPr>
-          <w:rFonts w:asciiTheme="majorHAnsi" w:hAnsiTheme="majorHAnsi" w:cstheme="majorHAnsi"/>
-          <w:lang w:val="pt-PT"/>
-        </w:rPr>
-        <w:t xml:space="preserve">O ficheiro </w:t>
+      <w:r>
+        <w:rPr>
+          <w:rFonts w:asciiTheme="majorHAnsi" w:hAnsiTheme="majorHAnsi" w:cstheme="majorHAnsi"/>
+          <w:lang w:val="pt-PT"/>
+        </w:rPr>
+        <w:t xml:space="preserve">pipeline local, sem dependência de </w:t>
+      </w:r>
+      <w:proofErr w:type="spellStart"/>
+      <w:r>
+        <w:rPr>
+          <w:rFonts w:asciiTheme="majorHAnsi" w:hAnsiTheme="majorHAnsi" w:cstheme="majorHAnsi"/>
+          <w:lang w:val="pt-PT"/>
+        </w:rPr>
+        <w:t>APIs</w:t>
+      </w:r>
+      <w:proofErr w:type="spellEnd"/>
+      <w:r>
+        <w:rPr>
+          <w:rFonts w:asciiTheme="majorHAnsi" w:hAnsiTheme="majorHAnsi" w:cstheme="majorHAnsi"/>
+          <w:lang w:val="pt-PT"/>
+        </w:rPr>
+        <w:t xml:space="preserve"> </w:t>
+      </w:r>
+      <w:proofErr w:type="spellStart"/>
+      <w:r>
+        <w:rPr>
+          <w:rFonts w:asciiTheme="majorHAnsi" w:hAnsiTheme="majorHAnsi" w:cstheme="majorHAnsi"/>
+          <w:lang w:val="pt-PT"/>
+        </w:rPr>
+        <w:t>cloud</w:t>
+      </w:r>
+      <w:proofErr w:type="spellEnd"/>
+      <w:r>
+        <w:rPr>
+          <w:rFonts w:asciiTheme="majorHAnsi" w:hAnsiTheme="majorHAnsi" w:cstheme="majorHAnsi"/>
+          <w:lang w:val="pt-PT"/>
+        </w:rPr>
+        <w:t xml:space="preserve"> externas;</w:t>
+      </w:r>
+    </w:p>
+    <w:p>
+      <w:pPr>
+        <w:pStyle w:val="Listacommarcas"/>
+        <w:rPr>
+          <w:rFonts w:asciiTheme="majorHAnsi" w:hAnsiTheme="majorHAnsi" w:cstheme="majorHAnsi"/>
+          <w:lang w:val="pt-PT"/>
+        </w:rPr>
+      </w:pPr>
+      <w:proofErr w:type="spellStart"/>
+      <w:r>
+        <w:rPr>
+          <w:rFonts w:asciiTheme="majorHAnsi" w:hAnsiTheme="majorHAnsi" w:cstheme="majorHAnsi"/>
+          <w:lang w:val="pt-PT"/>
+        </w:rPr>
+        <w:t>human</w:t>
+      </w:r>
+      <w:proofErr w:type="spellEnd"/>
+      <w:r>
+        <w:rPr>
+          <w:rFonts w:asciiTheme="majorHAnsi" w:hAnsiTheme="majorHAnsi" w:cstheme="majorHAnsi"/>
+          <w:lang w:val="pt-PT"/>
+        </w:rPr>
+        <w:t>-in-</w:t>
+      </w:r>
+      <w:proofErr w:type="spellStart"/>
+      <w:r>
+        <w:rPr>
+          <w:rFonts w:asciiTheme="majorHAnsi" w:hAnsiTheme="majorHAnsi" w:cstheme="majorHAnsi"/>
+          <w:lang w:val="pt-PT"/>
+        </w:rPr>
+        <w:t>the</w:t>
+      </w:r>
+      <w:proofErr w:type="spellEnd"/>
+      <w:r>
+        <w:rPr>
+          <w:rFonts w:asciiTheme="majorHAnsi" w:hAnsiTheme="majorHAnsi" w:cstheme="majorHAnsi"/>
+          <w:lang w:val="pt-PT"/>
+        </w:rPr>
+        <w:t>-</w:t>
+      </w:r>
+      <w:proofErr w:type="spellStart"/>
+      <w:r>
+        <w:rPr>
+          <w:rFonts w:asciiTheme="majorHAnsi" w:hAnsiTheme="majorHAnsi" w:cstheme="majorHAnsi"/>
+          <w:lang w:val="pt-PT"/>
+        </w:rPr>
+        <w:t>loop</w:t>
+      </w:r>
+      <w:proofErr w:type="spellEnd"/>
+      <w:r>
+        <w:rPr>
+          <w:rFonts w:asciiTheme="majorHAnsi" w:hAnsiTheme="majorHAnsi" w:cstheme="majorHAnsi"/>
+          <w:lang w:val="pt-PT"/>
+        </w:rPr>
+        <w:t xml:space="preserve"> para expansão do conhecimento.</w:t>
+      </w:r>
+    </w:p>
+    <w:p>
+      <w:pPr>
+        <w:rPr>
+          <w:rFonts w:asciiTheme="majorHAnsi" w:hAnsiTheme="majorHAnsi" w:cstheme="majorHAnsi"/>
+          <w:lang w:val="pt-PT"/>
+        </w:rPr>
+      </w:pPr>
+      <w:r>
+        <w:rPr>
+          <w:rFonts w:asciiTheme="majorHAnsi" w:hAnsiTheme="majorHAnsi" w:cstheme="majorHAnsi"/>
+          <w:lang w:val="pt-PT"/>
+        </w:rPr>
+        <w:t>Em termos metodológicos, o projeto resume-se da seguinte forma:</w:t>
+      </w:r>
+    </w:p>
+    <w:p>
+      <w:pPr>
+        <w:pStyle w:val="Listacommarcas"/>
+        <w:rPr>
+          <w:rFonts w:asciiTheme="majorHAnsi" w:hAnsiTheme="majorHAnsi" w:cstheme="majorHAnsi"/>
+        </w:rPr>
+      </w:pPr>
+      <w:proofErr w:type="spellStart"/>
+      <w:r>
+        <w:rPr>
+          <w:rFonts w:asciiTheme="majorHAnsi" w:hAnsiTheme="majorHAnsi" w:cstheme="majorHAnsi"/>
+        </w:rPr>
+        <w:t>arquitetura</w:t>
+      </w:r>
+      <w:proofErr w:type="spellEnd"/>
+      <w:r>
+        <w:rPr>
+          <w:rFonts w:asciiTheme="majorHAnsi" w:hAnsiTheme="majorHAnsi" w:cstheme="majorHAnsi"/>
+        </w:rPr>
+        <w:t xml:space="preserve"> </w:t>
+      </w:r>
+      <w:proofErr w:type="spellStart"/>
+      <w:r>
+        <w:rPr>
+          <w:rFonts w:asciiTheme="majorHAnsi" w:hAnsiTheme="majorHAnsi" w:cstheme="majorHAnsi"/>
+        </w:rPr>
+        <w:t>híbrida</w:t>
+      </w:r>
+      <w:proofErr w:type="spellEnd"/>
+      <w:r>
+        <w:rPr>
+          <w:rFonts w:asciiTheme="majorHAnsi" w:hAnsiTheme="majorHAnsi" w:cstheme="majorHAnsi"/>
+        </w:rPr>
+        <w:t>;</w:t>
+      </w:r>
+    </w:p>
+    <w:p>
+      <w:pPr>
+        <w:pStyle w:val="Listacommarcas"/>
+        <w:rPr>
+          <w:rFonts w:asciiTheme="majorHAnsi" w:hAnsiTheme="majorHAnsi" w:cstheme="majorHAnsi"/>
+          <w:lang w:val="pt-PT"/>
+        </w:rPr>
+      </w:pPr>
+      <w:r>
+        <w:rPr>
+          <w:rFonts w:asciiTheme="majorHAnsi" w:hAnsiTheme="majorHAnsi" w:cstheme="majorHAnsi"/>
+          <w:lang w:val="pt-PT"/>
+        </w:rPr>
+        <w:t>RAG com heurísticas de domínio;</w:t>
+      </w:r>
+    </w:p>
+    <w:p>
+      <w:pPr>
+        <w:pStyle w:val="Listacommarcas"/>
+        <w:rPr>
+          <w:rFonts w:asciiTheme="majorHAnsi" w:hAnsiTheme="majorHAnsi" w:cstheme="majorHAnsi"/>
+          <w:lang w:val="pt-PT"/>
+        </w:rPr>
+      </w:pPr>
+      <w:r>
+        <w:rPr>
+          <w:rFonts w:asciiTheme="majorHAnsi" w:hAnsiTheme="majorHAnsi" w:cstheme="majorHAnsi"/>
+          <w:lang w:val="pt-PT"/>
+        </w:rPr>
+        <w:t>curadoria humana assistida por IA;</w:t>
+      </w:r>
+    </w:p>
+    <w:p>
+      <w:pPr>
+        <w:pStyle w:val="Listacommarcas"/>
+        <w:rPr>
+          <w:rFonts w:asciiTheme="majorHAnsi" w:hAnsiTheme="majorHAnsi" w:cstheme="majorHAnsi"/>
+          <w:lang w:val="pt-PT"/>
+        </w:rPr>
+      </w:pPr>
+      <w:r>
+        <w:rPr>
+          <w:rFonts w:asciiTheme="majorHAnsi" w:hAnsiTheme="majorHAnsi" w:cstheme="majorHAnsi"/>
+          <w:lang w:val="pt-PT"/>
+        </w:rPr>
+        <w:t>prioridade à segurança e ao rigor semântico sobre a criatividade e aleatoriedade.</w:t>
+      </w:r>
+    </w:p>
+    <w:p>
+      <w:pPr>
+        <w:pStyle w:val="Ttulo2"/>
+        <w:rPr>
+          <w:lang w:val="pt-PT"/>
+        </w:rPr>
+      </w:pPr>
+      <w:bookmarkStart w:id="15" w:name="_Toc228198262"/>
+      <w:r>
+        <w:rPr>
+          <w:lang w:val="pt-PT"/>
+        </w:rPr>
+        <w:t>Estado Atual do Projeto</w:t>
+      </w:r>
+      <w:bookmarkEnd w:id="15"/>
+    </w:p>
+    <w:p>
+      <w:pPr>
+        <w:rPr>
+          <w:rFonts w:asciiTheme="majorHAnsi" w:hAnsiTheme="majorHAnsi" w:cstheme="majorHAnsi"/>
+          <w:lang w:val="pt-PT"/>
+        </w:rPr>
+      </w:pPr>
+      <w:r>
+        <w:rPr>
+          <w:rFonts w:asciiTheme="majorHAnsi" w:hAnsiTheme="majorHAnsi" w:cstheme="majorHAnsi"/>
+          <w:lang w:val="pt-PT"/>
+        </w:rPr>
+        <w:t xml:space="preserve">Ficheiros do </w:t>
+      </w:r>
+      <w:proofErr w:type="spellStart"/>
+      <w:r>
+        <w:rPr>
+          <w:rFonts w:asciiTheme="majorHAnsi" w:hAnsiTheme="majorHAnsi" w:cstheme="majorHAnsi"/>
+          <w:lang w:val="pt-PT"/>
+        </w:rPr>
+        <w:t>runtime</w:t>
+      </w:r>
+      <w:proofErr w:type="spellEnd"/>
+      <w:r>
+        <w:rPr>
+          <w:rFonts w:asciiTheme="majorHAnsi" w:hAnsiTheme="majorHAnsi" w:cstheme="majorHAnsi"/>
+          <w:lang w:val="pt-PT"/>
+        </w:rPr>
+        <w:t xml:space="preserve"> principal:</w:t>
+      </w:r>
+    </w:p>
+    <w:p>
+      <w:pPr>
+        <w:pStyle w:val="Listacommarcas"/>
+        <w:rPr>
+          <w:rFonts w:asciiTheme="majorHAnsi" w:hAnsiTheme="majorHAnsi" w:cstheme="majorHAnsi"/>
+        </w:rPr>
+      </w:pPr>
+      <w:r>
+        <w:rPr>
+          <w:rFonts w:asciiTheme="majorHAnsi" w:hAnsiTheme="majorHAnsi" w:cstheme="majorHAnsi"/>
+        </w:rPr>
+        <w:t>nova-bot-server.js</w:t>
+      </w:r>
+    </w:p>
+    <w:p>
+      <w:pPr>
+        <w:pStyle w:val="Listacommarcas"/>
+        <w:rPr>
+          <w:rFonts w:asciiTheme="majorHAnsi" w:hAnsiTheme="majorHAnsi" w:cstheme="majorHAnsi"/>
+        </w:rPr>
+      </w:pPr>
+      <w:r>
+        <w:rPr>
+          <w:rFonts w:asciiTheme="majorHAnsi" w:hAnsiTheme="majorHAnsi" w:cstheme="majorHAnsi"/>
+        </w:rPr>
+        <w:t>frontend/index.html</w:t>
+      </w:r>
+    </w:p>
+    <w:p>
+      <w:pPr>
+        <w:pStyle w:val="Listacommarcas"/>
+        <w:rPr>
+          <w:rFonts w:asciiTheme="majorHAnsi" w:hAnsiTheme="majorHAnsi" w:cstheme="majorHAnsi"/>
+        </w:rPr>
+      </w:pPr>
+      <w:r>
+        <w:rPr>
+          <w:rFonts w:asciiTheme="majorHAnsi" w:hAnsiTheme="majorHAnsi" w:cstheme="majorHAnsi"/>
+        </w:rPr>
+        <w:t>frontend/nova-bot.js</w:t>
+      </w:r>
+    </w:p>
+    <w:p>
+      <w:pPr>
+        <w:pStyle w:val="Listacommarcas"/>
+        <w:rPr>
+          <w:rFonts w:asciiTheme="majorHAnsi" w:hAnsiTheme="majorHAnsi" w:cstheme="majorHAnsi"/>
+        </w:rPr>
+      </w:pPr>
+      <w:r>
+        <w:rPr>
+          <w:rFonts w:asciiTheme="majorHAnsi" w:hAnsiTheme="majorHAnsi" w:cstheme="majorHAnsi"/>
+        </w:rPr>
+        <w:t>frontend/style.css</w:t>
+      </w:r>
+    </w:p>
+    <w:p>
+      <w:pPr>
+        <w:pStyle w:val="Listacommarcas"/>
+        <w:rPr>
+          <w:rFonts w:asciiTheme="majorHAnsi" w:hAnsiTheme="majorHAnsi" w:cstheme="majorHAnsi"/>
+        </w:rPr>
+      </w:pPr>
+      <w:r>
+        <w:rPr>
+          <w:rFonts w:asciiTheme="majorHAnsi" w:hAnsiTheme="majorHAnsi" w:cstheme="majorHAnsi"/>
+        </w:rPr>
+        <w:t>indexdocs.mjs</w:t>
+      </w:r>
+    </w:p>
+    <w:p>
+      <w:pPr>
+        <w:rPr>
+          <w:rFonts w:asciiTheme="majorHAnsi" w:hAnsiTheme="majorHAnsi" w:cstheme="majorHAnsi"/>
+          <w:lang w:val="pt-PT"/>
+        </w:rPr>
+      </w:pPr>
+      <w:r>
+        <w:rPr>
+          <w:rFonts w:asciiTheme="majorHAnsi" w:hAnsiTheme="majorHAnsi" w:cstheme="majorHAnsi"/>
+          <w:lang w:val="pt-PT"/>
+        </w:rPr>
+        <w:t>Ficheiros da infraestrutura de suporte:</w:t>
+      </w:r>
+    </w:p>
+    <w:p>
+      <w:pPr>
+        <w:pStyle w:val="Listacommarcas"/>
+        <w:rPr>
+          <w:rFonts w:asciiTheme="majorHAnsi" w:hAnsiTheme="majorHAnsi" w:cstheme="majorHAnsi"/>
+        </w:rPr>
+      </w:pPr>
+      <w:r>
+        <w:rPr>
+          <w:rFonts w:asciiTheme="majorHAnsi" w:hAnsiTheme="majorHAnsi" w:cstheme="majorHAnsi"/>
+        </w:rPr>
+        <w:t>generate-</w:t>
+      </w:r>
+      <w:proofErr w:type="spellStart"/>
+      <w:r>
+        <w:rPr>
+          <w:rFonts w:asciiTheme="majorHAnsi" w:hAnsiTheme="majorHAnsi" w:cstheme="majorHAnsi"/>
+        </w:rPr>
+        <w:t>faqs</w:t>
+      </w:r>
+      <w:proofErr w:type="spellEnd"/>
+      <w:r>
+        <w:rPr>
+          <w:rFonts w:asciiTheme="majorHAnsi" w:hAnsiTheme="majorHAnsi" w:cstheme="majorHAnsi"/>
+        </w:rPr>
+        <w:t>-from-</w:t>
+      </w:r>
+      <w:proofErr w:type="spellStart"/>
+      <w:r>
+        <w:rPr>
+          <w:rFonts w:asciiTheme="majorHAnsi" w:hAnsiTheme="majorHAnsi" w:cstheme="majorHAnsi"/>
+        </w:rPr>
+        <w:t>doc.mjs</w:t>
+      </w:r>
+      <w:proofErr w:type="spellEnd"/>
+    </w:p>
+    <w:p>
+      <w:pPr>
+        <w:pStyle w:val="Listacommarcas"/>
+        <w:rPr>
+          <w:rFonts w:asciiTheme="majorHAnsi" w:hAnsiTheme="majorHAnsi" w:cstheme="majorHAnsi"/>
+        </w:rPr>
+      </w:pPr>
+      <w:r>
+        <w:rPr>
+          <w:rFonts w:asciiTheme="majorHAnsi" w:hAnsiTheme="majorHAnsi" w:cstheme="majorHAnsi"/>
+        </w:rPr>
+        <w:lastRenderedPageBreak/>
+        <w:t>approve-generated-faqs.mjs</w:t>
+      </w:r>
+    </w:p>
+    <w:p>
+      <w:pPr>
+        <w:pStyle w:val="Listacommarcas"/>
+        <w:rPr>
+          <w:rFonts w:asciiTheme="majorHAnsi" w:hAnsiTheme="majorHAnsi" w:cstheme="majorHAnsi"/>
+        </w:rPr>
+      </w:pPr>
+      <w:r>
+        <w:rPr>
+          <w:rFonts w:asciiTheme="majorHAnsi" w:hAnsiTheme="majorHAnsi" w:cstheme="majorHAnsi"/>
+        </w:rPr>
+        <w:t>compare-doc-versions.mjs</w:t>
+      </w:r>
+    </w:p>
+    <w:p>
+      <w:pPr>
+        <w:pStyle w:val="Listacommarcas"/>
+        <w:rPr>
+          <w:rFonts w:asciiTheme="majorHAnsi" w:hAnsiTheme="majorHAnsi" w:cstheme="majorHAnsi"/>
+        </w:rPr>
+      </w:pPr>
+      <w:r>
+        <w:rPr>
+          <w:rFonts w:asciiTheme="majorHAnsi" w:hAnsiTheme="majorHAnsi" w:cstheme="majorHAnsi"/>
+        </w:rPr>
+        <w:t>README.md</w:t>
+      </w:r>
+    </w:p>
+    <w:p>
+      <w:pPr>
+        <w:pStyle w:val="Listacommarcas"/>
+        <w:rPr>
+          <w:rFonts w:asciiTheme="majorHAnsi" w:hAnsiTheme="majorHAnsi" w:cstheme="majorHAnsi"/>
+        </w:rPr>
+      </w:pPr>
+      <w:r>
+        <w:rPr>
+          <w:rFonts w:asciiTheme="majorHAnsi" w:hAnsiTheme="majorHAnsi" w:cstheme="majorHAnsi"/>
+        </w:rPr>
+        <w:t>backend/README.md</w:t>
+      </w:r>
+    </w:p>
+    <w:p>
+      <w:pPr>
+        <w:pStyle w:val="Listacommarcas"/>
+        <w:rPr>
+          <w:rFonts w:asciiTheme="majorHAnsi" w:hAnsiTheme="majorHAnsi" w:cstheme="majorHAnsi"/>
+        </w:rPr>
+      </w:pPr>
+      <w:r>
+        <w:rPr>
+          <w:rFonts w:asciiTheme="majorHAnsi" w:hAnsiTheme="majorHAnsi" w:cstheme="majorHAnsi"/>
+        </w:rPr>
+        <w:t>backend/TECHNICAL-OVERVIEW.md</w:t>
+      </w:r>
+    </w:p>
+    <w:p>
+      <w:pPr>
+        <w:rPr>
+          <w:rFonts w:asciiTheme="majorHAnsi" w:hAnsiTheme="majorHAnsi" w:cstheme="majorHAnsi"/>
+          <w:lang w:val="pt-PT"/>
+        </w:rPr>
+      </w:pPr>
+      <w:r>
+        <w:rPr>
+          <w:rFonts w:asciiTheme="majorHAnsi" w:hAnsiTheme="majorHAnsi" w:cstheme="majorHAnsi"/>
+          <w:lang w:val="pt-PT"/>
+        </w:rPr>
+        <w:t xml:space="preserve">O projeto encontra-se funcional, com maior robustez em reconhecimento académico e igualdade e inclusão. A pipeline documental e os scripts de suporte já estão operacionais, embora o </w:t>
+      </w:r>
+      <w:proofErr w:type="spellStart"/>
+      <w:r>
+        <w:rPr>
+          <w:rFonts w:asciiTheme="majorHAnsi" w:hAnsiTheme="majorHAnsi" w:cstheme="majorHAnsi"/>
+          <w:lang w:val="pt-PT"/>
+        </w:rPr>
+        <w:t>backend</w:t>
+      </w:r>
+      <w:proofErr w:type="spellEnd"/>
+      <w:r>
+        <w:rPr>
+          <w:rFonts w:asciiTheme="majorHAnsi" w:hAnsiTheme="majorHAnsi" w:cstheme="majorHAnsi"/>
+          <w:lang w:val="pt-PT"/>
+        </w:rPr>
+        <w:t xml:space="preserve"> principal já concentre complexidade suficiente para justificar modularização futura. Para além da qualidade da resposta em domínio institucional, o sistema já revela também uma camada conversacional mais madura, nomeadamente em português e inglês, no tratamento de continuidade, reformulação de follow-ups e navegação por subtemas.</w:t>
+      </w:r>
+    </w:p>
+    <w:p>
+      <w:pPr>
+        <w:pStyle w:val="Ttulo2"/>
+        <w:rPr>
+          <w:lang w:val="pt-PT"/>
+        </w:rPr>
+      </w:pPr>
+      <w:bookmarkStart w:id="16" w:name="_Toc228198263"/>
+      <w:r>
+        <w:rPr>
+          <w:lang w:val="pt-PT"/>
+        </w:rPr>
+        <w:t>Limitações Atuais</w:t>
+      </w:r>
+      <w:bookmarkEnd w:id="16"/>
+    </w:p>
+    <w:p>
+      <w:pPr>
+        <w:rPr>
+          <w:rFonts w:asciiTheme="majorHAnsi" w:hAnsiTheme="majorHAnsi" w:cstheme="majorHAnsi"/>
+          <w:lang w:val="pt-PT"/>
+        </w:rPr>
+      </w:pPr>
+      <w:r>
+        <w:rPr>
+          <w:rFonts w:asciiTheme="majorHAnsi" w:hAnsiTheme="majorHAnsi" w:cstheme="majorHAnsi"/>
+          <w:lang w:val="pt-PT"/>
+        </w:rPr>
+        <w:t>As principais limitações, hoje, são as seguintes:</w:t>
+      </w:r>
+    </w:p>
+    <w:p>
+      <w:pPr>
+        <w:pStyle w:val="Listacommarcas"/>
+        <w:rPr>
+          <w:rFonts w:asciiTheme="majorHAnsi" w:hAnsiTheme="majorHAnsi" w:cstheme="majorHAnsi"/>
+          <w:lang w:val="pt-PT"/>
+        </w:rPr>
+      </w:pPr>
+      <w:r>
+        <w:rPr>
+          <w:rFonts w:asciiTheme="majorHAnsi" w:hAnsiTheme="majorHAnsi" w:cstheme="majorHAnsi"/>
+          <w:lang w:val="pt-PT"/>
+        </w:rPr>
+        <w:t xml:space="preserve">as </w:t>
+      </w:r>
+      <w:proofErr w:type="spellStart"/>
+      <w:r>
+        <w:rPr>
+          <w:rFonts w:asciiTheme="majorHAnsi" w:hAnsiTheme="majorHAnsi" w:cstheme="majorHAnsi"/>
+          <w:lang w:val="pt-PT"/>
+        </w:rPr>
+        <w:t>FAQs</w:t>
+      </w:r>
+      <w:proofErr w:type="spellEnd"/>
+      <w:r>
+        <w:rPr>
+          <w:rFonts w:asciiTheme="majorHAnsi" w:hAnsiTheme="majorHAnsi" w:cstheme="majorHAnsi"/>
+          <w:lang w:val="pt-PT"/>
+        </w:rPr>
+        <w:t xml:space="preserve"> aprovadas ainda não entram automaticamente no </w:t>
+      </w:r>
+      <w:proofErr w:type="spellStart"/>
+      <w:r>
+        <w:rPr>
+          <w:rFonts w:asciiTheme="majorHAnsi" w:hAnsiTheme="majorHAnsi" w:cstheme="majorHAnsi"/>
+          <w:lang w:val="pt-PT"/>
+        </w:rPr>
+        <w:t>bot</w:t>
+      </w:r>
+      <w:proofErr w:type="spellEnd"/>
+      <w:r>
+        <w:rPr>
+          <w:rFonts w:asciiTheme="majorHAnsi" w:hAnsiTheme="majorHAnsi" w:cstheme="majorHAnsi"/>
+          <w:lang w:val="pt-PT"/>
+        </w:rPr>
+        <w:t>, embora esse comportamento tenha sido mantido propositadamente nesta fase;</w:t>
+      </w:r>
+    </w:p>
+    <w:p>
+      <w:pPr>
+        <w:pStyle w:val="Listacommarcas"/>
+        <w:rPr>
+          <w:rFonts w:asciiTheme="majorHAnsi" w:hAnsiTheme="majorHAnsi" w:cstheme="majorHAnsi"/>
+          <w:lang w:val="pt-PT"/>
+        </w:rPr>
+      </w:pPr>
+      <w:r>
+        <w:rPr>
+          <w:rFonts w:asciiTheme="majorHAnsi" w:hAnsiTheme="majorHAnsi" w:cstheme="majorHAnsi"/>
+          <w:lang w:val="pt-PT"/>
+        </w:rPr>
+        <w:t xml:space="preserve">a resposta documental continua dependente da qualidade do texto extraído dos </w:t>
+      </w:r>
+      <w:proofErr w:type="spellStart"/>
+      <w:r>
+        <w:rPr>
+          <w:rFonts w:asciiTheme="majorHAnsi" w:hAnsiTheme="majorHAnsi" w:cstheme="majorHAnsi"/>
+          <w:lang w:val="pt-PT"/>
+        </w:rPr>
+        <w:t>PDFs</w:t>
+      </w:r>
+      <w:proofErr w:type="spellEnd"/>
+      <w:r>
+        <w:rPr>
+          <w:rFonts w:asciiTheme="majorHAnsi" w:hAnsiTheme="majorHAnsi" w:cstheme="majorHAnsi"/>
+          <w:lang w:val="pt-PT"/>
+        </w:rPr>
+        <w:t xml:space="preserve"> e do desempenho do modelo local;</w:t>
+      </w:r>
+    </w:p>
+    <w:p>
+      <w:pPr>
+        <w:pStyle w:val="Listacommarcas"/>
+        <w:rPr>
+          <w:rFonts w:asciiTheme="majorHAnsi" w:hAnsiTheme="majorHAnsi" w:cstheme="majorHAnsi"/>
+          <w:lang w:val="pt-PT"/>
+        </w:rPr>
+      </w:pPr>
+      <w:r>
+        <w:rPr>
+          <w:rFonts w:asciiTheme="majorHAnsi" w:hAnsiTheme="majorHAnsi" w:cstheme="majorHAnsi"/>
+          <w:lang w:val="pt-PT"/>
+        </w:rPr>
+        <w:t xml:space="preserve">há complexidade acumulada no </w:t>
+      </w:r>
+      <w:proofErr w:type="spellStart"/>
+      <w:r>
+        <w:rPr>
+          <w:rFonts w:asciiTheme="majorHAnsi" w:hAnsiTheme="majorHAnsi" w:cstheme="majorHAnsi"/>
+          <w:lang w:val="pt-PT"/>
+        </w:rPr>
+        <w:t>backend</w:t>
+      </w:r>
+      <w:proofErr w:type="spellEnd"/>
+      <w:r>
+        <w:rPr>
+          <w:rFonts w:asciiTheme="majorHAnsi" w:hAnsiTheme="majorHAnsi" w:cstheme="majorHAnsi"/>
+          <w:lang w:val="pt-PT"/>
+        </w:rPr>
+        <w:t xml:space="preserve"> principal; está funcional, mas já pede organização modular futura;</w:t>
+      </w:r>
+    </w:p>
+    <w:p>
+      <w:pPr>
+        <w:pStyle w:val="Listacommarcas"/>
+        <w:rPr>
+          <w:rFonts w:asciiTheme="majorHAnsi" w:hAnsiTheme="majorHAnsi" w:cstheme="majorHAnsi"/>
+          <w:lang w:val="pt-PT"/>
+        </w:rPr>
+      </w:pPr>
+      <w:r>
+        <w:rPr>
+          <w:rFonts w:asciiTheme="majorHAnsi" w:hAnsiTheme="majorHAnsi" w:cstheme="majorHAnsi"/>
+          <w:lang w:val="pt-PT"/>
+        </w:rPr>
+        <w:t xml:space="preserve">o </w:t>
       </w:r>
       <w:proofErr w:type="spellStart"/>
       <w:r>
@@ -6876,7 +8958,23 @@
           <w:rFonts w:asciiTheme="majorHAnsi" w:hAnsiTheme="majorHAnsi" w:cstheme="majorHAnsi"/>
           <w:lang w:val="pt-PT"/>
         </w:rPr>
-        <w:t>/nova-bot.js gere:</w:t>
+        <w:t xml:space="preserve"> é eficaz, mas continua a ser uma camada de demonstração, não uma aplicação com arquitetura de </w:t>
+      </w:r>
+      <w:proofErr w:type="spellStart"/>
+      <w:r>
+        <w:rPr>
+          <w:rFonts w:asciiTheme="majorHAnsi" w:hAnsiTheme="majorHAnsi" w:cstheme="majorHAnsi"/>
+          <w:lang w:val="pt-PT"/>
+        </w:rPr>
+        <w:t>frontend</w:t>
+      </w:r>
+      <w:proofErr w:type="spellEnd"/>
+      <w:r>
+        <w:rPr>
+          <w:rFonts w:asciiTheme="majorHAnsi" w:hAnsiTheme="majorHAnsi" w:cstheme="majorHAnsi"/>
+          <w:lang w:val="pt-PT"/>
+        </w:rPr>
+        <w:t xml:space="preserve"> mais estruturada;</w:t>
       </w:r>
     </w:p>
     <w:p>
@@ -6892,956 +8990,7 @@
           <w:rFonts w:asciiTheme="majorHAnsi" w:hAnsiTheme="majorHAnsi" w:cstheme="majorHAnsi"/>
           <w:lang w:val="pt-PT"/>
         </w:rPr>
-        <w:t>estado da sessão no browser;</w:t>
-      </w:r>
-    </w:p>
-    <w:p>
-      <w:pPr>
-        <w:pStyle w:val="Listacommarcas"/>
-        <w:rPr>
-          <w:rFonts w:asciiTheme="majorHAnsi" w:hAnsiTheme="majorHAnsi" w:cstheme="majorHAnsi"/>
-        </w:rPr>
-      </w:pPr>
-      <w:proofErr w:type="spellStart"/>
-      <w:r>
-        <w:rPr>
-          <w:rFonts w:asciiTheme="majorHAnsi" w:hAnsiTheme="majorHAnsi" w:cstheme="majorHAnsi"/>
-        </w:rPr>
-        <w:t>envio</w:t>
-      </w:r>
-      <w:proofErr w:type="spellEnd"/>
-      <w:r>
-        <w:rPr>
-          <w:rFonts w:asciiTheme="majorHAnsi" w:hAnsiTheme="majorHAnsi" w:cstheme="majorHAnsi"/>
-        </w:rPr>
-        <w:t xml:space="preserve"> para </w:t>
-      </w:r>
-      <w:proofErr w:type="gramStart"/>
-      <w:r>
-        <w:rPr>
-          <w:rFonts w:asciiTheme="majorHAnsi" w:hAnsiTheme="majorHAnsi" w:cstheme="majorHAnsi"/>
-        </w:rPr>
-        <w:t>a</w:t>
-      </w:r>
-      <w:proofErr w:type="gramEnd"/>
-      <w:r>
-        <w:rPr>
-          <w:rFonts w:asciiTheme="majorHAnsi" w:hAnsiTheme="majorHAnsi" w:cstheme="majorHAnsi"/>
-        </w:rPr>
-        <w:t xml:space="preserve"> API;</w:t>
-      </w:r>
-    </w:p>
-    <w:p>
-      <w:pPr>
-        <w:pStyle w:val="Listacommarcas"/>
-        <w:rPr>
-          <w:rFonts w:asciiTheme="majorHAnsi" w:hAnsiTheme="majorHAnsi" w:cstheme="majorHAnsi"/>
-        </w:rPr>
-      </w:pPr>
-      <w:r>
-        <w:rPr>
-          <w:rFonts w:asciiTheme="majorHAnsi" w:hAnsiTheme="majorHAnsi" w:cstheme="majorHAnsi"/>
-        </w:rPr>
-        <w:t>rendering progressivo das mensagens;</w:t>
-      </w:r>
-    </w:p>
-    <w:p>
-      <w:pPr>
-        <w:pStyle w:val="Listacommarcas"/>
-        <w:rPr>
-          <w:rFonts w:asciiTheme="majorHAnsi" w:hAnsiTheme="majorHAnsi" w:cstheme="majorHAnsi"/>
-          <w:lang w:val="pt-PT"/>
-        </w:rPr>
-      </w:pPr>
-      <w:r>
-        <w:rPr>
-          <w:rFonts w:asciiTheme="majorHAnsi" w:hAnsiTheme="majorHAnsi" w:cstheme="majorHAnsi"/>
-          <w:lang w:val="pt-PT"/>
-        </w:rPr>
-        <w:t>localização PT/EN da interface e do histórico quando existe tradução determinística segura;</w:t>
-      </w:r>
-    </w:p>
-    <w:p>
-      <w:pPr>
-        <w:pStyle w:val="Listacommarcas"/>
-        <w:rPr>
-          <w:rFonts w:asciiTheme="majorHAnsi" w:hAnsiTheme="majorHAnsi" w:cstheme="majorHAnsi"/>
-        </w:rPr>
-      </w:pPr>
-      <w:proofErr w:type="spellStart"/>
-      <w:r>
-        <w:rPr>
-          <w:rFonts w:asciiTheme="majorHAnsi" w:hAnsiTheme="majorHAnsi" w:cstheme="majorHAnsi"/>
-        </w:rPr>
-        <w:t>tratamento</w:t>
-      </w:r>
-      <w:proofErr w:type="spellEnd"/>
-      <w:r>
-        <w:rPr>
-          <w:rFonts w:asciiTheme="majorHAnsi" w:hAnsiTheme="majorHAnsi" w:cstheme="majorHAnsi"/>
-        </w:rPr>
-        <w:t xml:space="preserve"> de </w:t>
-      </w:r>
-      <w:proofErr w:type="spellStart"/>
-      <w:r>
-        <w:rPr>
-          <w:rFonts w:asciiTheme="majorHAnsi" w:hAnsiTheme="majorHAnsi" w:cstheme="majorHAnsi"/>
-        </w:rPr>
-        <w:t>respostas</w:t>
-      </w:r>
-      <w:proofErr w:type="spellEnd"/>
-      <w:r>
-        <w:rPr>
-          <w:rFonts w:asciiTheme="majorHAnsi" w:hAnsiTheme="majorHAnsi" w:cstheme="majorHAnsi"/>
-        </w:rPr>
-        <w:t xml:space="preserve"> </w:t>
-      </w:r>
-      <w:proofErr w:type="spellStart"/>
-      <w:r>
-        <w:rPr>
-          <w:rFonts w:asciiTheme="majorHAnsi" w:hAnsiTheme="majorHAnsi" w:cstheme="majorHAnsi"/>
-        </w:rPr>
-        <w:t>bloqueadas</w:t>
-      </w:r>
-      <w:proofErr w:type="spellEnd"/>
-      <w:r>
-        <w:rPr>
-          <w:rFonts w:asciiTheme="majorHAnsi" w:hAnsiTheme="majorHAnsi" w:cstheme="majorHAnsi"/>
-        </w:rPr>
-        <w:t>;</w:t>
-      </w:r>
-    </w:p>
-    <w:p>
-      <w:pPr>
-        <w:pStyle w:val="Listacommarcas"/>
-        <w:rPr>
-          <w:rFonts w:asciiTheme="majorHAnsi" w:hAnsiTheme="majorHAnsi" w:cstheme="majorHAnsi"/>
-        </w:rPr>
-      </w:pPr>
-      <w:r>
-        <w:rPr>
-          <w:rFonts w:asciiTheme="majorHAnsi" w:hAnsiTheme="majorHAnsi" w:cstheme="majorHAnsi"/>
-        </w:rPr>
-        <w:t>ações clicáveis;</w:t>
-      </w:r>
-    </w:p>
-    <w:p>
-      <w:pPr>
-        <w:pStyle w:val="Listacommarcas"/>
-        <w:rPr>
-          <w:rFonts w:asciiTheme="majorHAnsi" w:hAnsiTheme="majorHAnsi" w:cstheme="majorHAnsi"/>
-        </w:rPr>
-      </w:pPr>
-      <w:r>
-        <w:rPr>
-          <w:rFonts w:asciiTheme="majorHAnsi" w:hAnsiTheme="majorHAnsi" w:cstheme="majorHAnsi"/>
-        </w:rPr>
-        <w:t>timeouts e erros.</w:t>
-      </w:r>
-    </w:p>
-    <w:p>
-      <w:pPr>
-        <w:rPr>
-          <w:rFonts w:asciiTheme="majorHAnsi" w:hAnsiTheme="majorHAnsi" w:cstheme="majorHAnsi"/>
-          <w:lang w:val="pt-PT"/>
-        </w:rPr>
-      </w:pPr>
-      <w:r>
-        <w:rPr>
-          <w:rFonts w:asciiTheme="majorHAnsi" w:hAnsiTheme="majorHAnsi" w:cstheme="majorHAnsi"/>
-          <w:lang w:val="pt-PT"/>
-        </w:rPr>
-        <w:t xml:space="preserve">Uma decisão recente importante foi deixar de usar tradução </w:t>
-      </w:r>
-      <w:proofErr w:type="spellStart"/>
-      <w:r>
-        <w:rPr>
-          <w:rFonts w:asciiTheme="majorHAnsi" w:hAnsiTheme="majorHAnsi" w:cstheme="majorHAnsi"/>
-          <w:lang w:val="pt-PT"/>
-        </w:rPr>
-        <w:t>runtime</w:t>
-      </w:r>
-      <w:proofErr w:type="spellEnd"/>
-      <w:r>
-        <w:rPr>
-          <w:rFonts w:asciiTheme="majorHAnsi" w:hAnsiTheme="majorHAnsi" w:cstheme="majorHAnsi"/>
-          <w:lang w:val="pt-PT"/>
-        </w:rPr>
-        <w:t xml:space="preserve"> para reconstrução do histórico quando o utilizador muda de idioma. O </w:t>
-      </w:r>
-      <w:proofErr w:type="spellStart"/>
-      <w:r>
-        <w:rPr>
-          <w:rFonts w:asciiTheme="majorHAnsi" w:hAnsiTheme="majorHAnsi" w:cstheme="majorHAnsi"/>
-          <w:lang w:val="pt-PT"/>
-        </w:rPr>
-        <w:t>frontend</w:t>
-      </w:r>
-      <w:proofErr w:type="spellEnd"/>
-      <w:r>
-        <w:rPr>
-          <w:rFonts w:asciiTheme="majorHAnsi" w:hAnsiTheme="majorHAnsi" w:cstheme="majorHAnsi"/>
-          <w:lang w:val="pt-PT"/>
-        </w:rPr>
-        <w:t xml:space="preserve"> passou a usar apenas mapeamentos determinísticos exatos quando a relocalização é segura; caso contrário, mantém o conteúdo original.</w:t>
-      </w:r>
-    </w:p>
-    <w:p>
-      <w:pPr>
-        <w:pStyle w:val="Ttulo2"/>
-        <w:rPr>
-          <w:lang w:val="pt-PT"/>
-        </w:rPr>
-      </w:pPr>
-      <w:bookmarkStart w:id="14" w:name="_Toc228198261"/>
-      <w:r>
-        <w:rPr>
-          <w:lang w:val="pt-PT"/>
-        </w:rPr>
-        <w:t>Metodologias e Boas Práticas</w:t>
-      </w:r>
-      <w:bookmarkEnd w:id="14"/>
-    </w:p>
-    <w:p>
-      <w:pPr>
-        <w:rPr>
-          <w:rFonts w:asciiTheme="majorHAnsi" w:hAnsiTheme="majorHAnsi" w:cstheme="majorHAnsi"/>
-          <w:lang w:val="pt-PT"/>
-        </w:rPr>
-      </w:pPr>
-      <w:r>
-        <w:rPr>
-          <w:rFonts w:asciiTheme="majorHAnsi" w:hAnsiTheme="majorHAnsi" w:cstheme="majorHAnsi"/>
-          <w:lang w:val="pt-PT"/>
-        </w:rPr>
-        <w:t>Do ponto de vista de engenharia, o projeto já revela várias práticas sólidas:</w:t>
-      </w:r>
-    </w:p>
-    <w:p>
-      <w:pPr>
-        <w:pStyle w:val="Listacommarcas"/>
-        <w:rPr>
-          <w:rFonts w:asciiTheme="majorHAnsi" w:hAnsiTheme="majorHAnsi" w:cstheme="majorHAnsi"/>
-          <w:lang w:val="pt-PT"/>
-        </w:rPr>
-      </w:pPr>
-      <w:r>
-        <w:rPr>
-          <w:rFonts w:asciiTheme="majorHAnsi" w:hAnsiTheme="majorHAnsi" w:cstheme="majorHAnsi"/>
-          <w:lang w:val="pt-PT"/>
-        </w:rPr>
-        <w:t>uso de conteúdo curado para domínio crítico;</w:t>
-      </w:r>
-    </w:p>
-    <w:p>
-      <w:pPr>
-        <w:pStyle w:val="Listacommarcas"/>
-        <w:rPr>
-          <w:rFonts w:asciiTheme="majorHAnsi" w:hAnsiTheme="majorHAnsi" w:cstheme="majorHAnsi"/>
-        </w:rPr>
-      </w:pPr>
-      <w:r>
-        <w:rPr>
-          <w:rFonts w:asciiTheme="majorHAnsi" w:hAnsiTheme="majorHAnsi" w:cstheme="majorHAnsi"/>
-        </w:rPr>
-        <w:t xml:space="preserve">guardrails de </w:t>
-      </w:r>
-      <w:proofErr w:type="spellStart"/>
-      <w:r>
-        <w:rPr>
-          <w:rFonts w:asciiTheme="majorHAnsi" w:hAnsiTheme="majorHAnsi" w:cstheme="majorHAnsi"/>
-        </w:rPr>
-        <w:t>domínio</w:t>
-      </w:r>
-      <w:proofErr w:type="spellEnd"/>
-      <w:r>
-        <w:rPr>
-          <w:rFonts w:asciiTheme="majorHAnsi" w:hAnsiTheme="majorHAnsi" w:cstheme="majorHAnsi"/>
-        </w:rPr>
-        <w:t>;</w:t>
-      </w:r>
-    </w:p>
-    <w:p>
-      <w:pPr>
-        <w:pStyle w:val="Listacommarcas"/>
-        <w:rPr>
-          <w:rFonts w:asciiTheme="majorHAnsi" w:hAnsiTheme="majorHAnsi" w:cstheme="majorHAnsi"/>
-          <w:lang w:val="pt-PT"/>
-        </w:rPr>
-      </w:pPr>
-      <w:r>
-        <w:rPr>
-          <w:rFonts w:asciiTheme="majorHAnsi" w:hAnsiTheme="majorHAnsi" w:cstheme="majorHAnsi"/>
-          <w:lang w:val="pt-PT"/>
-        </w:rPr>
-        <w:t>validação do output do LLM;</w:t>
-      </w:r>
-    </w:p>
-    <w:p>
-      <w:pPr>
-        <w:pStyle w:val="Listacommarcas"/>
-        <w:rPr>
-          <w:rFonts w:asciiTheme="majorHAnsi" w:hAnsiTheme="majorHAnsi" w:cstheme="majorHAnsi"/>
-        </w:rPr>
-      </w:pPr>
-      <w:proofErr w:type="spellStart"/>
-      <w:r>
-        <w:rPr>
-          <w:rFonts w:asciiTheme="majorHAnsi" w:hAnsiTheme="majorHAnsi" w:cstheme="majorHAnsi"/>
-        </w:rPr>
-        <w:t>citações</w:t>
-      </w:r>
-      <w:proofErr w:type="spellEnd"/>
-      <w:r>
-        <w:rPr>
-          <w:rFonts w:asciiTheme="majorHAnsi" w:hAnsiTheme="majorHAnsi" w:cstheme="majorHAnsi"/>
-        </w:rPr>
-        <w:t xml:space="preserve"> </w:t>
-      </w:r>
-      <w:proofErr w:type="spellStart"/>
-      <w:r>
-        <w:rPr>
-          <w:rFonts w:asciiTheme="majorHAnsi" w:hAnsiTheme="majorHAnsi" w:cstheme="majorHAnsi"/>
-        </w:rPr>
-        <w:t>verificáveis</w:t>
-      </w:r>
-      <w:proofErr w:type="spellEnd"/>
-      <w:r>
-        <w:rPr>
-          <w:rFonts w:asciiTheme="majorHAnsi" w:hAnsiTheme="majorHAnsi" w:cstheme="majorHAnsi"/>
-        </w:rPr>
-        <w:t>;</w:t>
-      </w:r>
-    </w:p>
-    <w:p>
-      <w:pPr>
-        <w:pStyle w:val="Listacommarcas"/>
-        <w:rPr>
-          <w:rFonts w:asciiTheme="majorHAnsi" w:hAnsiTheme="majorHAnsi" w:cstheme="majorHAnsi"/>
-        </w:rPr>
-      </w:pPr>
-      <w:r>
-        <w:rPr>
-          <w:rFonts w:asciiTheme="majorHAnsi" w:hAnsiTheme="majorHAnsi" w:cstheme="majorHAnsi"/>
-        </w:rPr>
-        <w:t>recuperação documental local;</w:t>
-      </w:r>
-    </w:p>
-    <w:p>
-      <w:pPr>
-        <w:pStyle w:val="Listacommarcas"/>
-        <w:rPr>
-          <w:rFonts w:asciiTheme="majorHAnsi" w:hAnsiTheme="majorHAnsi" w:cstheme="majorHAnsi"/>
-          <w:lang w:val="pt-PT"/>
-        </w:rPr>
-      </w:pPr>
-      <w:r>
-        <w:rPr>
-          <w:rFonts w:asciiTheme="majorHAnsi" w:hAnsiTheme="majorHAnsi" w:cstheme="majorHAnsi"/>
-          <w:lang w:val="pt-PT"/>
-        </w:rPr>
-        <w:t xml:space="preserve">separação entre modelo de </w:t>
-      </w:r>
-      <w:proofErr w:type="spellStart"/>
-      <w:r>
-        <w:rPr>
-          <w:rFonts w:asciiTheme="majorHAnsi" w:hAnsiTheme="majorHAnsi" w:cstheme="majorHAnsi"/>
-          <w:lang w:val="pt-PT"/>
-        </w:rPr>
-        <w:t>runtime</w:t>
-      </w:r>
-      <w:proofErr w:type="spellEnd"/>
-      <w:r>
-        <w:rPr>
-          <w:rFonts w:asciiTheme="majorHAnsi" w:hAnsiTheme="majorHAnsi" w:cstheme="majorHAnsi"/>
-          <w:lang w:val="pt-PT"/>
-        </w:rPr>
-        <w:t xml:space="preserve"> e modelo de suporte;</w:t>
-      </w:r>
-    </w:p>
-    <w:p>
-      <w:pPr>
-        <w:pStyle w:val="Listacommarcas"/>
-        <w:rPr>
-          <w:rFonts w:asciiTheme="majorHAnsi" w:hAnsiTheme="majorHAnsi" w:cstheme="majorHAnsi"/>
-          <w:lang w:val="pt-PT"/>
-        </w:rPr>
-      </w:pPr>
-      <w:r>
-        <w:rPr>
-          <w:rFonts w:asciiTheme="majorHAnsi" w:hAnsiTheme="majorHAnsi" w:cstheme="majorHAnsi"/>
-          <w:lang w:val="pt-PT"/>
-        </w:rPr>
-        <w:t xml:space="preserve">cache de respostas e </w:t>
-      </w:r>
-      <w:proofErr w:type="spellStart"/>
-      <w:r>
-        <w:rPr>
-          <w:rFonts w:asciiTheme="majorHAnsi" w:hAnsiTheme="majorHAnsi" w:cstheme="majorHAnsi"/>
-          <w:lang w:val="pt-PT"/>
-        </w:rPr>
-        <w:t>deduplicação</w:t>
-      </w:r>
-      <w:proofErr w:type="spellEnd"/>
-      <w:r>
-        <w:rPr>
-          <w:rFonts w:asciiTheme="majorHAnsi" w:hAnsiTheme="majorHAnsi" w:cstheme="majorHAnsi"/>
-          <w:lang w:val="pt-PT"/>
-        </w:rPr>
-        <w:t xml:space="preserve"> de pedidos em voo;</w:t>
-      </w:r>
-    </w:p>
-    <w:p>
-      <w:pPr>
-        <w:pStyle w:val="Listacommarcas"/>
-        <w:rPr>
-          <w:rFonts w:asciiTheme="majorHAnsi" w:hAnsiTheme="majorHAnsi" w:cstheme="majorHAnsi"/>
-          <w:lang w:val="pt-PT"/>
-        </w:rPr>
-      </w:pPr>
-      <w:r>
-        <w:rPr>
-          <w:rFonts w:asciiTheme="majorHAnsi" w:hAnsiTheme="majorHAnsi" w:cstheme="majorHAnsi"/>
-          <w:lang w:val="pt-PT"/>
-        </w:rPr>
-        <w:t>memória de sessão para contexto;</w:t>
-      </w:r>
-    </w:p>
-    <w:p>
-      <w:pPr>
-        <w:pStyle w:val="Listacommarcas"/>
-        <w:rPr>
-          <w:rFonts w:asciiTheme="majorHAnsi" w:hAnsiTheme="majorHAnsi" w:cstheme="majorHAnsi"/>
-          <w:lang w:val="pt-PT"/>
-        </w:rPr>
-      </w:pPr>
-      <w:r>
-        <w:rPr>
-          <w:rFonts w:asciiTheme="majorHAnsi" w:hAnsiTheme="majorHAnsi" w:cstheme="majorHAnsi"/>
-          <w:lang w:val="pt-PT"/>
-        </w:rPr>
-        <w:t xml:space="preserve">pipeline local, sem dependência de </w:t>
-      </w:r>
-      <w:proofErr w:type="spellStart"/>
-      <w:r>
-        <w:rPr>
-          <w:rFonts w:asciiTheme="majorHAnsi" w:hAnsiTheme="majorHAnsi" w:cstheme="majorHAnsi"/>
-          <w:lang w:val="pt-PT"/>
-        </w:rPr>
-        <w:t>APIs</w:t>
-      </w:r>
-      <w:proofErr w:type="spellEnd"/>
-      <w:r>
-        <w:rPr>
-          <w:rFonts w:asciiTheme="majorHAnsi" w:hAnsiTheme="majorHAnsi" w:cstheme="majorHAnsi"/>
-          <w:lang w:val="pt-PT"/>
-        </w:rPr>
-        <w:t xml:space="preserve"> </w:t>
-      </w:r>
-      <w:proofErr w:type="spellStart"/>
-      <w:r>
-        <w:rPr>
-          <w:rFonts w:asciiTheme="majorHAnsi" w:hAnsiTheme="majorHAnsi" w:cstheme="majorHAnsi"/>
-          <w:lang w:val="pt-PT"/>
-        </w:rPr>
-        <w:t>cloud</w:t>
-      </w:r>
-      <w:proofErr w:type="spellEnd"/>
-      <w:r>
-        <w:rPr>
-          <w:rFonts w:asciiTheme="majorHAnsi" w:hAnsiTheme="majorHAnsi" w:cstheme="majorHAnsi"/>
-          <w:lang w:val="pt-PT"/>
-        </w:rPr>
-        <w:t xml:space="preserve"> externas;</w:t>
-      </w:r>
-    </w:p>
-    <w:p>
-      <w:pPr>
-        <w:pStyle w:val="Listacommarcas"/>
-        <w:rPr>
-          <w:rFonts w:asciiTheme="majorHAnsi" w:hAnsiTheme="majorHAnsi" w:cstheme="majorHAnsi"/>
-          <w:lang w:val="pt-PT"/>
-        </w:rPr>
-      </w:pPr>
-      <w:proofErr w:type="spellStart"/>
-      <w:r>
-        <w:rPr>
-          <w:rFonts w:asciiTheme="majorHAnsi" w:hAnsiTheme="majorHAnsi" w:cstheme="majorHAnsi"/>
-          <w:lang w:val="pt-PT"/>
-        </w:rPr>
-        <w:t>human</w:t>
-      </w:r>
-      <w:proofErr w:type="spellEnd"/>
-      <w:r>
-        <w:rPr>
-          <w:rFonts w:asciiTheme="majorHAnsi" w:hAnsiTheme="majorHAnsi" w:cstheme="majorHAnsi"/>
-          <w:lang w:val="pt-PT"/>
-        </w:rPr>
-        <w:t>-in-</w:t>
-      </w:r>
-      <w:proofErr w:type="spellStart"/>
-      <w:r>
-        <w:rPr>
-          <w:rFonts w:asciiTheme="majorHAnsi" w:hAnsiTheme="majorHAnsi" w:cstheme="majorHAnsi"/>
-          <w:lang w:val="pt-PT"/>
-        </w:rPr>
-        <w:t>the</w:t>
-      </w:r>
-      <w:proofErr w:type="spellEnd"/>
-      <w:r>
-        <w:rPr>
-          <w:rFonts w:asciiTheme="majorHAnsi" w:hAnsiTheme="majorHAnsi" w:cstheme="majorHAnsi"/>
-          <w:lang w:val="pt-PT"/>
-        </w:rPr>
-        <w:t>-</w:t>
-      </w:r>
-      <w:proofErr w:type="spellStart"/>
-      <w:r>
-        <w:rPr>
-          <w:rFonts w:asciiTheme="majorHAnsi" w:hAnsiTheme="majorHAnsi" w:cstheme="majorHAnsi"/>
-          <w:lang w:val="pt-PT"/>
-        </w:rPr>
-        <w:t>loop</w:t>
-      </w:r>
-      <w:proofErr w:type="spellEnd"/>
-      <w:r>
-        <w:rPr>
-          <w:rFonts w:asciiTheme="majorHAnsi" w:hAnsiTheme="majorHAnsi" w:cstheme="majorHAnsi"/>
-          <w:lang w:val="pt-PT"/>
-        </w:rPr>
-        <w:t xml:space="preserve"> para expansão do conhecimento.</w:t>
-      </w:r>
-    </w:p>
-    <w:p>
-      <w:pPr>
-        <w:rPr>
-          <w:rFonts w:asciiTheme="majorHAnsi" w:hAnsiTheme="majorHAnsi" w:cstheme="majorHAnsi"/>
-          <w:lang w:val="pt-PT"/>
-        </w:rPr>
-      </w:pPr>
-      <w:r>
-        <w:rPr>
-          <w:rFonts w:asciiTheme="majorHAnsi" w:hAnsiTheme="majorHAnsi" w:cstheme="majorHAnsi"/>
-          <w:lang w:val="pt-PT"/>
-        </w:rPr>
-        <w:t>Em termos metodológicos, o projeto resume-se da seguinte forma:</w:t>
-      </w:r>
-    </w:p>
-    <w:p>
-      <w:pPr>
-        <w:pStyle w:val="Listacommarcas"/>
-        <w:rPr>
-          <w:rFonts w:asciiTheme="majorHAnsi" w:hAnsiTheme="majorHAnsi" w:cstheme="majorHAnsi"/>
-        </w:rPr>
-      </w:pPr>
-      <w:proofErr w:type="spellStart"/>
-      <w:r>
-        <w:rPr>
-          <w:rFonts w:asciiTheme="majorHAnsi" w:hAnsiTheme="majorHAnsi" w:cstheme="majorHAnsi"/>
-        </w:rPr>
-        <w:t>arquitetura</w:t>
-      </w:r>
-      <w:proofErr w:type="spellEnd"/>
-      <w:r>
-        <w:rPr>
-          <w:rFonts w:asciiTheme="majorHAnsi" w:hAnsiTheme="majorHAnsi" w:cstheme="majorHAnsi"/>
-        </w:rPr>
-        <w:t xml:space="preserve"> </w:t>
-      </w:r>
-      <w:proofErr w:type="spellStart"/>
-      <w:r>
-        <w:rPr>
-          <w:rFonts w:asciiTheme="majorHAnsi" w:hAnsiTheme="majorHAnsi" w:cstheme="majorHAnsi"/>
-        </w:rPr>
-        <w:t>híbrida</w:t>
-      </w:r>
-      <w:proofErr w:type="spellEnd"/>
-      <w:r>
-        <w:rPr>
-          <w:rFonts w:asciiTheme="majorHAnsi" w:hAnsiTheme="majorHAnsi" w:cstheme="majorHAnsi"/>
-        </w:rPr>
-        <w:t>;</w:t>
-      </w:r>
-    </w:p>
-    <w:p>
-      <w:pPr>
-        <w:pStyle w:val="Listacommarcas"/>
-        <w:rPr>
-          <w:rFonts w:asciiTheme="majorHAnsi" w:hAnsiTheme="majorHAnsi" w:cstheme="majorHAnsi"/>
-          <w:lang w:val="pt-PT"/>
-        </w:rPr>
-      </w:pPr>
-      <w:r>
-        <w:rPr>
-          <w:rFonts w:asciiTheme="majorHAnsi" w:hAnsiTheme="majorHAnsi" w:cstheme="majorHAnsi"/>
-          <w:lang w:val="pt-PT"/>
-        </w:rPr>
-        <w:t>RAG com heurísticas de domínio;</w:t>
-      </w:r>
-    </w:p>
-    <w:p>
-      <w:pPr>
-        <w:pStyle w:val="Listacommarcas"/>
-        <w:rPr>
-          <w:rFonts w:asciiTheme="majorHAnsi" w:hAnsiTheme="majorHAnsi" w:cstheme="majorHAnsi"/>
-          <w:lang w:val="pt-PT"/>
-        </w:rPr>
-      </w:pPr>
-      <w:r>
-        <w:rPr>
-          <w:rFonts w:asciiTheme="majorHAnsi" w:hAnsiTheme="majorHAnsi" w:cstheme="majorHAnsi"/>
-          <w:lang w:val="pt-PT"/>
-        </w:rPr>
-        <w:t>curadoria humana assistida por IA;</w:t>
-      </w:r>
-    </w:p>
-    <w:p>
-      <w:pPr>
-        <w:pStyle w:val="Listacommarcas"/>
-        <w:rPr>
-          <w:rFonts w:asciiTheme="majorHAnsi" w:hAnsiTheme="majorHAnsi" w:cstheme="majorHAnsi"/>
-          <w:lang w:val="pt-PT"/>
-        </w:rPr>
-      </w:pPr>
-      <w:r>
-        <w:rPr>
-          <w:rFonts w:asciiTheme="majorHAnsi" w:hAnsiTheme="majorHAnsi" w:cstheme="majorHAnsi"/>
-          <w:lang w:val="pt-PT"/>
-        </w:rPr>
-        <w:t>prioridade à segurança e ao rigor semântico sobre a criatividade e aleatoriedade.</w:t>
-      </w:r>
-    </w:p>
-    <w:p>
-      <w:pPr>
-        <w:pStyle w:val="Ttulo2"/>
-        <w:rPr>
-          <w:lang w:val="pt-PT"/>
-        </w:rPr>
-      </w:pPr>
-      <w:bookmarkStart w:id="15" w:name="_Toc228198262"/>
-      <w:r>
-        <w:rPr>
-          <w:lang w:val="pt-PT"/>
-        </w:rPr>
-        <w:lastRenderedPageBreak/>
-        <w:t>Estado Atual do Projeto</w:t>
-      </w:r>
-      <w:bookmarkEnd w:id="15"/>
-    </w:p>
-    <w:p>
-      <w:pPr>
-        <w:rPr>
-          <w:rFonts w:asciiTheme="majorHAnsi" w:hAnsiTheme="majorHAnsi" w:cstheme="majorHAnsi"/>
-          <w:lang w:val="pt-PT"/>
-        </w:rPr>
-      </w:pPr>
-      <w:r>
-        <w:rPr>
-          <w:rFonts w:asciiTheme="majorHAnsi" w:hAnsiTheme="majorHAnsi" w:cstheme="majorHAnsi"/>
-          <w:lang w:val="pt-PT"/>
-        </w:rPr>
-        <w:t xml:space="preserve">Ficheiros do </w:t>
-      </w:r>
-      <w:proofErr w:type="spellStart"/>
-      <w:r>
-        <w:rPr>
-          <w:rFonts w:asciiTheme="majorHAnsi" w:hAnsiTheme="majorHAnsi" w:cstheme="majorHAnsi"/>
-          <w:lang w:val="pt-PT"/>
-        </w:rPr>
-        <w:t>runtime</w:t>
-      </w:r>
-      <w:proofErr w:type="spellEnd"/>
-      <w:r>
-        <w:rPr>
-          <w:rFonts w:asciiTheme="majorHAnsi" w:hAnsiTheme="majorHAnsi" w:cstheme="majorHAnsi"/>
-          <w:lang w:val="pt-PT"/>
-        </w:rPr>
-        <w:t xml:space="preserve"> principal:</w:t>
-      </w:r>
-    </w:p>
-    <w:p>
-      <w:pPr>
-        <w:pStyle w:val="Listacommarcas"/>
-        <w:rPr>
-          <w:rFonts w:asciiTheme="majorHAnsi" w:hAnsiTheme="majorHAnsi" w:cstheme="majorHAnsi"/>
-        </w:rPr>
-      </w:pPr>
-      <w:r>
-        <w:rPr>
-          <w:rFonts w:asciiTheme="majorHAnsi" w:hAnsiTheme="majorHAnsi" w:cstheme="majorHAnsi"/>
-        </w:rPr>
-        <w:t>nova-bot-server.js</w:t>
-      </w:r>
-    </w:p>
-    <w:p>
-      <w:pPr>
-        <w:pStyle w:val="Listacommarcas"/>
-        <w:rPr>
-          <w:rFonts w:asciiTheme="majorHAnsi" w:hAnsiTheme="majorHAnsi" w:cstheme="majorHAnsi"/>
-        </w:rPr>
-      </w:pPr>
-      <w:r>
-        <w:rPr>
-          <w:rFonts w:asciiTheme="majorHAnsi" w:hAnsiTheme="majorHAnsi" w:cstheme="majorHAnsi"/>
-        </w:rPr>
-        <w:t>frontend/index.html</w:t>
-      </w:r>
-    </w:p>
-    <w:p>
-      <w:pPr>
-        <w:pStyle w:val="Listacommarcas"/>
-        <w:rPr>
-          <w:rFonts w:asciiTheme="majorHAnsi" w:hAnsiTheme="majorHAnsi" w:cstheme="majorHAnsi"/>
-        </w:rPr>
-      </w:pPr>
-      <w:r>
-        <w:rPr>
-          <w:rFonts w:asciiTheme="majorHAnsi" w:hAnsiTheme="majorHAnsi" w:cstheme="majorHAnsi"/>
-        </w:rPr>
-        <w:t>frontend/nova-bot.js</w:t>
-      </w:r>
-    </w:p>
-    <w:p>
-      <w:pPr>
-        <w:pStyle w:val="Listacommarcas"/>
-        <w:rPr>
-          <w:rFonts w:asciiTheme="majorHAnsi" w:hAnsiTheme="majorHAnsi" w:cstheme="majorHAnsi"/>
-        </w:rPr>
-      </w:pPr>
-      <w:r>
-        <w:rPr>
-          <w:rFonts w:asciiTheme="majorHAnsi" w:hAnsiTheme="majorHAnsi" w:cstheme="majorHAnsi"/>
-        </w:rPr>
-        <w:t>frontend/style.css</w:t>
-      </w:r>
-    </w:p>
-    <w:p>
-      <w:pPr>
-        <w:pStyle w:val="Listacommarcas"/>
-        <w:rPr>
-          <w:rFonts w:asciiTheme="majorHAnsi" w:hAnsiTheme="majorHAnsi" w:cstheme="majorHAnsi"/>
-        </w:rPr>
-      </w:pPr>
-      <w:r>
-        <w:rPr>
-          <w:rFonts w:asciiTheme="majorHAnsi" w:hAnsiTheme="majorHAnsi" w:cstheme="majorHAnsi"/>
-        </w:rPr>
-        <w:t>indexdocs.mjs</w:t>
-      </w:r>
-    </w:p>
-    <w:p>
-      <w:pPr>
-        <w:rPr>
-          <w:rFonts w:asciiTheme="majorHAnsi" w:hAnsiTheme="majorHAnsi" w:cstheme="majorHAnsi"/>
-          <w:lang w:val="pt-PT"/>
-        </w:rPr>
-      </w:pPr>
-      <w:r>
-        <w:rPr>
-          <w:rFonts w:asciiTheme="majorHAnsi" w:hAnsiTheme="majorHAnsi" w:cstheme="majorHAnsi"/>
-          <w:lang w:val="pt-PT"/>
-        </w:rPr>
-        <w:t>Ficheiros da infraestrutura de suporte:</w:t>
-      </w:r>
-    </w:p>
-    <w:p>
-      <w:pPr>
-        <w:pStyle w:val="Listacommarcas"/>
-        <w:rPr>
-          <w:rFonts w:asciiTheme="majorHAnsi" w:hAnsiTheme="majorHAnsi" w:cstheme="majorHAnsi"/>
-        </w:rPr>
-      </w:pPr>
-      <w:r>
-        <w:rPr>
-          <w:rFonts w:asciiTheme="majorHAnsi" w:hAnsiTheme="majorHAnsi" w:cstheme="majorHAnsi"/>
-        </w:rPr>
-        <w:t>generate-</w:t>
-      </w:r>
-      <w:proofErr w:type="spellStart"/>
-      <w:r>
-        <w:rPr>
-          <w:rFonts w:asciiTheme="majorHAnsi" w:hAnsiTheme="majorHAnsi" w:cstheme="majorHAnsi"/>
-        </w:rPr>
-        <w:t>faqs</w:t>
-      </w:r>
-      <w:proofErr w:type="spellEnd"/>
-      <w:r>
-        <w:rPr>
-          <w:rFonts w:asciiTheme="majorHAnsi" w:hAnsiTheme="majorHAnsi" w:cstheme="majorHAnsi"/>
-        </w:rPr>
-        <w:t>-from-</w:t>
-      </w:r>
-      <w:proofErr w:type="spellStart"/>
-      <w:r>
-        <w:rPr>
-          <w:rFonts w:asciiTheme="majorHAnsi" w:hAnsiTheme="majorHAnsi" w:cstheme="majorHAnsi"/>
-        </w:rPr>
-        <w:t>doc.mjs</w:t>
-      </w:r>
-      <w:proofErr w:type="spellEnd"/>
-    </w:p>
-    <w:p>
-      <w:pPr>
-        <w:pStyle w:val="Listacommarcas"/>
-        <w:rPr>
-          <w:rFonts w:asciiTheme="majorHAnsi" w:hAnsiTheme="majorHAnsi" w:cstheme="majorHAnsi"/>
-        </w:rPr>
-      </w:pPr>
-      <w:r>
-        <w:rPr>
-          <w:rFonts w:asciiTheme="majorHAnsi" w:hAnsiTheme="majorHAnsi" w:cstheme="majorHAnsi"/>
-        </w:rPr>
-        <w:t>approve-generated-faqs.mjs</w:t>
-      </w:r>
-    </w:p>
-    <w:p>
-      <w:pPr>
-        <w:pStyle w:val="Listacommarcas"/>
-        <w:rPr>
-          <w:rFonts w:asciiTheme="majorHAnsi" w:hAnsiTheme="majorHAnsi" w:cstheme="majorHAnsi"/>
-        </w:rPr>
-      </w:pPr>
-      <w:r>
-        <w:rPr>
-          <w:rFonts w:asciiTheme="majorHAnsi" w:hAnsiTheme="majorHAnsi" w:cstheme="majorHAnsi"/>
-        </w:rPr>
-        <w:t>compare-doc-versions.mjs</w:t>
-      </w:r>
-    </w:p>
-    <w:p>
-      <w:pPr>
-        <w:pStyle w:val="Listacommarcas"/>
-        <w:rPr>
-          <w:rFonts w:asciiTheme="majorHAnsi" w:hAnsiTheme="majorHAnsi" w:cstheme="majorHAnsi"/>
-        </w:rPr>
-      </w:pPr>
-      <w:r>
-        <w:rPr>
-          <w:rFonts w:asciiTheme="majorHAnsi" w:hAnsiTheme="majorHAnsi" w:cstheme="majorHAnsi"/>
-        </w:rPr>
-        <w:t>README.md</w:t>
-      </w:r>
-    </w:p>
-    <w:p>
-      <w:pPr>
-        <w:pStyle w:val="Listacommarcas"/>
-        <w:rPr>
-          <w:rFonts w:asciiTheme="majorHAnsi" w:hAnsiTheme="majorHAnsi" w:cstheme="majorHAnsi"/>
-        </w:rPr>
-      </w:pPr>
-      <w:r>
-        <w:rPr>
-          <w:rFonts w:asciiTheme="majorHAnsi" w:hAnsiTheme="majorHAnsi" w:cstheme="majorHAnsi"/>
-        </w:rPr>
-        <w:t>backend/README.md</w:t>
-      </w:r>
-    </w:p>
-    <w:p>
-      <w:pPr>
-        <w:pStyle w:val="Listacommarcas"/>
-        <w:rPr>
-          <w:rFonts w:asciiTheme="majorHAnsi" w:hAnsiTheme="majorHAnsi" w:cstheme="majorHAnsi"/>
-        </w:rPr>
-      </w:pPr>
-      <w:r>
-        <w:rPr>
-          <w:rFonts w:asciiTheme="majorHAnsi" w:hAnsiTheme="majorHAnsi" w:cstheme="majorHAnsi"/>
-        </w:rPr>
-        <w:t>backend/TECHNICAL-OVERVIEW.md</w:t>
-      </w:r>
-    </w:p>
-    <w:p>
-      <w:pPr>
-        <w:rPr>
-          <w:rFonts w:asciiTheme="majorHAnsi" w:hAnsiTheme="majorHAnsi" w:cstheme="majorHAnsi"/>
-          <w:lang w:val="pt-PT"/>
-        </w:rPr>
-      </w:pPr>
-      <w:r>
-        <w:rPr>
-          <w:rFonts w:asciiTheme="majorHAnsi" w:hAnsiTheme="majorHAnsi" w:cstheme="majorHAnsi"/>
-          <w:lang w:val="pt-PT"/>
-        </w:rPr>
-        <w:t xml:space="preserve">O projeto encontra-se funcional, com maior robustez em reconhecimento académico e igualdade e inclusão. A pipeline documental e os scripts de suporte já estão operacionais, embora o </w:t>
-      </w:r>
-      <w:proofErr w:type="spellStart"/>
-      <w:r>
-        <w:rPr>
-          <w:rFonts w:asciiTheme="majorHAnsi" w:hAnsiTheme="majorHAnsi" w:cstheme="majorHAnsi"/>
-          <w:lang w:val="pt-PT"/>
-        </w:rPr>
-        <w:t>backend</w:t>
-      </w:r>
-      <w:proofErr w:type="spellEnd"/>
-      <w:r>
-        <w:rPr>
-          <w:rFonts w:asciiTheme="majorHAnsi" w:hAnsiTheme="majorHAnsi" w:cstheme="majorHAnsi"/>
-          <w:lang w:val="pt-PT"/>
-        </w:rPr>
-        <w:t xml:space="preserve"> principal já concentre complexidade suficiente para justificar modularização futura.</w:t>
-      </w:r>
-    </w:p>
-    <w:p>
-      <w:pPr>
-        <w:pStyle w:val="Ttulo2"/>
-        <w:rPr>
-          <w:lang w:val="pt-PT"/>
-        </w:rPr>
-      </w:pPr>
-      <w:bookmarkStart w:id="16" w:name="_Toc228198263"/>
-      <w:r>
-        <w:rPr>
-          <w:lang w:val="pt-PT"/>
-        </w:rPr>
-        <w:t>Limitações Atuais</w:t>
-      </w:r>
-      <w:bookmarkEnd w:id="16"/>
-    </w:p>
-    <w:p>
-      <w:pPr>
-        <w:rPr>
-          <w:rFonts w:asciiTheme="majorHAnsi" w:hAnsiTheme="majorHAnsi" w:cstheme="majorHAnsi"/>
-          <w:lang w:val="pt-PT"/>
-        </w:rPr>
-      </w:pPr>
-      <w:r>
-        <w:rPr>
-          <w:rFonts w:asciiTheme="majorHAnsi" w:hAnsiTheme="majorHAnsi" w:cstheme="majorHAnsi"/>
-          <w:lang w:val="pt-PT"/>
-        </w:rPr>
-        <w:t>As principais limitações, hoje, são as seguintes:</w:t>
-      </w:r>
-    </w:p>
-    <w:p>
-      <w:pPr>
-        <w:pStyle w:val="Listacommarcas"/>
-        <w:rPr>
-          <w:rFonts w:asciiTheme="majorHAnsi" w:hAnsiTheme="majorHAnsi" w:cstheme="majorHAnsi"/>
-          <w:lang w:val="pt-PT"/>
-        </w:rPr>
-      </w:pPr>
-      <w:r>
-        <w:rPr>
-          <w:rFonts w:asciiTheme="majorHAnsi" w:hAnsiTheme="majorHAnsi" w:cstheme="majorHAnsi"/>
-          <w:lang w:val="pt-PT"/>
-        </w:rPr>
-        <w:t xml:space="preserve">As </w:t>
-      </w:r>
-      <w:proofErr w:type="spellStart"/>
-      <w:r>
-        <w:rPr>
-          <w:rFonts w:asciiTheme="majorHAnsi" w:hAnsiTheme="majorHAnsi" w:cstheme="majorHAnsi"/>
-          <w:lang w:val="pt-PT"/>
-        </w:rPr>
-        <w:t>FAQs</w:t>
-      </w:r>
-      <w:proofErr w:type="spellEnd"/>
-      <w:r>
-        <w:rPr>
-          <w:rFonts w:asciiTheme="majorHAnsi" w:hAnsiTheme="majorHAnsi" w:cstheme="majorHAnsi"/>
-          <w:lang w:val="pt-PT"/>
-        </w:rPr>
-        <w:t xml:space="preserve"> aprovadas ainda não entram automaticamente no </w:t>
+        <w:t xml:space="preserve">a lógica conversacional mais avançada encontra-se atualmente mais amadurecida em reconhecimento académico e em alguns fluxos institucionais específicos do que no conjunto global do </w:t>
       </w:r>
       <w:proofErr w:type="spellStart"/>
       <w:r>
@@ -7857,119 +9006,7 @@
           <w:rFonts w:asciiTheme="majorHAnsi" w:hAnsiTheme="majorHAnsi" w:cstheme="majorHAnsi"/>
           <w:lang w:val="pt-PT"/>
         </w:rPr>
-        <w:t>, embora esse comportamento tenha sido mantido propositadamente nesta fase.</w:t>
-      </w:r>
-    </w:p>
-    <w:p>
-      <w:pPr>
-        <w:pStyle w:val="Listacommarcas"/>
-        <w:rPr>
-          <w:rFonts w:asciiTheme="majorHAnsi" w:hAnsiTheme="majorHAnsi" w:cstheme="majorHAnsi"/>
-          <w:lang w:val="pt-PT"/>
-        </w:rPr>
-      </w:pPr>
-      <w:r>
-        <w:rPr>
-          <w:rFonts w:asciiTheme="majorHAnsi" w:hAnsiTheme="majorHAnsi" w:cstheme="majorHAnsi"/>
-          <w:lang w:val="pt-PT"/>
-        </w:rPr>
-        <w:t xml:space="preserve">A resposta documental continua dependente da qualidade do texto extraído dos </w:t>
-      </w:r>
-      <w:proofErr w:type="spellStart"/>
-      <w:r>
-        <w:rPr>
-          <w:rFonts w:asciiTheme="majorHAnsi" w:hAnsiTheme="majorHAnsi" w:cstheme="majorHAnsi"/>
-          <w:lang w:val="pt-PT"/>
-        </w:rPr>
-        <w:t>PDFs</w:t>
-      </w:r>
-      <w:proofErr w:type="spellEnd"/>
-      <w:r>
-        <w:rPr>
-          <w:rFonts w:asciiTheme="majorHAnsi" w:hAnsiTheme="majorHAnsi" w:cstheme="majorHAnsi"/>
-          <w:lang w:val="pt-PT"/>
-        </w:rPr>
-        <w:t xml:space="preserve"> e do desempenho do modelo local.</w:t>
-      </w:r>
-    </w:p>
-    <w:p>
-      <w:pPr>
-        <w:pStyle w:val="Listacommarcas"/>
-        <w:rPr>
-          <w:rFonts w:asciiTheme="majorHAnsi" w:hAnsiTheme="majorHAnsi" w:cstheme="majorHAnsi"/>
-          <w:lang w:val="pt-PT"/>
-        </w:rPr>
-      </w:pPr>
-      <w:r>
-        <w:rPr>
-          <w:rFonts w:asciiTheme="majorHAnsi" w:hAnsiTheme="majorHAnsi" w:cstheme="majorHAnsi"/>
-          <w:lang w:val="pt-PT"/>
-        </w:rPr>
-        <w:t xml:space="preserve">Há complexidade acumulada no </w:t>
-      </w:r>
-      <w:proofErr w:type="spellStart"/>
-      <w:r>
-        <w:rPr>
-          <w:rFonts w:asciiTheme="majorHAnsi" w:hAnsiTheme="majorHAnsi" w:cstheme="majorHAnsi"/>
-          <w:lang w:val="pt-PT"/>
-        </w:rPr>
-        <w:t>backend</w:t>
-      </w:r>
-      <w:proofErr w:type="spellEnd"/>
-      <w:r>
-        <w:rPr>
-          <w:rFonts w:asciiTheme="majorHAnsi" w:hAnsiTheme="majorHAnsi" w:cstheme="majorHAnsi"/>
-          <w:lang w:val="pt-PT"/>
-        </w:rPr>
-        <w:t xml:space="preserve"> principal; está funcional, mas já pede organização modular futura.</w:t>
-      </w:r>
-    </w:p>
-    <w:p>
-      <w:pPr>
-        <w:pStyle w:val="Listacommarcas"/>
-        <w:rPr>
-          <w:rFonts w:asciiTheme="majorHAnsi" w:hAnsiTheme="majorHAnsi" w:cstheme="majorHAnsi"/>
-          <w:lang w:val="pt-PT"/>
-        </w:rPr>
-      </w:pPr>
-      <w:r>
-        <w:rPr>
-          <w:rFonts w:asciiTheme="majorHAnsi" w:hAnsiTheme="majorHAnsi" w:cstheme="majorHAnsi"/>
-          <w:lang w:val="pt-PT"/>
-        </w:rPr>
-        <w:t xml:space="preserve">O </w:t>
-      </w:r>
-      <w:proofErr w:type="spellStart"/>
-      <w:r>
-        <w:rPr>
-          <w:rFonts w:asciiTheme="majorHAnsi" w:hAnsiTheme="majorHAnsi" w:cstheme="majorHAnsi"/>
-          <w:lang w:val="pt-PT"/>
-        </w:rPr>
-        <w:t>frontend</w:t>
-      </w:r>
-      <w:proofErr w:type="spellEnd"/>
-      <w:r>
-        <w:rPr>
-          <w:rFonts w:asciiTheme="majorHAnsi" w:hAnsiTheme="majorHAnsi" w:cstheme="majorHAnsi"/>
-          <w:lang w:val="pt-PT"/>
-        </w:rPr>
-        <w:t xml:space="preserve"> é eficaz, mas continua a ser uma camada de demonstração, não uma aplicação com arquitetura de </w:t>
-      </w:r>
-      <w:proofErr w:type="spellStart"/>
-      <w:r>
-        <w:rPr>
-          <w:rFonts w:asciiTheme="majorHAnsi" w:hAnsiTheme="majorHAnsi" w:cstheme="majorHAnsi"/>
-          <w:lang w:val="pt-PT"/>
-        </w:rPr>
-        <w:t>frontend</w:t>
-      </w:r>
-      <w:proofErr w:type="spellEnd"/>
-      <w:r>
-        <w:rPr>
-          <w:rFonts w:asciiTheme="majorHAnsi" w:hAnsiTheme="majorHAnsi" w:cstheme="majorHAnsi"/>
-          <w:lang w:val="pt-PT"/>
-        </w:rPr>
-        <w:t xml:space="preserve"> mais estruturada.</w:t>
+        <w:t>.</w:t>
       </w:r>
     </w:p>
     <w:sectPr>
